--- a/shinmok1/pack/2509/H1MOGO25-09_36_SET.docx
+++ b/shinmok1/pack/2509/H1MOGO25-09_36_SET.docx
@@ -58,7 +58,7 @@
           <w:sz w:val="16"/>
           <w:u w:val="none"/>
         </w:rPr>
-        <w:t>(   )반 (   )번 이름(            )  CHECK ___/35  전용 ___/44.2점</w:t>
+        <w:t>(   )반 (   )번 이름(            )  CHECK ___/35  전용 ___/30.0점</w:t>
       </w:r>
     </w:p>
     <w:p>
@@ -1458,7 +1458,7 @@
           <w:sz w:val="18"/>
           <w:u w:val="none"/>
         </w:rPr>
-        <w:t>PART 2 · 전용문제  (선택형 13 · 서답형 1 · 44.2점)</w:t>
+        <w:t>PART 2 · 전용문제  (선택형 8 · 서답형 2 · 30.0점)</w:t>
       </w:r>
     </w:p>
     <w:p>
@@ -1483,25 +1483,25 @@
           <w:sz w:val="17"/>
           <w:u w:val="none"/>
         </w:rPr>
-        <w:t xml:space="preserve"> 윗글의 내용과 일치하지 </w:t>
-      </w:r>
-      <w:r>
-        <w:rPr>
-          <w:rFonts w:ascii="맑은 고딕" w:hAnsi="맑은 고딕" w:eastAsia="맑은 고딕"/>
-          <w:b/>
-          <w:sz w:val="17"/>
-          <w:u w:val="none"/>
-        </w:rPr>
-        <w:t>않는</w:t>
+        <w:t xml:space="preserve"> 다음 글에 대한 &lt;보기&gt;의 설명 중 </w:t>
       </w:r>
       <w:r>
         <w:rPr>
           <w:rFonts w:ascii="맑은 고딕" w:hAnsi="맑은 고딕" w:eastAsia="맑은 고딕"/>
           <w:b w:val="0"/>
           <w:sz w:val="17"/>
-          <w:u w:val="none"/>
-        </w:rPr>
-        <w:t xml:space="preserve"> 것은? [2.7점]</w:t>
+          <w:u w:val="single"/>
+        </w:rPr>
+        <w:t>틀린</w:t>
+      </w:r>
+      <w:r>
+        <w:rPr>
+          <w:rFonts w:ascii="맑은 고딕" w:hAnsi="맑은 고딕" w:eastAsia="맑은 고딕"/>
+          <w:b w:val="0"/>
+          <w:sz w:val="17"/>
+          <w:u w:val="none"/>
+        </w:rPr>
+        <w:t xml:space="preserve"> 것만을 있는 대로 고른 것은? [3.2점]</w:t>
       </w:r>
     </w:p>
     <w:p>
@@ -1524,7 +1524,197 @@
           <w:sz w:val="17"/>
           <w:u w:val="none"/>
         </w:rPr>
-        <w:t>The desert tortoise beats Death Valley's heat by simply staying out of it. It sleeps through the winter and passes most of the summer underground, so that well over nine-tenths of its life is spent motionless. It comes to the surface mainly after a good rain, and then it gets busy, eating plants and scooping out holes that catch rainwater. What carries it through the long months of sleep, though, is its remarkable bladder, which works as a storage tank from which water can be drawn back into the body — enough to last a full year without a single drink of fresh water. That is why park rangers ask visitors not to lift a tortoise off the road: a frightened tortoise empties its bladder, and with it goes the water it cannot afford to lose.</w:t>
+        <w:t>The desert tortoise has a simple solution for coping with Death Valley's extreme heat: It avoids it. The slow-moving creature hibernates during the winter and stays in its tunnel for much of the summer, meaning that it spends more than 90 percent of its life ⓐ</w:t>
+      </w:r>
+      <w:r>
+        <w:rPr>
+          <w:rFonts w:ascii="맑은 고딕" w:hAnsi="맑은 고딕" w:eastAsia="맑은 고딕"/>
+          <w:b w:val="0"/>
+          <w:sz w:val="17"/>
+          <w:u w:val="single"/>
+        </w:rPr>
+        <w:t>immobile</w:t>
+      </w:r>
+      <w:r>
+        <w:rPr>
+          <w:rFonts w:ascii="맑은 고딕" w:hAnsi="맑은 고딕" w:eastAsia="맑은 고딕"/>
+          <w:b w:val="0"/>
+          <w:sz w:val="17"/>
+          <w:u w:val="none"/>
+        </w:rPr>
+        <w:t>. (A) ________, the tortoise usually only surfaces after a good rain. Then, it gets to work. The tortoise stocks up on water by eating plants and digging holes to collect rain. But to stay supplied with water through its extended hibernation, the reptile relies on something else — its highly sophisticated bladder. Unlike most animals, the tortoise's bladder acts as a holding tank, allowing it to reabsorb water back into its body. Incredibly, a desert tortoise can go a full year without taking in any freshwater at all. And because its bladder is so important to a tortoise's survival, park rangers often remind visitors not to stop and help the slow-movers across the road. Tortoises become so terrified when people pick them up that they empty their bladders, losing their ⓑ</w:t>
+      </w:r>
+      <w:r>
+        <w:rPr>
+          <w:rFonts w:ascii="맑은 고딕" w:hAnsi="맑은 고딕" w:eastAsia="맑은 고딕"/>
+          <w:b w:val="0"/>
+          <w:sz w:val="17"/>
+          <w:u w:val="single"/>
+        </w:rPr>
+        <w:t>precious</w:t>
+      </w:r>
+      <w:r>
+        <w:rPr>
+          <w:rFonts w:ascii="맑은 고딕" w:hAnsi="맑은 고딕" w:eastAsia="맑은 고딕"/>
+          <w:b w:val="0"/>
+          <w:sz w:val="17"/>
+          <w:u w:val="none"/>
+        </w:rPr>
+        <w:t xml:space="preserve"> water reserves.</w:t>
+      </w:r>
+    </w:p>
+    <w:p>
+      <w:pPr>
+        <w:spacing w:before="0" w:after="0" w:line="288" w:lineRule="auto"/>
+        <w:ind w:left="40"/>
+        <w:snapToGrid w:val="0"/>
+        <w:pBdr>
+          <w:top w:val="single" w:sz="4" w:space="2" w:color="9B6BD0"/>
+          <w:left w:val="single" w:sz="4" w:space="2" w:color="9B6BD0"/>
+          <w:bottom w:val="single" w:sz="4" w:space="2" w:color="9B6BD0"/>
+          <w:right w:val="single" w:sz="4" w:space="2" w:color="9B6BD0"/>
+        </w:pBdr>
+        <w:shd w:val="clear" w:color="auto" w:fill="FAF5FF"/>
+      </w:pPr>
+      <w:r>
+        <w:rPr>
+          <w:rFonts w:ascii="맑은 고딕" w:hAnsi="맑은 고딕" w:eastAsia="맑은 고딕"/>
+          <w:b/>
+          <w:sz w:val="17"/>
+          <w:u w:val="none"/>
+        </w:rPr>
+        <w:t>&lt;보 기&gt;</w:t>
+      </w:r>
+    </w:p>
+    <w:p>
+      <w:pPr>
+        <w:spacing w:before="0" w:after="0" w:line="288" w:lineRule="auto"/>
+        <w:ind w:left="40"/>
+        <w:snapToGrid w:val="0"/>
+        <w:pBdr>
+          <w:top w:val="single" w:sz="4" w:space="2" w:color="9B6BD0"/>
+          <w:left w:val="single" w:sz="4" w:space="2" w:color="9B6BD0"/>
+          <w:bottom w:val="single" w:sz="4" w:space="2" w:color="9B6BD0"/>
+          <w:right w:val="single" w:sz="4" w:space="2" w:color="9B6BD0"/>
+        </w:pBdr>
+        <w:shd w:val="clear" w:color="auto" w:fill="FAF5FF"/>
+      </w:pPr>
+      <w:r>
+        <w:rPr>
+          <w:rFonts w:ascii="맑은 고딕" w:hAnsi="맑은 고딕" w:eastAsia="맑은 고딕"/>
+          <w:b w:val="0"/>
+          <w:sz w:val="17"/>
+          <w:u w:val="none"/>
+        </w:rPr>
+        <w:t>(a) The tortoise copes with extreme heat by staying inactive for most of its life.</w:t>
+      </w:r>
+    </w:p>
+    <w:p>
+      <w:pPr>
+        <w:spacing w:before="0" w:after="0" w:line="288" w:lineRule="auto"/>
+        <w:ind w:left="40"/>
+        <w:snapToGrid w:val="0"/>
+        <w:pBdr>
+          <w:top w:val="single" w:sz="4" w:space="2" w:color="9B6BD0"/>
+          <w:left w:val="single" w:sz="4" w:space="2" w:color="9B6BD0"/>
+          <w:bottom w:val="single" w:sz="4" w:space="2" w:color="9B6BD0"/>
+          <w:right w:val="single" w:sz="4" w:space="2" w:color="9B6BD0"/>
+        </w:pBdr>
+        <w:shd w:val="clear" w:color="auto" w:fill="FAF5FF"/>
+      </w:pPr>
+      <w:r>
+        <w:rPr>
+          <w:rFonts w:ascii="맑은 고딕" w:hAnsi="맑은 고딕" w:eastAsia="맑은 고딕"/>
+          <w:b w:val="0"/>
+          <w:sz w:val="17"/>
+          <w:u w:val="none"/>
+        </w:rPr>
+        <w:t>(b) The appropriate expression for (A) is ‘In contrast’.</w:t>
+      </w:r>
+    </w:p>
+    <w:p>
+      <w:pPr>
+        <w:spacing w:before="0" w:after="0" w:line="288" w:lineRule="auto"/>
+        <w:ind w:left="40"/>
+        <w:snapToGrid w:val="0"/>
+        <w:pBdr>
+          <w:top w:val="single" w:sz="4" w:space="2" w:color="9B6BD0"/>
+          <w:left w:val="single" w:sz="4" w:space="2" w:color="9B6BD0"/>
+          <w:bottom w:val="single" w:sz="4" w:space="2" w:color="9B6BD0"/>
+          <w:right w:val="single" w:sz="4" w:space="2" w:color="9B6BD0"/>
+        </w:pBdr>
+        <w:shd w:val="clear" w:color="auto" w:fill="FAF5FF"/>
+      </w:pPr>
+      <w:r>
+        <w:rPr>
+          <w:rFonts w:ascii="맑은 고딕" w:hAnsi="맑은 고딕" w:eastAsia="맑은 고딕"/>
+          <w:b w:val="0"/>
+          <w:sz w:val="17"/>
+          <w:u w:val="none"/>
+        </w:rPr>
+        <w:t>(c) In ⓐ, ‘immobile’ can be replaced by ‘motionless’.</w:t>
+      </w:r>
+    </w:p>
+    <w:p>
+      <w:pPr>
+        <w:spacing w:before="0" w:after="0" w:line="288" w:lineRule="auto"/>
+        <w:ind w:left="40"/>
+        <w:snapToGrid w:val="0"/>
+        <w:pBdr>
+          <w:top w:val="single" w:sz="4" w:space="2" w:color="9B6BD0"/>
+          <w:left w:val="single" w:sz="4" w:space="2" w:color="9B6BD0"/>
+          <w:bottom w:val="single" w:sz="4" w:space="2" w:color="9B6BD0"/>
+          <w:right w:val="single" w:sz="4" w:space="2" w:color="9B6BD0"/>
+        </w:pBdr>
+        <w:shd w:val="clear" w:color="auto" w:fill="FAF5FF"/>
+      </w:pPr>
+      <w:r>
+        <w:rPr>
+          <w:rFonts w:ascii="맑은 고딕" w:hAnsi="맑은 고딕" w:eastAsia="맑은 고딕"/>
+          <w:b w:val="0"/>
+          <w:sz w:val="17"/>
+          <w:u w:val="none"/>
+        </w:rPr>
+        <w:t>(d) ⓑ ‘precious’ suggests that the water reserves can be easily replaced.</w:t>
+      </w:r>
+    </w:p>
+    <w:p>
+      <w:pPr>
+        <w:spacing w:before="0" w:after="60" w:line="288" w:lineRule="auto"/>
+        <w:ind w:left="40"/>
+        <w:snapToGrid w:val="0"/>
+        <w:pBdr>
+          <w:top w:val="single" w:sz="4" w:space="2" w:color="9B6BD0"/>
+          <w:left w:val="single" w:sz="4" w:space="2" w:color="9B6BD0"/>
+          <w:bottom w:val="single" w:sz="4" w:space="2" w:color="9B6BD0"/>
+          <w:right w:val="single" w:sz="4" w:space="2" w:color="9B6BD0"/>
+        </w:pBdr>
+        <w:shd w:val="clear" w:color="auto" w:fill="FAF5FF"/>
+      </w:pPr>
+      <w:r>
+        <w:rPr>
+          <w:rFonts w:ascii="맑은 고딕" w:hAnsi="맑은 고딕" w:eastAsia="맑은 고딕"/>
+          <w:b w:val="0"/>
+          <w:sz w:val="17"/>
+          <w:u w:val="none"/>
+        </w:rPr>
+        <w:t>(e) Park rangers advise visitors to carry tortoises across the road quickly.</w:t>
+      </w:r>
+    </w:p>
+    <w:p>
+      <w:pPr>
+        <w:spacing w:before="0" w:after="20" w:line="276" w:lineRule="auto"/>
+        <w:ind w:left="80"/>
+        <w:snapToGrid w:val="0"/>
+      </w:pPr>
+      <w:r>
+        <w:rPr>
+          <w:rFonts w:ascii="맑은 고딕" w:hAnsi="맑은 고딕" w:eastAsia="맑은 고딕"/>
+          <w:b w:val="0"/>
+          <w:sz w:val="17"/>
+          <w:u w:val="none"/>
+        </w:rPr>
+        <w:t>① (a), (c)    ② (b), (d)    ③ (c), (d), (e)    ④ (b), (d), (e)    ⑤ (a), (b), (e)</w:t>
       </w:r>
     </w:p>
     <w:p>
@@ -1549,25 +1739,25 @@
           <w:sz w:val="17"/>
           <w:u w:val="none"/>
         </w:rPr>
-        <w:t xml:space="preserve"> 윗글의 내용과 일치하지 </w:t>
-      </w:r>
-      <w:r>
-        <w:rPr>
-          <w:rFonts w:ascii="맑은 고딕" w:hAnsi="맑은 고딕" w:eastAsia="맑은 고딕"/>
-          <w:b/>
-          <w:sz w:val="17"/>
-          <w:u w:val="none"/>
-        </w:rPr>
-        <w:t>않는</w:t>
+        <w:t xml:space="preserve"> 다음 글의 밑줄 친 ⓐ ~ ⓕ 중, 어법상 </w:t>
       </w:r>
       <w:r>
         <w:rPr>
           <w:rFonts w:ascii="맑은 고딕" w:hAnsi="맑은 고딕" w:eastAsia="맑은 고딕"/>
           <w:b w:val="0"/>
           <w:sz w:val="17"/>
-          <w:u w:val="none"/>
-        </w:rPr>
-        <w:t xml:space="preserve"> 것은? [2.6점]</w:t>
+          <w:u w:val="single"/>
+        </w:rPr>
+        <w:t>틀린</w:t>
+      </w:r>
+      <w:r>
+        <w:rPr>
+          <w:rFonts w:ascii="맑은 고딕" w:hAnsi="맑은 고딕" w:eastAsia="맑은 고딕"/>
+          <w:b w:val="0"/>
+          <w:sz w:val="17"/>
+          <w:u w:val="none"/>
+        </w:rPr>
+        <w:t xml:space="preserve"> 것을 모두 고른 것은? [3.1점]</w:t>
       </w:r>
     </w:p>
     <w:p>
@@ -1590,7 +1780,131 @@
           <w:sz w:val="17"/>
           <w:u w:val="none"/>
         </w:rPr>
-        <w:t>Rather than endure Death Valley's heat, the desert tortoise avoids it. Hibernating in winter and staying below ground for much of summer, it spends more than 90 percent of its life without moving. After a good rain it emerges to feed on plants and dig holes for collecting water. During its long dormancy it depends on an unusually sophisticated bladder that holds water for reabsorption, which lets it survive a whole year with no fresh water at all. Because that bladder is vital, rangers warn visitors against helping tortoises across roads; a tortoise that is picked up becomes so frightened that it empties its bladder and loses its reserves.</w:t>
+        <w:t>The desert tortoise has a simple solution for coping with Death Valley's extreme heat: It avoids it. The slow-moving creature hibernates during the winter and stays in its tunnel for much of the summer, ⓐ</w:t>
+      </w:r>
+      <w:r>
+        <w:rPr>
+          <w:rFonts w:ascii="맑은 고딕" w:hAnsi="맑은 고딕" w:eastAsia="맑은 고딕"/>
+          <w:b w:val="0"/>
+          <w:sz w:val="17"/>
+          <w:u w:val="single"/>
+        </w:rPr>
+        <w:t>meaning</w:t>
+      </w:r>
+      <w:r>
+        <w:rPr>
+          <w:rFonts w:ascii="맑은 고딕" w:hAnsi="맑은 고딕" w:eastAsia="맑은 고딕"/>
+          <w:b w:val="0"/>
+          <w:sz w:val="17"/>
+          <w:u w:val="none"/>
+        </w:rPr>
+        <w:t xml:space="preserve"> that it spends more than 90 percent of its life immobile. In fact, the tortoise usually only surfaces after a good rain. Then, it gets to work. The tortoise stocks up on water by eating plants and ⓑ</w:t>
+      </w:r>
+      <w:r>
+        <w:rPr>
+          <w:rFonts w:ascii="맑은 고딕" w:hAnsi="맑은 고딕" w:eastAsia="맑은 고딕"/>
+          <w:b w:val="0"/>
+          <w:sz w:val="17"/>
+          <w:u w:val="single"/>
+        </w:rPr>
+        <w:t>dig</w:t>
+      </w:r>
+      <w:r>
+        <w:rPr>
+          <w:rFonts w:ascii="맑은 고딕" w:hAnsi="맑은 고딕" w:eastAsia="맑은 고딕"/>
+          <w:b w:val="0"/>
+          <w:sz w:val="17"/>
+          <w:u w:val="none"/>
+        </w:rPr>
+        <w:t xml:space="preserve"> holes to collect rain. But ⓒ</w:t>
+      </w:r>
+      <w:r>
+        <w:rPr>
+          <w:rFonts w:ascii="맑은 고딕" w:hAnsi="맑은 고딕" w:eastAsia="맑은 고딕"/>
+          <w:b w:val="0"/>
+          <w:sz w:val="17"/>
+          <w:u w:val="single"/>
+        </w:rPr>
+        <w:t>to stay supplied</w:t>
+      </w:r>
+      <w:r>
+        <w:rPr>
+          <w:rFonts w:ascii="맑은 고딕" w:hAnsi="맑은 고딕" w:eastAsia="맑은 고딕"/>
+          <w:b w:val="0"/>
+          <w:sz w:val="17"/>
+          <w:u w:val="none"/>
+        </w:rPr>
+        <w:t xml:space="preserve"> with water through its extended hibernation, the reptile relies on something else — its highly sophisticated bladder. Unlike most animals, the tortoise's bladder acts as a holding tank, allowing it ⓓ</w:t>
+      </w:r>
+      <w:r>
+        <w:rPr>
+          <w:rFonts w:ascii="맑은 고딕" w:hAnsi="맑은 고딕" w:eastAsia="맑은 고딕"/>
+          <w:b w:val="0"/>
+          <w:sz w:val="17"/>
+          <w:u w:val="single"/>
+        </w:rPr>
+        <w:t>reabsorb</w:t>
+      </w:r>
+      <w:r>
+        <w:rPr>
+          <w:rFonts w:ascii="맑은 고딕" w:hAnsi="맑은 고딕" w:eastAsia="맑은 고딕"/>
+          <w:b w:val="0"/>
+          <w:sz w:val="17"/>
+          <w:u w:val="none"/>
+        </w:rPr>
+        <w:t xml:space="preserve"> water back into its body. Incredibly, a desert tortoise can go a full year without ⓔ</w:t>
+      </w:r>
+      <w:r>
+        <w:rPr>
+          <w:rFonts w:ascii="맑은 고딕" w:hAnsi="맑은 고딕" w:eastAsia="맑은 고딕"/>
+          <w:b w:val="0"/>
+          <w:sz w:val="17"/>
+          <w:u w:val="single"/>
+        </w:rPr>
+        <w:t>taking</w:t>
+      </w:r>
+      <w:r>
+        <w:rPr>
+          <w:rFonts w:ascii="맑은 고딕" w:hAnsi="맑은 고딕" w:eastAsia="맑은 고딕"/>
+          <w:b w:val="0"/>
+          <w:sz w:val="17"/>
+          <w:u w:val="none"/>
+        </w:rPr>
+        <w:t xml:space="preserve"> in any freshwater at all. And because its bladder is so important to a tortoise's survival, park rangers often remind visitors not to stop and help the slow-movers across the road. Tortoises become ⓕ</w:t>
+      </w:r>
+      <w:r>
+        <w:rPr>
+          <w:rFonts w:ascii="맑은 고딕" w:hAnsi="맑은 고딕" w:eastAsia="맑은 고딕"/>
+          <w:b w:val="0"/>
+          <w:sz w:val="17"/>
+          <w:u w:val="single"/>
+        </w:rPr>
+        <w:t>such</w:t>
+      </w:r>
+      <w:r>
+        <w:rPr>
+          <w:rFonts w:ascii="맑은 고딕" w:hAnsi="맑은 고딕" w:eastAsia="맑은 고딕"/>
+          <w:b w:val="0"/>
+          <w:sz w:val="17"/>
+          <w:u w:val="none"/>
+        </w:rPr>
+        <w:t xml:space="preserve"> terrified when people pick them up that they empty their bladders, losing their precious water reserves.</w:t>
+      </w:r>
+    </w:p>
+    <w:p>
+      <w:pPr>
+        <w:spacing w:before="0" w:after="20" w:line="276" w:lineRule="auto"/>
+        <w:ind w:left="80"/>
+        <w:snapToGrid w:val="0"/>
+      </w:pPr>
+      <w:r>
+        <w:rPr>
+          <w:rFonts w:ascii="맑은 고딕" w:hAnsi="맑은 고딕" w:eastAsia="맑은 고딕"/>
+          <w:b w:val="0"/>
+          <w:sz w:val="17"/>
+          <w:u w:val="none"/>
+        </w:rPr>
+        <w:t>① ⓐ, ⓒ    ② ⓑ, ⓓ, ⓕ    ③ ⓑ, ⓕ    ④ ⓒ, ⓓ, ⓔ    ⑤ ⓐ, ⓑ, ⓓ</w:t>
       </w:r>
     </w:p>
     <w:p>
@@ -1615,25 +1929,7 @@
           <w:sz w:val="17"/>
           <w:u w:val="none"/>
         </w:rPr>
-        <w:t xml:space="preserve"> 윗글의 밑줄 친 ①~⑤ 중, 문맥상 낱말의 쓰임이 적절하지 </w:t>
-      </w:r>
-      <w:r>
-        <w:rPr>
-          <w:rFonts w:ascii="맑은 고딕" w:hAnsi="맑은 고딕" w:eastAsia="맑은 고딕"/>
-          <w:b/>
-          <w:sz w:val="17"/>
-          <w:u w:val="none"/>
-        </w:rPr>
-        <w:t>않은</w:t>
-      </w:r>
-      <w:r>
-        <w:rPr>
-          <w:rFonts w:ascii="맑은 고딕" w:hAnsi="맑은 고딕" w:eastAsia="맑은 고딕"/>
-          <w:b w:val="0"/>
-          <w:sz w:val="17"/>
-          <w:u w:val="none"/>
-        </w:rPr>
-        <w:t xml:space="preserve"> 것은? [2.8점]</w:t>
+        <w:t xml:space="preserve"> 다음 글의 (A), (B), (C)의 각 괄호 안에서 문맥과 어법에 맞는 표현으로 가장 적절한 것은? [3.0점]</w:t>
       </w:r>
     </w:p>
     <w:p>
@@ -1656,7 +1952,87 @@
           <w:sz w:val="17"/>
           <w:u w:val="none"/>
         </w:rPr>
-        <w:t>The desert tortoise copes with Death Valley's heat by avoiding it. Hibernating in winter and staying in its tunnel for much of the summer, it spends over 90 percent of its life ①immobile. It usually only ②emerges after a good rain, and then it stocks up on water by eating plants and digging holes to catch rain. Through its long hibernation it relies on a sophisticated bladder that acts as a holding tank, allowing it to ③release water back into its body, so it can go a full year without fresh water. Rangers ask visitors not to pick tortoises up: a tortoise becomes so ④terrified that it empties its bladder, losing its precious water ⑤reserves.</w:t>
+        <w:t>The desert tortoise has a simple solution for coping with Death Valley's (A) [extreme / mild] heat: It avoids it. The slow-moving creature hibernates during the winter and stays in its tunnel for much of the summer, meaning that it spends more than 90 percent of its life immobile. In fact, the tortoise usually only surfaces after a good rain. Then, it gets to work. The tortoise stocks up on water by eating plants and digging holes to collect rain. But to stay supplied with water through its extended hibernation, the reptile relies on something else — its highly (B) [sophisticated / primitive] bladder. Unlike most animals, the tortoise's bladder acts as a holding tank, allowing it to reabsorb water back into its body. Incredibly, a desert tortoise can go a full year without taking in any freshwater at all. And because its bladder is so important to a tortoise's survival, park rangers often remind visitors not to stop and help the slow-movers across the road. Tortoises become so (C) [terrified / terrifying] when people pick them up that they empty their bladders, losing their precious water reserves.</w:t>
+      </w:r>
+    </w:p>
+    <w:p>
+      <w:pPr>
+        <w:spacing w:before="0" w:after="0" w:line="269" w:lineRule="auto"/>
+        <w:ind w:left="180" w:hanging="180"/>
+        <w:snapToGrid w:val="0"/>
+      </w:pPr>
+      <w:r>
+        <w:rPr>
+          <w:rFonts w:ascii="맑은 고딕" w:hAnsi="맑은 고딕" w:eastAsia="맑은 고딕"/>
+          <w:b w:val="0"/>
+          <w:sz w:val="17"/>
+          <w:u w:val="none"/>
+        </w:rPr>
+        <w:t>① (A) mild  (B) sophisticated  (C) terrified</w:t>
+      </w:r>
+    </w:p>
+    <w:p>
+      <w:pPr>
+        <w:spacing w:before="0" w:after="0" w:line="269" w:lineRule="auto"/>
+        <w:ind w:left="180" w:hanging="180"/>
+        <w:snapToGrid w:val="0"/>
+      </w:pPr>
+      <w:r>
+        <w:rPr>
+          <w:rFonts w:ascii="맑은 고딕" w:hAnsi="맑은 고딕" w:eastAsia="맑은 고딕"/>
+          <w:b w:val="0"/>
+          <w:sz w:val="17"/>
+          <w:u w:val="none"/>
+        </w:rPr>
+        <w:t>② (A) extreme  (B) primitive  (C) terrifying</w:t>
+      </w:r>
+    </w:p>
+    <w:p>
+      <w:pPr>
+        <w:spacing w:before="0" w:after="0" w:line="269" w:lineRule="auto"/>
+        <w:ind w:left="180" w:hanging="180"/>
+        <w:snapToGrid w:val="0"/>
+      </w:pPr>
+      <w:r>
+        <w:rPr>
+          <w:rFonts w:ascii="맑은 고딕" w:hAnsi="맑은 고딕" w:eastAsia="맑은 고딕"/>
+          <w:b w:val="0"/>
+          <w:sz w:val="17"/>
+          <w:u w:val="none"/>
+        </w:rPr>
+        <w:t>③ (A) extreme  (B) sophisticated  (C) terrifying</w:t>
+      </w:r>
+    </w:p>
+    <w:p>
+      <w:pPr>
+        <w:spacing w:before="0" w:after="0" w:line="269" w:lineRule="auto"/>
+        <w:ind w:left="180" w:hanging="180"/>
+        <w:snapToGrid w:val="0"/>
+      </w:pPr>
+      <w:r>
+        <w:rPr>
+          <w:rFonts w:ascii="맑은 고딕" w:hAnsi="맑은 고딕" w:eastAsia="맑은 고딕"/>
+          <w:b w:val="0"/>
+          <w:sz w:val="17"/>
+          <w:u w:val="none"/>
+        </w:rPr>
+        <w:t>④ (A) mild  (B) primitive  (C) terrified</w:t>
+      </w:r>
+    </w:p>
+    <w:p>
+      <w:pPr>
+        <w:spacing w:before="0" w:after="0" w:line="269" w:lineRule="auto"/>
+        <w:ind w:left="180" w:hanging="180"/>
+        <w:snapToGrid w:val="0"/>
+      </w:pPr>
+      <w:r>
+        <w:rPr>
+          <w:rFonts w:ascii="맑은 고딕" w:hAnsi="맑은 고딕" w:eastAsia="맑은 고딕"/>
+          <w:b w:val="0"/>
+          <w:sz w:val="17"/>
+          <w:u w:val="none"/>
+        </w:rPr>
+        <w:t>⑤ (A) extreme  (B) sophisticated  (C) terrified</w:t>
       </w:r>
     </w:p>
     <w:p>
@@ -1681,25 +2057,25 @@
           <w:sz w:val="17"/>
           <w:u w:val="none"/>
         </w:rPr>
-        <w:t xml:space="preserve"> 윗글의 밑줄 친 ①~⑤ 중, 어법상 </w:t>
-      </w:r>
-      <w:r>
-        <w:rPr>
-          <w:rFonts w:ascii="맑은 고딕" w:hAnsi="맑은 고딕" w:eastAsia="맑은 고딕"/>
-          <w:b/>
-          <w:sz w:val="17"/>
-          <w:u w:val="none"/>
-        </w:rPr>
-        <w:t>틀린</w:t>
+        <w:t xml:space="preserve"> According to the passage, which of the following is </w:t>
       </w:r>
       <w:r>
         <w:rPr>
           <w:rFonts w:ascii="맑은 고딕" w:hAnsi="맑은 고딕" w:eastAsia="맑은 고딕"/>
           <w:b w:val="0"/>
           <w:sz w:val="17"/>
-          <w:u w:val="none"/>
-        </w:rPr>
-        <w:t xml:space="preserve"> 것은? [2.8점]</w:t>
+          <w:u w:val="single"/>
+        </w:rPr>
+        <w:t>NOT</w:t>
+      </w:r>
+      <w:r>
+        <w:rPr>
+          <w:rFonts w:ascii="맑은 고딕" w:hAnsi="맑은 고딕" w:eastAsia="맑은 고딕"/>
+          <w:b w:val="0"/>
+          <w:sz w:val="17"/>
+          <w:u w:val="none"/>
+        </w:rPr>
+        <w:t xml:space="preserve"> true? [2.7점]</w:t>
       </w:r>
     </w:p>
     <w:p>
@@ -1722,7 +2098,87 @@
           <w:sz w:val="17"/>
           <w:u w:val="none"/>
         </w:rPr>
-        <w:t>The slow-moving creature hibernates during the winter and stays in its tunnel for much of the summer, ①meaning that it spends more than 90 percent of its life ②immobile. In fact, the tortoise usually only surfaces after a good rain. Then, it gets to work. The tortoise stocks up on water by ③eating plants and ④digs holes ⑤to collect rain.</w:t>
+        <w:t>The desert tortoise has a simple solution for coping with Death Valley's extreme heat: It avoids it. The slow-moving creature hibernates during the winter and stays in its tunnel for much of the summer, meaning that it spends more than 90 percent of its life immobile. In fact, the tortoise usually only surfaces after a good rain. Then, it gets to work. The tortoise stocks up on water by eating plants and digging holes to collect rain. But to stay supplied with water through its extended hibernation, the reptile relies on something else — its highly sophisticated bladder. Unlike most animals, the tortoise's bladder acts as a holding tank, allowing it to reabsorb water back into its body. Incredibly, a desert tortoise can go a full year without taking in any freshwater at all. And because its bladder is so important to a tortoise's survival, park rangers often remind visitors not to stop and help the slow-movers across the road. Tortoises become so terrified when people pick them up that they empty their bladders, losing their precious water reserves.</w:t>
+      </w:r>
+    </w:p>
+    <w:p>
+      <w:pPr>
+        <w:spacing w:before="0" w:after="0" w:line="269" w:lineRule="auto"/>
+        <w:ind w:left="180" w:hanging="180"/>
+        <w:snapToGrid w:val="0"/>
+      </w:pPr>
+      <w:r>
+        <w:rPr>
+          <w:rFonts w:ascii="맑은 고딕" w:hAnsi="맑은 고딕" w:eastAsia="맑은 고딕"/>
+          <w:b w:val="0"/>
+          <w:sz w:val="17"/>
+          <w:u w:val="none"/>
+        </w:rPr>
+        <w:t>① The tortoise is most active during the hottest part of the summer.</w:t>
+      </w:r>
+    </w:p>
+    <w:p>
+      <w:pPr>
+        <w:spacing w:before="0" w:after="0" w:line="269" w:lineRule="auto"/>
+        <w:ind w:left="180" w:hanging="180"/>
+        <w:snapToGrid w:val="0"/>
+      </w:pPr>
+      <w:r>
+        <w:rPr>
+          <w:rFonts w:ascii="맑은 고딕" w:hAnsi="맑은 고딕" w:eastAsia="맑은 고딕"/>
+          <w:b w:val="0"/>
+          <w:sz w:val="17"/>
+          <w:u w:val="none"/>
+        </w:rPr>
+        <w:t>② The tortoise usually comes out of its tunnel after a good rain.</w:t>
+      </w:r>
+    </w:p>
+    <w:p>
+      <w:pPr>
+        <w:spacing w:before="0" w:after="0" w:line="269" w:lineRule="auto"/>
+        <w:ind w:left="180" w:hanging="180"/>
+        <w:snapToGrid w:val="0"/>
+      </w:pPr>
+      <w:r>
+        <w:rPr>
+          <w:rFonts w:ascii="맑은 고딕" w:hAnsi="맑은 고딕" w:eastAsia="맑은 고딕"/>
+          <w:b w:val="0"/>
+          <w:sz w:val="17"/>
+          <w:u w:val="none"/>
+        </w:rPr>
+        <w:t>③ The tortoise collects rainwater in holes that it digs.</w:t>
+      </w:r>
+    </w:p>
+    <w:p>
+      <w:pPr>
+        <w:spacing w:before="0" w:after="0" w:line="269" w:lineRule="auto"/>
+        <w:ind w:left="180" w:hanging="180"/>
+        <w:snapToGrid w:val="0"/>
+      </w:pPr>
+      <w:r>
+        <w:rPr>
+          <w:rFonts w:ascii="맑은 고딕" w:hAnsi="맑은 고딕" w:eastAsia="맑은 고딕"/>
+          <w:b w:val="0"/>
+          <w:sz w:val="17"/>
+          <w:u w:val="none"/>
+        </w:rPr>
+        <w:t>④ The tortoise’s bladder lets it take water back into its body.</w:t>
+      </w:r>
+    </w:p>
+    <w:p>
+      <w:pPr>
+        <w:spacing w:before="0" w:after="0" w:line="269" w:lineRule="auto"/>
+        <w:ind w:left="180" w:hanging="180"/>
+        <w:snapToGrid w:val="0"/>
+      </w:pPr>
+      <w:r>
+        <w:rPr>
+          <w:rFonts w:ascii="맑은 고딕" w:hAnsi="맑은 고딕" w:eastAsia="맑은 고딕"/>
+          <w:b w:val="0"/>
+          <w:sz w:val="17"/>
+          <w:u w:val="none"/>
+        </w:rPr>
+        <w:t>⑤ Being picked up by people can make a tortoise lose its stored water.</w:t>
       </w:r>
     </w:p>
     <w:p>
@@ -1747,43 +2203,7 @@
           <w:sz w:val="17"/>
           <w:u w:val="none"/>
         </w:rPr>
-        <w:t xml:space="preserve"> 윗글의 빈칸 (A)~(D) 중 </w:t>
-      </w:r>
-      <w:r>
-        <w:rPr>
-          <w:rFonts w:ascii="맑은 고딕" w:hAnsi="맑은 고딕" w:eastAsia="맑은 고딕"/>
-          <w:b/>
-          <w:sz w:val="17"/>
-          <w:u w:val="none"/>
-        </w:rPr>
-        <w:t>어느 곳에도</w:t>
-      </w:r>
-      <w:r>
-        <w:rPr>
-          <w:rFonts w:ascii="맑은 고딕" w:hAnsi="맑은 고딕" w:eastAsia="맑은 고딕"/>
-          <w:b w:val="0"/>
-          <w:sz w:val="17"/>
-          <w:u w:val="none"/>
-        </w:rPr>
-        <w:t xml:space="preserve"> 들어갈 수 </w:t>
-      </w:r>
-      <w:r>
-        <w:rPr>
-          <w:rFonts w:ascii="맑은 고딕" w:hAnsi="맑은 고딕" w:eastAsia="맑은 고딕"/>
-          <w:b/>
-          <w:sz w:val="17"/>
-          <w:u w:val="none"/>
-        </w:rPr>
-        <w:t>없는</w:t>
-      </w:r>
-      <w:r>
-        <w:rPr>
-          <w:rFonts w:ascii="맑은 고딕" w:hAnsi="맑은 고딕" w:eastAsia="맑은 고딕"/>
-          <w:b w:val="0"/>
-          <w:sz w:val="17"/>
-          <w:u w:val="none"/>
-        </w:rPr>
-        <w:t xml:space="preserve"> 것은? [2.9점]</w:t>
+        <w:t xml:space="preserve"> [A]와 [B]를 읽고 이해한 것으로 가장 적절한 것은? [3.3점]</w:t>
       </w:r>
     </w:p>
     <w:p>
@@ -1806,7 +2226,110 @@
           <w:sz w:val="17"/>
           <w:u w:val="none"/>
         </w:rPr>
-        <w:t>The desert tortoise survives Death Valley's heat by staying out of it. (A)__________, it hibernates all winter and spends most of the summer underground, emerging only after rain. (B)__________, it feeds on plants and digs holes to catch rainwater. (C)__________ hibernation lasts for months, the tortoise depends on its bladder, which stores water for reabsorption. (D)__________, rangers ask visitors not to lift tortoises off the road: a frightened tortoise empties its bladder and loses its water.</w:t>
+        <w:t>[A] But to stay supplied with water through its extended hibernation, the reptile relies on something else — its highly sophisticated bladder. Unlike most animals, the tortoise's bladder acts as a holding tank, allowing it to reabsorb water back into its body. Incredibly, a desert tortoise can go a full year without taking in any freshwater at all. And because its bladder is so important to a tortoise's survival, park rangers often remind visitors not to stop and help the slow-movers across the road. Tortoises become so terrified when people pick them up that they empty their bladders, losing their precious water reserves.</w:t>
+      </w:r>
+    </w:p>
+    <w:p>
+      <w:pPr>
+        <w:spacing w:before="0" w:after="60" w:line="288" w:lineRule="auto"/>
+        <w:ind w:left="40"/>
+        <w:snapToGrid w:val="0"/>
+        <w:pBdr>
+          <w:top w:val="single" w:sz="4" w:space="2" w:color="6B7FB8"/>
+          <w:left w:val="single" w:sz="4" w:space="2" w:color="6B7FB8"/>
+          <w:bottom w:val="single" w:sz="4" w:space="2" w:color="6B7FB8"/>
+          <w:right w:val="single" w:sz="4" w:space="2" w:color="6B7FB8"/>
+        </w:pBdr>
+        <w:shd w:val="clear" w:color="auto" w:fill="EEF2FF"/>
+      </w:pPr>
+      <w:r>
+        <w:rPr>
+          <w:rFonts w:ascii="맑은 고딕" w:hAnsi="맑은 고딕" w:eastAsia="맑은 고딕"/>
+          <w:b w:val="0"/>
+          <w:sz w:val="17"/>
+          <w:u w:val="none"/>
+        </w:rPr>
+        <w:t>[B] The camel survives long desert journeys in a similar way. Its hump stores fat that can be broken down for energy, and its kidneys save water by producing very little urine. Because of this, a camel can travel for days without drinking. For this reason, guides warn tourists not to make camels run in the midday heat, which wastes the water the animals have saved.</w:t>
+      </w:r>
+    </w:p>
+    <w:p>
+      <w:pPr>
+        <w:spacing w:before="0" w:after="0" w:line="269" w:lineRule="auto"/>
+        <w:ind w:left="180" w:hanging="180"/>
+        <w:snapToGrid w:val="0"/>
+      </w:pPr>
+      <w:r>
+        <w:rPr>
+          <w:rFonts w:ascii="맑은 고딕" w:hAnsi="맑은 고딕" w:eastAsia="맑은 고딕"/>
+          <w:b w:val="0"/>
+          <w:sz w:val="17"/>
+          <w:u w:val="none"/>
+        </w:rPr>
+        <w:t>① [A] explains how tortoises find water, while [B] explains how camels find food.</w:t>
+      </w:r>
+    </w:p>
+    <w:p>
+      <w:pPr>
+        <w:spacing w:before="0" w:after="0" w:line="269" w:lineRule="auto"/>
+        <w:ind w:left="180" w:hanging="180"/>
+        <w:snapToGrid w:val="0"/>
+      </w:pPr>
+      <w:r>
+        <w:rPr>
+          <w:rFonts w:ascii="맑은 고딕" w:hAnsi="맑은 고딕" w:eastAsia="맑은 고딕"/>
+          <w:b w:val="0"/>
+          <w:sz w:val="17"/>
+          <w:u w:val="none"/>
+        </w:rPr>
+        <w:t>② Both texts show that desert animals must drink water every day to survive.</w:t>
+      </w:r>
+    </w:p>
+    <w:p>
+      <w:pPr>
+        <w:spacing w:before="0" w:after="0" w:line="269" w:lineRule="auto"/>
+        <w:ind w:left="180" w:hanging="180"/>
+        <w:snapToGrid w:val="0"/>
+      </w:pPr>
+      <w:r>
+        <w:rPr>
+          <w:rFonts w:ascii="맑은 고딕" w:hAnsi="맑은 고딕" w:eastAsia="맑은 고딕"/>
+          <w:b w:val="0"/>
+          <w:sz w:val="17"/>
+          <w:u w:val="none"/>
+        </w:rPr>
+        <w:t>③ Both texts describe a body part that helps a desert animal save resources and a human action that can waste them.</w:t>
+      </w:r>
+    </w:p>
+    <w:p>
+      <w:pPr>
+        <w:spacing w:before="0" w:after="0" w:line="269" w:lineRule="auto"/>
+        <w:ind w:left="180" w:hanging="180"/>
+        <w:snapToGrid w:val="0"/>
+      </w:pPr>
+      <w:r>
+        <w:rPr>
+          <w:rFonts w:ascii="맑은 고딕" w:hAnsi="맑은 고딕" w:eastAsia="맑은 고딕"/>
+          <w:b w:val="0"/>
+          <w:sz w:val="17"/>
+          <w:u w:val="none"/>
+        </w:rPr>
+        <w:t>④ [B] suggests that camels hibernate through the hottest season, just like tortoises.</w:t>
+      </w:r>
+    </w:p>
+    <w:p>
+      <w:pPr>
+        <w:spacing w:before="0" w:after="0" w:line="269" w:lineRule="auto"/>
+        <w:ind w:left="180" w:hanging="180"/>
+        <w:snapToGrid w:val="0"/>
+      </w:pPr>
+      <w:r>
+        <w:rPr>
+          <w:rFonts w:ascii="맑은 고딕" w:hAnsi="맑은 고딕" w:eastAsia="맑은 고딕"/>
+          <w:b w:val="0"/>
+          <w:sz w:val="17"/>
+          <w:u w:val="none"/>
+        </w:rPr>
+        <w:t>⑤ [A] says rangers should pick tortoises up, while [B] says guides should make camels run.</w:t>
       </w:r>
     </w:p>
     <w:p>
@@ -1831,7 +2354,7 @@
           <w:sz w:val="17"/>
           <w:u w:val="none"/>
         </w:rPr>
-        <w:t xml:space="preserve"> 윗글의 내용을 한 문장으로 요약하고자 한다. 빈칸 (A), (B)에 들어갈 말로 가장 적절한 것은? [2.8점]</w:t>
+        <w:t xml:space="preserve"> 다음 빈칸에 들어갈 말로 가장 적절한 것은? [2.9점]</w:t>
       </w:r>
     </w:p>
     <w:p>
@@ -1854,44 +2377,30 @@
           <w:sz w:val="17"/>
           <w:u w:val="none"/>
         </w:rPr>
-        <w:t>A desert tortoise spends the great majority of its life motionless, underground, waiting out the heat. When rain finally brings it to the surface, it eats and digs to gather water, and its bladder, acting as a storage tank, lets it draw that water back into its body for as long as a year. Handling the animal is dangerous for exactly that reason: a startled tortoise empties the tank.</w:t>
+        <w:t>The desert tortoise has a simple solution for coping with Death Valley's extreme heat: ________________. The slow-moving creature hibernates during the winter and stays in its tunnel for much of the summer, meaning that it spends more than 90 percent of its life immobile. In fact, the tortoise usually only surfaces after a good rain. Then, it gets to work. The tortoise stocks up on water by eating plants and digging holes to collect rain. But to stay supplied with water through its extended hibernation, the reptile relies on something else — its highly sophisticated bladder. Unlike most animals, the tortoise's bladder acts as a holding tank, allowing it to reabsorb water back into its body. Incredibly, a desert tortoise can go a full year without taking in any freshwater at all. And because its bladder is so important to a tortoise's survival, park rangers often remind visitors not to stop and help the slow-movers across the road. Tortoises become so terrified when people pick them up that they empty their bladders, losing their precious water reserves.</w:t>
       </w:r>
     </w:p>
     <w:p>
       <w:pPr>
-        <w:spacing w:before="0" w:after="0" w:line="336" w:lineRule="auto"/>
-        <w:ind w:left="40"/>
+        <w:spacing w:before="0" w:after="0" w:line="269" w:lineRule="auto"/>
+        <w:ind w:left="180" w:hanging="180"/>
         <w:snapToGrid w:val="0"/>
-        <w:pBdr>
-          <w:top w:val="single" w:sz="4" w:space="2" w:color="555555"/>
-          <w:left w:val="single" w:sz="4" w:space="2" w:color="555555"/>
-          <w:bottom w:val="single" w:sz="4" w:space="2" w:color="555555"/>
-          <w:right w:val="single" w:sz="4" w:space="2" w:color="555555"/>
-        </w:pBdr>
-        <w:shd w:val="clear" w:color="auto" w:fill="FFFFFF"/>
-      </w:pPr>
-      <w:r>
-        <w:rPr>
-          <w:rFonts w:ascii="맑은 고딕" w:hAnsi="맑은 고딕" w:eastAsia="맑은 고딕"/>
-          <w:b/>
+      </w:pPr>
+      <w:r>
+        <w:rPr>
+          <w:rFonts w:ascii="맑은 고딕" w:hAnsi="맑은 고딕" w:eastAsia="맑은 고딕"/>
+          <w:b w:val="0"/>
           <w:sz w:val="17"/>
           <w:u w:val="none"/>
         </w:rPr>
-        <w:t>조건 · 보기</w:t>
+        <w:t>① It drinks far more water than other animals</w:t>
       </w:r>
     </w:p>
     <w:p>
       <w:pPr>
-        <w:spacing w:before="0" w:after="60" w:line="336" w:lineRule="auto"/>
-        <w:ind w:left="40"/>
+        <w:spacing w:before="0" w:after="0" w:line="269" w:lineRule="auto"/>
+        <w:ind w:left="180" w:hanging="180"/>
         <w:snapToGrid w:val="0"/>
-        <w:pBdr>
-          <w:top w:val="single" w:sz="4" w:space="2" w:color="555555"/>
-          <w:left w:val="single" w:sz="4" w:space="2" w:color="555555"/>
-          <w:bottom w:val="single" w:sz="4" w:space="2" w:color="555555"/>
-          <w:right w:val="single" w:sz="4" w:space="2" w:color="555555"/>
-        </w:pBdr>
-        <w:shd w:val="clear" w:color="auto" w:fill="FFFFFF"/>
       </w:pPr>
       <w:r>
         <w:rPr>
@@ -1900,7 +2409,55 @@
           <w:sz w:val="17"/>
           <w:u w:val="none"/>
         </w:rPr>
-        <w:t>The tortoise copes with extreme heat by remaining (A)__________ most of the time and by relying on a bladder that (B)__________ water, which is why handling it can be fatal.</w:t>
+        <w:t>② It avoids it</w:t>
+      </w:r>
+    </w:p>
+    <w:p>
+      <w:pPr>
+        <w:spacing w:before="0" w:after="0" w:line="269" w:lineRule="auto"/>
+        <w:ind w:left="180" w:hanging="180"/>
+        <w:snapToGrid w:val="0"/>
+      </w:pPr>
+      <w:r>
+        <w:rPr>
+          <w:rFonts w:ascii="맑은 고딕" w:hAnsi="맑은 고딕" w:eastAsia="맑은 고딕"/>
+          <w:b w:val="0"/>
+          <w:sz w:val="17"/>
+          <w:u w:val="none"/>
+        </w:rPr>
+        <w:t>③ It digs deeper tunnels every day</w:t>
+      </w:r>
+    </w:p>
+    <w:p>
+      <w:pPr>
+        <w:spacing w:before="0" w:after="0" w:line="269" w:lineRule="auto"/>
+        <w:ind w:left="180" w:hanging="180"/>
+        <w:snapToGrid w:val="0"/>
+      </w:pPr>
+      <w:r>
+        <w:rPr>
+          <w:rFonts w:ascii="맑은 고딕" w:hAnsi="맑은 고딕" w:eastAsia="맑은 고딕"/>
+          <w:b w:val="0"/>
+          <w:sz w:val="17"/>
+          <w:u w:val="none"/>
+        </w:rPr>
+        <w:t>④ It changes the color of its shell</w:t>
+      </w:r>
+    </w:p>
+    <w:p>
+      <w:pPr>
+        <w:spacing w:before="0" w:after="0" w:line="269" w:lineRule="auto"/>
+        <w:ind w:left="180" w:hanging="180"/>
+        <w:snapToGrid w:val="0"/>
+      </w:pPr>
+      <w:r>
+        <w:rPr>
+          <w:rFonts w:ascii="맑은 고딕" w:hAnsi="맑은 고딕" w:eastAsia="맑은 고딕"/>
+          <w:b w:val="0"/>
+          <w:sz w:val="17"/>
+          <w:u w:val="none"/>
+        </w:rPr>
+        <w:t>⑤ It stores the heat in its bladder</w:t>
       </w:r>
     </w:p>
     <w:p>
@@ -1925,25 +2482,25 @@
           <w:sz w:val="17"/>
           <w:u w:val="none"/>
         </w:rPr>
-        <w:t xml:space="preserve"> 윗글의 내용과 일치하는 것을 &lt;보기&gt;에서 </w:t>
-      </w:r>
-      <w:r>
-        <w:rPr>
-          <w:rFonts w:ascii="맑은 고딕" w:hAnsi="맑은 고딕" w:eastAsia="맑은 고딕"/>
-          <w:b/>
-          <w:sz w:val="17"/>
-          <w:u w:val="none"/>
-        </w:rPr>
-        <w:t>있는 대로</w:t>
+        <w:t xml:space="preserve"> 윗글을 읽고 길에서 사막거북을 만난 상황에 대해 보인 반응으로 적절하지 </w:t>
       </w:r>
       <w:r>
         <w:rPr>
           <w:rFonts w:ascii="맑은 고딕" w:hAnsi="맑은 고딕" w:eastAsia="맑은 고딕"/>
           <w:b w:val="0"/>
           <w:sz w:val="17"/>
-          <w:u w:val="none"/>
-        </w:rPr>
-        <w:t xml:space="preserve"> 고른 것은? (부분 점수 없음) [3.0점]</w:t>
+          <w:u w:val="single"/>
+        </w:rPr>
+        <w:t>않은</w:t>
+      </w:r>
+      <w:r>
+        <w:rPr>
+          <w:rFonts w:ascii="맑은 고딕" w:hAnsi="맑은 고딕" w:eastAsia="맑은 고딕"/>
+          <w:b w:val="0"/>
+          <w:sz w:val="17"/>
+          <w:u w:val="none"/>
+        </w:rPr>
+        <w:t xml:space="preserve"> 것은? [2.8점]</w:t>
       </w:r>
     </w:p>
     <w:p>
@@ -1966,12 +2523,13 @@
           <w:sz w:val="17"/>
           <w:u w:val="none"/>
         </w:rPr>
-        <w:t>The desert tortoise avoids extreme heat by hibernating in winter and staying in its tunnel for much of the summer, spending more than 90 percent of its life immobile. It comes out only after a good rain, and then it stocks up on water by eating plants and digging holes to collect rain. Its bladder acts as a holding tank that lets it reabsorb water, so it can go a full year without taking in fresh water. Rangers remind visitors not to help tortoises across the road, because a frightened tortoise empties its bladder.</w:t>
+        <w:t>The desert tortoise has a simple solution for coping with Death Valley's extreme heat: It avoids it. The slow-moving creature hibernates during the winter and stays in its tunnel for much of the summer, meaning that it spends more than 90 percent of its life immobile. In fact, the tortoise usually only surfaces after a good rain. Then, it gets to work. The tortoise stocks up on water by eating plants and digging holes to collect rain. But to stay supplied with water through its extended hibernation, the reptile relies on something else — its highly sophisticated bladder. Unlike most animals, the tortoise's bladder acts as a holding tank, allowing it to reabsorb water back into its body. Incredibly, a desert tortoise can go a full year without taking in any freshwater at all. And because its bladder is so important to a tortoise's survival, park rangers often remind visitors not to stop and help the slow-movers across the road. Tortoises become so terrified when people pick them up that they empty their bladders, losing their precious water reserves.</w:t>
       </w:r>
     </w:p>
     <w:p>
       <w:pPr>
-        <w:spacing w:before="0" w:after="40" w:line="360" w:lineRule="auto"/>
+        <w:spacing w:before="0" w:after="0" w:line="269" w:lineRule="auto"/>
+        <w:ind w:left="180" w:hanging="180"/>
         <w:snapToGrid w:val="0"/>
       </w:pPr>
       <w:r>
@@ -1981,12 +2539,13 @@
           <w:sz w:val="17"/>
           <w:u w:val="none"/>
         </w:rPr>
-        <w:t>ⓐ The tortoise spends over 90 percent of its life motionless.</w:t>
+        <w:t>① 준호: 비가 충분히 온 뒤라면 굴 밖에 나온 거북을 볼 가능성이 크겠어.</w:t>
       </w:r>
     </w:p>
     <w:p>
       <w:pPr>
-        <w:spacing w:before="0" w:after="40" w:line="360" w:lineRule="auto"/>
+        <w:spacing w:before="0" w:after="0" w:line="269" w:lineRule="auto"/>
+        <w:ind w:left="180" w:hanging="180"/>
         <w:snapToGrid w:val="0"/>
       </w:pPr>
       <w:r>
@@ -1996,12 +2555,13 @@
           <w:sz w:val="17"/>
           <w:u w:val="none"/>
         </w:rPr>
-        <w:t>ⓑ It comes out only after rain and then gathers water.</w:t>
+        <w:t>② 서연: 거북을 함부로 만지면 겁을 먹고 소중한 물을 잃을 수 있겠어.</w:t>
       </w:r>
     </w:p>
     <w:p>
       <w:pPr>
-        <w:spacing w:before="0" w:after="40" w:line="360" w:lineRule="auto"/>
+        <w:spacing w:before="0" w:after="0" w:line="269" w:lineRule="auto"/>
+        <w:ind w:left="180" w:hanging="180"/>
         <w:snapToGrid w:val="0"/>
       </w:pPr>
       <w:r>
@@ -2011,12 +2571,13 @@
           <w:sz w:val="17"/>
           <w:u w:val="none"/>
         </w:rPr>
-        <w:t>ⓒ It needs to drink fresh water every few days to survive.</w:t>
+        <w:t>③ 민지: 거북이 길 위에서 느리게 움직이면 얼른 들어서 건너편으로 옮겨 줘야겠어.</w:t>
       </w:r>
     </w:p>
     <w:p>
       <w:pPr>
-        <w:spacing w:before="0" w:after="40" w:line="360" w:lineRule="auto"/>
+        <w:spacing w:before="0" w:after="0" w:line="269" w:lineRule="auto"/>
+        <w:ind w:left="180" w:hanging="180"/>
         <w:snapToGrid w:val="0"/>
       </w:pPr>
       <w:r>
@@ -2026,12 +2587,13 @@
           <w:sz w:val="17"/>
           <w:u w:val="none"/>
         </w:rPr>
-        <w:t>ⓓ Its bladder lets it reabsorb the water it has stored.</w:t>
+        <w:t>④ 하준: 거북의 방광은 물을 다시 흡수하는 저장 탱크 같은 역할을 하는구나.</w:t>
       </w:r>
     </w:p>
     <w:p>
       <w:pPr>
-        <w:spacing w:before="0" w:after="40" w:line="360" w:lineRule="auto"/>
+        <w:spacing w:before="0" w:after="0" w:line="269" w:lineRule="auto"/>
+        <w:ind w:left="180" w:hanging="180"/>
         <w:snapToGrid w:val="0"/>
       </w:pPr>
       <w:r>
@@ -2041,7 +2603,25 @@
           <w:sz w:val="17"/>
           <w:u w:val="none"/>
         </w:rPr>
-        <w:t>ⓔ Visitors should always carry tortoises across the road for safety.</w:t>
+        <w:t>⑤ 지우: 길에서 거북을 보더라도 만지지 않고 지켜보는 게 거북의 물을 지켜 주는 길이겠어.</w:t>
+      </w:r>
+    </w:p>
+    <w:p>
+      <w:pPr>
+        <w:keepNext/>
+        <w:spacing w:before="80" w:after="40" w:line="276" w:lineRule="auto"/>
+        <w:snapToGrid w:val="0"/>
+        <w:shd w:val="clear" w:color="auto" w:fill="8A3A12"/>
+      </w:pPr>
+      <w:r>
+        <w:rPr>
+          <w:rFonts w:ascii="맑은 고딕" w:hAnsi="맑은 고딕" w:eastAsia="맑은 고딕"/>
+          <w:b/>
+          <w:color w:val="FFFFFF"/>
+          <w:sz w:val="17"/>
+          <w:u w:val="none"/>
+        </w:rPr>
+        <w:t>서답형  36-서1 ~ 36-서2</w:t>
       </w:r>
     </w:p>
     <w:p>
@@ -2057,7 +2637,7 @@
           <w:sz w:val="17"/>
           <w:u w:val="none"/>
         </w:rPr>
-        <w:t>36-8.</w:t>
+        <w:t>36-서1.</w:t>
       </w:r>
       <w:r>
         <w:rPr>
@@ -2066,25 +2646,25 @@
           <w:sz w:val="17"/>
           <w:u w:val="none"/>
         </w:rPr>
-        <w:t xml:space="preserve"> &lt;A&gt;와 &lt;B&gt;에 대한 설명으로 적절하지 </w:t>
-      </w:r>
-      <w:r>
-        <w:rPr>
-          <w:rFonts w:ascii="맑은 고딕" w:hAnsi="맑은 고딕" w:eastAsia="맑은 고딕"/>
-          <w:b/>
-          <w:sz w:val="17"/>
-          <w:u w:val="none"/>
-        </w:rPr>
-        <w:t>않은</w:t>
+        <w:t xml:space="preserve"> 다음 글의 내용을 요약하고자 한다. 빈칸 (1)~(3)에 들어갈 말을 본문에서 찾아 </w:t>
       </w:r>
       <w:r>
         <w:rPr>
           <w:rFonts w:ascii="맑은 고딕" w:hAnsi="맑은 고딕" w:eastAsia="맑은 고딕"/>
           <w:b w:val="0"/>
           <w:sz w:val="17"/>
-          <w:u w:val="none"/>
-        </w:rPr>
-        <w:t xml:space="preserve"> 것은? [2.9점]</w:t>
+          <w:u w:val="single"/>
+        </w:rPr>
+        <w:t>반드시 변형하여</w:t>
+      </w:r>
+      <w:r>
+        <w:rPr>
+          <w:rFonts w:ascii="맑은 고딕" w:hAnsi="맑은 고딕" w:eastAsia="맑은 고딕"/>
+          <w:b w:val="0"/>
+          <w:sz w:val="17"/>
+          <w:u w:val="none"/>
+        </w:rPr>
+        <w:t xml:space="preserve"> 쓰시오. (한 칸에 한 단어) [각 1점, 총 3점] [3.0점]</w:t>
       </w:r>
     </w:p>
     <w:p>
@@ -2107,7 +2687,139 @@
           <w:sz w:val="17"/>
           <w:u w:val="none"/>
         </w:rPr>
-        <w:t>&lt;A&gt;  A desert tortoise spends the great majority of its life motionless, underground, waiting out the heat. When rain finally brings it to the surface, it eats and digs to gather water, and its bladder, acting as a storage tank, lets it draw that water back into its body for as long as a year. Handling the animal is dangerous for exactly that reason: a startled tortoise empties the tank.</w:t>
+        <w:t>The desert tortoise has a simple solution for coping with Death Valley's extreme heat: It avoids it. The slow-moving creature hibernates during the winter and stays in its tunnel for much of the summer, meaning that it spends more than 90 percent of its life immobile. In fact, the tortoise usually only surfaces after a good rain. Then, it gets to work. The tortoise stocks up on water by eating plants and digging holes to collect rain. But to stay supplied with water through its extended hibernation, the reptile relies on something else — its highly sophisticated bladder. Unlike most animals, the tortoise's bladder acts as a holding tank, allowing it to reabsorb water back into its body. Incredibly, a desert tortoise can go a full year without taking in any freshwater at all. And because its bladder is so important to a tortoise's survival, park rangers often remind visitors not to stop and help the slow-movers across the road. Tortoises become so terrified when people pick them up that they empty their bladders, losing their precious water reserves.</w:t>
+      </w:r>
+    </w:p>
+    <w:p>
+      <w:pPr>
+        <w:spacing w:before="0" w:after="60" w:line="288" w:lineRule="auto"/>
+        <w:ind w:left="40"/>
+        <w:snapToGrid w:val="0"/>
+        <w:pBdr>
+          <w:top w:val="single" w:sz="4" w:space="2" w:color="C99B4E"/>
+          <w:left w:val="single" w:sz="4" w:space="2" w:color="C99B4E"/>
+          <w:bottom w:val="single" w:sz="4" w:space="2" w:color="C99B4E"/>
+          <w:right w:val="single" w:sz="4" w:space="2" w:color="C99B4E"/>
+        </w:pBdr>
+        <w:shd w:val="clear" w:color="auto" w:fill="FFF8E1"/>
+      </w:pPr>
+      <w:r>
+        <w:rPr>
+          <w:rFonts w:ascii="맑은 고딕" w:hAnsi="맑은 고딕" w:eastAsia="맑은 고딕"/>
+          <w:b w:val="0"/>
+          <w:sz w:val="17"/>
+          <w:u w:val="none"/>
+        </w:rPr>
+        <w:t>A highly developed bladder helps the desert tortoise (1) ________ long dry periods through the (2) ________ of water, but being picked up is so (3) ________ to the animal that it loses this stored water.</w:t>
+      </w:r>
+    </w:p>
+    <w:p>
+      <w:pPr>
+        <w:spacing w:before="0" w:after="0" w:line="288" w:lineRule="auto"/>
+        <w:ind w:left="40"/>
+        <w:snapToGrid w:val="0"/>
+        <w:pBdr>
+          <w:top w:val="single" w:sz="4" w:space="2" w:color="9B6BD0"/>
+          <w:left w:val="single" w:sz="4" w:space="2" w:color="9B6BD0"/>
+          <w:bottom w:val="single" w:sz="4" w:space="2" w:color="9B6BD0"/>
+          <w:right w:val="single" w:sz="4" w:space="2" w:color="9B6BD0"/>
+        </w:pBdr>
+        <w:shd w:val="clear" w:color="auto" w:fill="FAF5FF"/>
+      </w:pPr>
+      <w:r>
+        <w:rPr>
+          <w:rFonts w:ascii="맑은 고딕" w:hAnsi="맑은 고딕" w:eastAsia="맑은 고딕"/>
+          <w:b/>
+          <w:sz w:val="17"/>
+          <w:u w:val="none"/>
+        </w:rPr>
+        <w:t>&lt;조 건&gt;</w:t>
+      </w:r>
+    </w:p>
+    <w:p>
+      <w:pPr>
+        <w:spacing w:before="0" w:after="0" w:line="288" w:lineRule="auto"/>
+        <w:ind w:left="40"/>
+        <w:snapToGrid w:val="0"/>
+        <w:pBdr>
+          <w:top w:val="single" w:sz="4" w:space="2" w:color="9B6BD0"/>
+          <w:left w:val="single" w:sz="4" w:space="2" w:color="9B6BD0"/>
+          <w:bottom w:val="single" w:sz="4" w:space="2" w:color="9B6BD0"/>
+          <w:right w:val="single" w:sz="4" w:space="2" w:color="9B6BD0"/>
+        </w:pBdr>
+        <w:shd w:val="clear" w:color="auto" w:fill="FAF5FF"/>
+      </w:pPr>
+      <w:r>
+        <w:rPr>
+          <w:rFonts w:ascii="맑은 고딕" w:hAnsi="맑은 고딕" w:eastAsia="맑은 고딕"/>
+          <w:b w:val="0"/>
+          <w:sz w:val="17"/>
+          <w:u w:val="none"/>
+        </w:rPr>
+        <w:t>1. 본문의 단어를 반드시 변형(품사·어형)하여 쓸 것 — 본문 형태 그대로 쓰면 0점</w:t>
+      </w:r>
+    </w:p>
+    <w:p>
+      <w:pPr>
+        <w:spacing w:before="0" w:after="60" w:line="288" w:lineRule="auto"/>
+        <w:ind w:left="40"/>
+        <w:snapToGrid w:val="0"/>
+        <w:pBdr>
+          <w:top w:val="single" w:sz="4" w:space="2" w:color="9B6BD0"/>
+          <w:left w:val="single" w:sz="4" w:space="2" w:color="9B6BD0"/>
+          <w:bottom w:val="single" w:sz="4" w:space="2" w:color="9B6BD0"/>
+          <w:right w:val="single" w:sz="4" w:space="2" w:color="9B6BD0"/>
+        </w:pBdr>
+        <w:shd w:val="clear" w:color="auto" w:fill="FAF5FF"/>
+      </w:pPr>
+      <w:r>
+        <w:rPr>
+          <w:rFonts w:ascii="맑은 고딕" w:hAnsi="맑은 고딕" w:eastAsia="맑은 고딕"/>
+          <w:b w:val="0"/>
+          <w:sz w:val="17"/>
+          <w:u w:val="none"/>
+        </w:rPr>
+        <w:t>2. 답안지에 소문항 번호를 정확하게 기입할 것  예) 1-(1) 1-(2) 1-(3)</w:t>
+      </w:r>
+    </w:p>
+    <w:p>
+      <w:pPr>
+        <w:spacing w:before="0" w:after="40" w:line="360" w:lineRule="auto"/>
+        <w:snapToGrid w:val="0"/>
+      </w:pPr>
+      <w:r>
+        <w:rPr>
+          <w:rFonts w:ascii="맑은 고딕" w:hAnsi="맑은 고딕" w:eastAsia="맑은 고딕"/>
+          <w:b w:val="0"/>
+          <w:sz w:val="17"/>
+          <w:u w:val="none"/>
+        </w:rPr>
+        <w:t>(1) ______________   (2) ______________   (3) ______________</w:t>
+      </w:r>
+    </w:p>
+    <w:p>
+      <w:pPr>
+        <w:keepNext/>
+        <w:spacing w:before="80" w:after="20" w:line="276" w:lineRule="auto"/>
+        <w:snapToGrid w:val="0"/>
+      </w:pPr>
+      <w:r>
+        <w:rPr>
+          <w:rFonts w:ascii="맑은 고딕" w:hAnsi="맑은 고딕" w:eastAsia="맑은 고딕"/>
+          <w:b/>
+          <w:sz w:val="17"/>
+          <w:u w:val="none"/>
+        </w:rPr>
+        <w:t>36-서2.</w:t>
+      </w:r>
+      <w:r>
+        <w:rPr>
+          <w:rFonts w:ascii="맑은 고딕" w:hAnsi="맑은 고딕" w:eastAsia="맑은 고딕"/>
+          <w:b w:val="0"/>
+          <w:sz w:val="17"/>
+          <w:u w:val="none"/>
+        </w:rPr>
+        <w:t xml:space="preserve"> 다음 글의 밑줄 친 문장과 같은 뜻이 되도록 &lt;보기&gt;의 표현을 모두 사용하여 &lt;조건&gt;에 맞게 영작하시오. [3점] [3.0점]</w:t>
       </w:r>
     </w:p>
     <w:p>
@@ -2123,6 +2835,330 @@
         </w:pBdr>
         <w:shd w:val="clear" w:color="auto" w:fill="F6F3EA"/>
       </w:pPr>
+      <w:r>
+        <w:rPr>
+          <w:rFonts w:ascii="맑은 고딕" w:hAnsi="맑은 고딕" w:eastAsia="맑은 고딕"/>
+          <w:b w:val="0"/>
+          <w:sz w:val="17"/>
+          <w:u w:val="none"/>
+        </w:rPr>
+        <w:t xml:space="preserve">The slow-moving creature hibernates during the winter and stays in its tunnel for much of the summer. </w:t>
+      </w:r>
+      <w:r>
+        <w:rPr>
+          <w:rFonts w:ascii="맑은 고딕" w:hAnsi="맑은 고딕" w:eastAsia="맑은 고딕"/>
+          <w:b w:val="0"/>
+          <w:sz w:val="17"/>
+          <w:u w:val="single"/>
+        </w:rPr>
+        <w:t>In fact, the tortoise usually only surfaces after a good rain.</w:t>
+      </w:r>
+      <w:r>
+        <w:rPr>
+          <w:rFonts w:ascii="맑은 고딕" w:hAnsi="맑은 고딕" w:eastAsia="맑은 고딕"/>
+          <w:b w:val="0"/>
+          <w:sz w:val="17"/>
+          <w:u w:val="none"/>
+        </w:rPr>
+        <w:t xml:space="preserve"> Then, it gets to work.</w:t>
+      </w:r>
+    </w:p>
+    <w:p>
+      <w:pPr>
+        <w:spacing w:before="0" w:after="60" w:line="288" w:lineRule="auto"/>
+        <w:ind w:left="40"/>
+        <w:snapToGrid w:val="0"/>
+        <w:pBdr>
+          <w:top w:val="single" w:sz="4" w:space="2" w:color="9B6BD0"/>
+          <w:left w:val="single" w:sz="4" w:space="2" w:color="9B6BD0"/>
+          <w:bottom w:val="single" w:sz="4" w:space="2" w:color="9B6BD0"/>
+          <w:right w:val="single" w:sz="4" w:space="2" w:color="9B6BD0"/>
+        </w:pBdr>
+        <w:shd w:val="clear" w:color="auto" w:fill="FAF5FF"/>
+      </w:pPr>
+      <w:r>
+        <w:rPr>
+          <w:rFonts w:ascii="맑은 고딕" w:hAnsi="맑은 고딕" w:eastAsia="맑은 고딕"/>
+          <w:b/>
+          <w:sz w:val="17"/>
+          <w:u w:val="none"/>
+        </w:rPr>
+        <w:t>&lt;보 기&gt;</w:t>
+      </w:r>
+      <w:r>
+        <w:rPr>
+          <w:rFonts w:ascii="맑은 고딕" w:hAnsi="맑은 고딕" w:eastAsia="맑은 고딕"/>
+          <w:b w:val="0"/>
+          <w:sz w:val="17"/>
+          <w:u w:val="none"/>
+        </w:rPr>
+        <w:t xml:space="preserve"> only after a good rain / the tortoise / usually / surfaces / does</w:t>
+      </w:r>
+    </w:p>
+    <w:p>
+      <w:pPr>
+        <w:spacing w:before="0" w:after="0" w:line="288" w:lineRule="auto"/>
+        <w:ind w:left="40"/>
+        <w:snapToGrid w:val="0"/>
+        <w:pBdr>
+          <w:top w:val="single" w:sz="4" w:space="2" w:color="9B6BD0"/>
+          <w:left w:val="single" w:sz="4" w:space="2" w:color="9B6BD0"/>
+          <w:bottom w:val="single" w:sz="4" w:space="2" w:color="9B6BD0"/>
+          <w:right w:val="single" w:sz="4" w:space="2" w:color="9B6BD0"/>
+        </w:pBdr>
+        <w:shd w:val="clear" w:color="auto" w:fill="FAF5FF"/>
+      </w:pPr>
+      <w:r>
+        <w:rPr>
+          <w:rFonts w:ascii="맑은 고딕" w:hAnsi="맑은 고딕" w:eastAsia="맑은 고딕"/>
+          <w:b/>
+          <w:sz w:val="17"/>
+          <w:u w:val="none"/>
+        </w:rPr>
+        <w:t>&lt;조 건&gt;</w:t>
+      </w:r>
+    </w:p>
+    <w:p>
+      <w:pPr>
+        <w:spacing w:before="0" w:after="0" w:line="288" w:lineRule="auto"/>
+        <w:ind w:left="40"/>
+        <w:snapToGrid w:val="0"/>
+        <w:pBdr>
+          <w:top w:val="single" w:sz="4" w:space="2" w:color="9B6BD0"/>
+          <w:left w:val="single" w:sz="4" w:space="2" w:color="9B6BD0"/>
+          <w:bottom w:val="single" w:sz="4" w:space="2" w:color="9B6BD0"/>
+          <w:right w:val="single" w:sz="4" w:space="2" w:color="9B6BD0"/>
+        </w:pBdr>
+        <w:shd w:val="clear" w:color="auto" w:fill="FAF5FF"/>
+      </w:pPr>
+      <w:r>
+        <w:rPr>
+          <w:rFonts w:ascii="맑은 고딕" w:hAnsi="맑은 고딕" w:eastAsia="맑은 고딕"/>
+          <w:b w:val="0"/>
+          <w:sz w:val="17"/>
+          <w:u w:val="none"/>
+        </w:rPr>
+        <w:t>1. &lt;보기&gt;의 표현을 모두 한 번씩만 사용할 것</w:t>
+      </w:r>
+    </w:p>
+    <w:p>
+      <w:pPr>
+        <w:spacing w:before="0" w:after="0" w:line="288" w:lineRule="auto"/>
+        <w:ind w:left="40"/>
+        <w:snapToGrid w:val="0"/>
+        <w:pBdr>
+          <w:top w:val="single" w:sz="4" w:space="2" w:color="9B6BD0"/>
+          <w:left w:val="single" w:sz="4" w:space="2" w:color="9B6BD0"/>
+          <w:bottom w:val="single" w:sz="4" w:space="2" w:color="9B6BD0"/>
+          <w:right w:val="single" w:sz="4" w:space="2" w:color="9B6BD0"/>
+        </w:pBdr>
+        <w:shd w:val="clear" w:color="auto" w:fill="FAF5FF"/>
+      </w:pPr>
+      <w:r>
+        <w:rPr>
+          <w:rFonts w:ascii="맑은 고딕" w:hAnsi="맑은 고딕" w:eastAsia="맑은 고딕"/>
+          <w:b w:val="0"/>
+          <w:sz w:val="17"/>
+          <w:u w:val="none"/>
+        </w:rPr>
+        <w:t>2. ‘Only after’로 시작하는 부사구 도치 구문으로 쓸 것</w:t>
+      </w:r>
+    </w:p>
+    <w:p>
+      <w:pPr>
+        <w:spacing w:before="0" w:after="0" w:line="288" w:lineRule="auto"/>
+        <w:ind w:left="40"/>
+        <w:snapToGrid w:val="0"/>
+        <w:pBdr>
+          <w:top w:val="single" w:sz="4" w:space="2" w:color="9B6BD0"/>
+          <w:left w:val="single" w:sz="4" w:space="2" w:color="9B6BD0"/>
+          <w:bottom w:val="single" w:sz="4" w:space="2" w:color="9B6BD0"/>
+          <w:right w:val="single" w:sz="4" w:space="2" w:color="9B6BD0"/>
+        </w:pBdr>
+        <w:shd w:val="clear" w:color="auto" w:fill="FAF5FF"/>
+      </w:pPr>
+      <w:r>
+        <w:rPr>
+          <w:rFonts w:ascii="맑은 고딕" w:hAnsi="맑은 고딕" w:eastAsia="맑은 고딕"/>
+          <w:b w:val="0"/>
+          <w:sz w:val="17"/>
+          <w:u w:val="none"/>
+        </w:rPr>
+        <w:t>3. &lt;보기&gt; 중 한 단어는 어법에 맞게 형태를 바꿀 것 (다른 단어 추가 금지)</w:t>
+      </w:r>
+    </w:p>
+    <w:p>
+      <w:pPr>
+        <w:spacing w:before="0" w:after="0" w:line="288" w:lineRule="auto"/>
+        <w:ind w:left="40"/>
+        <w:snapToGrid w:val="0"/>
+        <w:pBdr>
+          <w:top w:val="single" w:sz="4" w:space="2" w:color="9B6BD0"/>
+          <w:left w:val="single" w:sz="4" w:space="2" w:color="9B6BD0"/>
+          <w:bottom w:val="single" w:sz="4" w:space="2" w:color="9B6BD0"/>
+          <w:right w:val="single" w:sz="4" w:space="2" w:color="9B6BD0"/>
+        </w:pBdr>
+        <w:shd w:val="clear" w:color="auto" w:fill="FAF5FF"/>
+      </w:pPr>
+      <w:r>
+        <w:rPr>
+          <w:rFonts w:ascii="맑은 고딕" w:hAnsi="맑은 고딕" w:eastAsia="맑은 고딕"/>
+          <w:b w:val="0"/>
+          <w:sz w:val="17"/>
+          <w:u w:val="none"/>
+        </w:rPr>
+        <w:t>4. 총 10단어로 쓸 것</w:t>
+      </w:r>
+    </w:p>
+    <w:p>
+      <w:pPr>
+        <w:spacing w:before="0" w:after="60" w:line="288" w:lineRule="auto"/>
+        <w:ind w:left="40"/>
+        <w:snapToGrid w:val="0"/>
+        <w:pBdr>
+          <w:top w:val="single" w:sz="4" w:space="2" w:color="9B6BD0"/>
+          <w:left w:val="single" w:sz="4" w:space="2" w:color="9B6BD0"/>
+          <w:bottom w:val="single" w:sz="4" w:space="2" w:color="9B6BD0"/>
+          <w:right w:val="single" w:sz="4" w:space="2" w:color="9B6BD0"/>
+        </w:pBdr>
+        <w:shd w:val="clear" w:color="auto" w:fill="FAF5FF"/>
+      </w:pPr>
+      <w:r>
+        <w:rPr>
+          <w:rFonts w:ascii="맑은 고딕" w:hAnsi="맑은 고딕" w:eastAsia="맑은 고딕"/>
+          <w:b w:val="0"/>
+          <w:sz w:val="17"/>
+          <w:u w:val="none"/>
+        </w:rPr>
+        <w:t>5. 답안지에 소문항 번호를 정확하게 기입할 것</w:t>
+      </w:r>
+    </w:p>
+    <w:p>
+      <w:pPr>
+        <w:spacing w:before="0" w:after="40" w:line="360" w:lineRule="auto"/>
+        <w:snapToGrid w:val="0"/>
+      </w:pPr>
+      <w:r>
+        <w:rPr>
+          <w:rFonts w:ascii="맑은 고딕" w:hAnsi="맑은 고딕" w:eastAsia="맑은 고딕"/>
+          <w:b w:val="0"/>
+          <w:sz w:val="17"/>
+          <w:u w:val="none"/>
+        </w:rPr>
+        <w:t>⇒ Only after ______________________________________________________________ .</w:t>
+      </w:r>
+    </w:p>
+    <w:p>
+      <w:pPr>
+        <w:keepNext/>
+        <w:spacing w:before="80" w:after="40" w:line="276" w:lineRule="auto"/>
+        <w:snapToGrid w:val="0"/>
+        <w:shd w:val="clear" w:color="auto" w:fill="6B21A8"/>
+      </w:pPr>
+      <w:r>
+        <w:rPr>
+          <w:rFonts w:ascii="맑은 고딕" w:hAnsi="맑은 고딕" w:eastAsia="맑은 고딕"/>
+          <w:b/>
+          <w:color w:val="FFFFFF"/>
+          <w:sz w:val="17"/>
+          <w:u w:val="none"/>
+        </w:rPr>
+        <w:t>[지문 구조]  ※ 앞 문항을 모두 푼 뒤에 풀 것</w:t>
+      </w:r>
+    </w:p>
+    <w:p>
+      <w:pPr>
+        <w:keepNext/>
+        <w:spacing w:before="80" w:after="20" w:line="276" w:lineRule="auto"/>
+        <w:snapToGrid w:val="0"/>
+      </w:pPr>
+      <w:r>
+        <w:rPr>
+          <w:rFonts w:ascii="맑은 고딕" w:hAnsi="맑은 고딕" w:eastAsia="맑은 고딕"/>
+          <w:b/>
+          <w:sz w:val="17"/>
+          <w:u w:val="none"/>
+        </w:rPr>
+        <w:t>36-8.</w:t>
+      </w:r>
+      <w:r>
+        <w:rPr>
+          <w:rFonts w:ascii="맑은 고딕" w:hAnsi="맑은 고딕" w:eastAsia="맑은 고딕"/>
+          <w:b w:val="0"/>
+          <w:sz w:val="17"/>
+          <w:u w:val="none"/>
+        </w:rPr>
+        <w:t xml:space="preserve"> 주어진 글 다음에 이어질 글의 순서로 가장 적절한 것은? [3.0점]</w:t>
+      </w:r>
+    </w:p>
+    <w:p>
+      <w:pPr>
+        <w:spacing w:before="0" w:after="60" w:line="288" w:lineRule="auto"/>
+        <w:ind w:left="40"/>
+        <w:snapToGrid w:val="0"/>
+        <w:pBdr>
+          <w:top w:val="single" w:sz="4" w:space="2" w:color="C99B4E"/>
+          <w:left w:val="single" w:sz="4" w:space="2" w:color="C99B4E"/>
+          <w:bottom w:val="single" w:sz="4" w:space="2" w:color="C99B4E"/>
+          <w:right w:val="single" w:sz="4" w:space="2" w:color="C99B4E"/>
+        </w:pBdr>
+        <w:shd w:val="clear" w:color="auto" w:fill="FFF8E1"/>
+      </w:pPr>
+      <w:r>
+        <w:rPr>
+          <w:rFonts w:ascii="맑은 고딕" w:hAnsi="맑은 고딕" w:eastAsia="맑은 고딕"/>
+          <w:b w:val="0"/>
+          <w:sz w:val="17"/>
+          <w:u w:val="none"/>
+        </w:rPr>
+        <w:t>The desert tortoise has a simple solution for coping with Death Valley's extreme heat: It avoids it.</w:t>
+      </w:r>
+    </w:p>
+    <w:p>
+      <w:pPr>
+        <w:spacing w:before="0" w:after="0" w:line="288" w:lineRule="auto"/>
+        <w:ind w:left="40"/>
+        <w:snapToGrid w:val="0"/>
+        <w:pBdr>
+          <w:top w:val="single" w:sz="4" w:space="2" w:color="999999"/>
+          <w:left w:val="single" w:sz="4" w:space="2" w:color="999999"/>
+          <w:bottom w:val="single" w:sz="4" w:space="2" w:color="999999"/>
+          <w:right w:val="single" w:sz="4" w:space="2" w:color="999999"/>
+        </w:pBdr>
+        <w:shd w:val="clear" w:color="auto" w:fill="F6F3EA"/>
+      </w:pPr>
+      <w:r>
+        <w:rPr>
+          <w:rFonts w:ascii="맑은 고딕" w:hAnsi="맑은 고딕" w:eastAsia="맑은 고딕"/>
+          <w:b w:val="0"/>
+          <w:sz w:val="17"/>
+          <w:u w:val="none"/>
+        </w:rPr>
+        <w:t>(A) But to stay supplied with water through its extended hibernation, the reptile relies on something else — its highly sophisticated bladder. Unlike most animals, the tortoise's bladder acts as a holding tank, allowing it to reabsorb water back into its body. Incredibly, a desert tortoise can go a full year without taking in any freshwater at all.</w:t>
+      </w:r>
+    </w:p>
+    <w:p>
+      <w:pPr>
+        <w:spacing w:before="0" w:after="0" w:line="288" w:lineRule="auto"/>
+        <w:ind w:left="40"/>
+        <w:snapToGrid w:val="0"/>
+        <w:pBdr>
+          <w:top w:val="single" w:sz="4" w:space="2" w:color="999999"/>
+          <w:left w:val="single" w:sz="4" w:space="2" w:color="999999"/>
+          <w:bottom w:val="single" w:sz="4" w:space="2" w:color="999999"/>
+          <w:right w:val="single" w:sz="4" w:space="2" w:color="999999"/>
+        </w:pBdr>
+        <w:shd w:val="clear" w:color="auto" w:fill="F6F3EA"/>
+      </w:pPr>
+      <w:r>
+        <w:rPr>
+          <w:rFonts w:ascii="맑은 고딕" w:hAnsi="맑은 고딕" w:eastAsia="맑은 고딕"/>
+          <w:b w:val="0"/>
+          <w:sz w:val="17"/>
+          <w:u w:val="none"/>
+        </w:rPr>
+        <w:t>(B) And because its bladder is so important to a tortoise's survival, park rangers often remind visitors not to stop and help the slow-movers across the road. Tortoises become so terrified when people pick them up that they empty their bladders, losing their precious water reserves.</w:t>
+      </w:r>
     </w:p>
     <w:p>
       <w:pPr>
@@ -2144,24 +3180,15 @@
           <w:sz w:val="17"/>
           <w:u w:val="none"/>
         </w:rPr>
-        <w:t>&lt;B&gt;  The kangaroo rat of the American Southwest never drinks at all. It gets nearly all its water from the dry seeds it eats, producing moisture as it digests them, and it loses almost none: its kidneys concentrate urine to a syrup, it has no sweat glands, and it spends the hot hours sealed in a burrow whose air it keeps humid with its own breath.</w:t>
+        <w:t>(C) The slow-moving creature hibernates during the winter and stays in its tunnel for much of the summer, meaning that it spends more than 90 percent of its life immobile. In fact, the tortoise usually only surfaces after a good rain. Then, it gets to work. The tortoise stocks up on water by eating plants and digging holes to collect rain.</w:t>
       </w:r>
     </w:p>
     <w:p>
       <w:pPr>
-        <w:keepNext/>
-        <w:spacing w:before="80" w:after="20" w:line="276" w:lineRule="auto"/>
+        <w:spacing w:before="0" w:after="0" w:line="269" w:lineRule="auto"/>
+        <w:ind w:left="180" w:hanging="180"/>
         <w:snapToGrid w:val="0"/>
       </w:pPr>
-      <w:r>
-        <w:rPr>
-          <w:rFonts w:ascii="맑은 고딕" w:hAnsi="맑은 고딕" w:eastAsia="맑은 고딕"/>
-          <w:b/>
-          <w:sz w:val="17"/>
-          <w:u w:val="none"/>
-        </w:rPr>
-        <w:t>36-추1.</w:t>
-      </w:r>
       <w:r>
         <w:rPr>
           <w:rFonts w:ascii="맑은 고딕" w:hAnsi="맑은 고딕" w:eastAsia="맑은 고딕"/>
@@ -2169,17 +3196,15 @@
           <w:sz w:val="17"/>
           <w:u w:val="none"/>
         </w:rPr>
-        <w:t xml:space="preserve"> 윗글의 요약문을 완성하시오. &lt;보기&gt;에서 알맞은 단어를 골라 </w:t>
-      </w:r>
-      <w:r>
-        <w:rPr>
-          <w:rFonts w:ascii="맑은 고딕" w:hAnsi="맑은 고딕" w:eastAsia="맑은 고딕"/>
-          <w:b/>
-          <w:sz w:val="17"/>
-          <w:u w:val="none"/>
-        </w:rPr>
-        <w:t>필요시 어형을 바꾸어</w:t>
-      </w:r>
+        <w:t>① (A) - (C) - (B)</w:t>
+      </w:r>
+    </w:p>
+    <w:p>
+      <w:pPr>
+        <w:spacing w:before="0" w:after="0" w:line="269" w:lineRule="auto"/>
+        <w:ind w:left="180" w:hanging="180"/>
+        <w:snapToGrid w:val="0"/>
+      </w:pPr>
       <w:r>
         <w:rPr>
           <w:rFonts w:ascii="맑은 고딕" w:hAnsi="맑은 고딕" w:eastAsia="맑은 고딕"/>
@@ -2187,44 +3212,30 @@
           <w:sz w:val="17"/>
           <w:u w:val="none"/>
         </w:rPr>
-        <w:t xml:space="preserve"> 쓸 것. (각 한 단어 · 중복 사용 불가) [4.0점]</w:t>
+        <w:t>② (B) - (A) - (C)</w:t>
       </w:r>
     </w:p>
     <w:p>
       <w:pPr>
-        <w:spacing w:before="0" w:after="0" w:line="336" w:lineRule="auto"/>
-        <w:ind w:left="40"/>
+        <w:spacing w:before="0" w:after="0" w:line="269" w:lineRule="auto"/>
+        <w:ind w:left="180" w:hanging="180"/>
         <w:snapToGrid w:val="0"/>
-        <w:pBdr>
-          <w:top w:val="single" w:sz="4" w:space="2" w:color="555555"/>
-          <w:left w:val="single" w:sz="4" w:space="2" w:color="555555"/>
-          <w:bottom w:val="single" w:sz="4" w:space="2" w:color="555555"/>
-          <w:right w:val="single" w:sz="4" w:space="2" w:color="555555"/>
-        </w:pBdr>
-        <w:shd w:val="clear" w:color="auto" w:fill="FFFFFF"/>
-      </w:pPr>
-      <w:r>
-        <w:rPr>
-          <w:rFonts w:ascii="맑은 고딕" w:hAnsi="맑은 고딕" w:eastAsia="맑은 고딕"/>
-          <w:b/>
+      </w:pPr>
+      <w:r>
+        <w:rPr>
+          <w:rFonts w:ascii="맑은 고딕" w:hAnsi="맑은 고딕" w:eastAsia="맑은 고딕"/>
+          <w:b w:val="0"/>
           <w:sz w:val="17"/>
           <w:u w:val="none"/>
         </w:rPr>
-        <w:t>조건 · 보기</w:t>
+        <w:t>③ (B) - (C) - (A)</w:t>
       </w:r>
     </w:p>
     <w:p>
       <w:pPr>
-        <w:spacing w:before="0" w:after="60" w:line="336" w:lineRule="auto"/>
-        <w:ind w:left="40"/>
+        <w:spacing w:before="0" w:after="0" w:line="269" w:lineRule="auto"/>
+        <w:ind w:left="180" w:hanging="180"/>
         <w:snapToGrid w:val="0"/>
-        <w:pBdr>
-          <w:top w:val="single" w:sz="4" w:space="2" w:color="555555"/>
-          <w:left w:val="single" w:sz="4" w:space="2" w:color="555555"/>
-          <w:bottom w:val="single" w:sz="4" w:space="2" w:color="555555"/>
-          <w:right w:val="single" w:sz="4" w:space="2" w:color="555555"/>
-        </w:pBdr>
-        <w:shd w:val="clear" w:color="auto" w:fill="FFFFFF"/>
       </w:pPr>
       <w:r>
         <w:rPr>
@@ -2233,44 +3244,14 @@
           <w:sz w:val="17"/>
           <w:u w:val="none"/>
         </w:rPr>
-        <w:t>The desert tortoise (A)__________ extreme heat by staying in its tunnel; after rain it (B)__________ up on water, and its bladder lets it (C)__________ water for a year. Because a frightened tortoise (D)__________ its bladder, people should not pick one up.</w:t>
+        <w:t>④ (C) - (A) - (B)</w:t>
       </w:r>
     </w:p>
     <w:p>
       <w:pPr>
-        <w:spacing w:before="0" w:after="0" w:line="336" w:lineRule="auto"/>
-        <w:ind w:left="40"/>
+        <w:spacing w:before="0" w:after="0" w:line="269" w:lineRule="auto"/>
+        <w:ind w:left="180" w:hanging="180"/>
         <w:snapToGrid w:val="0"/>
-        <w:pBdr>
-          <w:top w:val="single" w:sz="4" w:space="2" w:color="555555"/>
-          <w:left w:val="single" w:sz="4" w:space="2" w:color="555555"/>
-          <w:bottom w:val="single" w:sz="4" w:space="2" w:color="555555"/>
-          <w:right w:val="single" w:sz="4" w:space="2" w:color="555555"/>
-        </w:pBdr>
-        <w:shd w:val="clear" w:color="auto" w:fill="FFFFFF"/>
-      </w:pPr>
-      <w:r>
-        <w:rPr>
-          <w:rFonts w:ascii="맑은 고딕" w:hAnsi="맑은 고딕" w:eastAsia="맑은 고딕"/>
-          <w:b/>
-          <w:sz w:val="17"/>
-          <w:u w:val="none"/>
-        </w:rPr>
-        <w:t>조건 · 보기</w:t>
-      </w:r>
-    </w:p>
-    <w:p>
-      <w:pPr>
-        <w:spacing w:before="0" w:after="60" w:line="336" w:lineRule="auto"/>
-        <w:ind w:left="40"/>
-        <w:snapToGrid w:val="0"/>
-        <w:pBdr>
-          <w:top w:val="single" w:sz="4" w:space="2" w:color="555555"/>
-          <w:left w:val="single" w:sz="4" w:space="2" w:color="555555"/>
-          <w:bottom w:val="single" w:sz="4" w:space="2" w:color="555555"/>
-          <w:right w:val="single" w:sz="4" w:space="2" w:color="555555"/>
-        </w:pBdr>
-        <w:shd w:val="clear" w:color="auto" w:fill="FFFFFF"/>
       </w:pPr>
       <w:r>
         <w:rPr>
@@ -2279,809 +3260,7 @@
           <w:sz w:val="17"/>
           <w:u w:val="none"/>
         </w:rPr>
-        <w:t>&lt;보기&gt; avoid / stock / store / empty / hibernate / collect / lose / pick</w:t>
-      </w:r>
-    </w:p>
-    <w:p>
-      <w:pPr>
-        <w:spacing w:before="0" w:after="40" w:line="360" w:lineRule="auto"/>
-        <w:snapToGrid w:val="0"/>
-      </w:pPr>
-      <w:r>
-        <w:rPr>
-          <w:rFonts w:ascii="맑은 고딕" w:hAnsi="맑은 고딕" w:eastAsia="맑은 고딕"/>
-          <w:b w:val="0"/>
-          <w:sz w:val="17"/>
-          <w:u w:val="none"/>
-        </w:rPr>
-        <w:t>(A) ________  (B) ________  (C) ________  (D) ________</w:t>
-      </w:r>
-    </w:p>
-    <w:p>
-      <w:pPr>
-        <w:keepNext/>
-        <w:spacing w:before="80" w:after="20" w:line="276" w:lineRule="auto"/>
-        <w:snapToGrid w:val="0"/>
-      </w:pPr>
-      <w:r>
-        <w:rPr>
-          <w:rFonts w:ascii="맑은 고딕" w:hAnsi="맑은 고딕" w:eastAsia="맑은 고딕"/>
-          <w:b/>
-          <w:sz w:val="17"/>
-          <w:u w:val="none"/>
-        </w:rPr>
-        <w:t>36-추2.</w:t>
-      </w:r>
-      <w:r>
-        <w:rPr>
-          <w:rFonts w:ascii="맑은 고딕" w:hAnsi="맑은 고딕" w:eastAsia="맑은 고딕"/>
-          <w:b w:val="0"/>
-          <w:sz w:val="17"/>
-          <w:u w:val="none"/>
-        </w:rPr>
-        <w:t xml:space="preserve"> 우리말 뜻에 맞게 빈칸에 알맞은 </w:t>
-      </w:r>
-      <w:r>
-        <w:rPr>
-          <w:rFonts w:ascii="맑은 고딕" w:hAnsi="맑은 고딕" w:eastAsia="맑은 고딕"/>
-          <w:b/>
-          <w:sz w:val="17"/>
-          <w:u w:val="none"/>
-        </w:rPr>
-        <w:t>한 단어</w:t>
-      </w:r>
-      <w:r>
-        <w:rPr>
-          <w:rFonts w:ascii="맑은 고딕" w:hAnsi="맑은 고딕" w:eastAsia="맑은 고딕"/>
-          <w:b w:val="0"/>
-          <w:sz w:val="17"/>
-          <w:u w:val="none"/>
-        </w:rPr>
-        <w:t>를 쓰시오. (주어진 철자로 시작할 것) [4.0점]</w:t>
-      </w:r>
-    </w:p>
-    <w:p>
-      <w:pPr>
-        <w:spacing w:before="0" w:after="40" w:line="360" w:lineRule="auto"/>
-        <w:snapToGrid w:val="0"/>
-      </w:pPr>
-      <w:r>
-        <w:rPr>
-          <w:rFonts w:ascii="맑은 고딕" w:hAnsi="맑은 고딕" w:eastAsia="맑은 고딕"/>
-          <w:b w:val="0"/>
-          <w:sz w:val="17"/>
-          <w:u w:val="none"/>
-        </w:rPr>
-        <w:t>(1) 활동을 시작하다 →  to get to w______</w:t>
-      </w:r>
-    </w:p>
-    <w:p>
-      <w:pPr>
-        <w:spacing w:before="0" w:after="40" w:line="360" w:lineRule="auto"/>
-        <w:snapToGrid w:val="0"/>
-      </w:pPr>
-      <w:r>
-        <w:rPr>
-          <w:rFonts w:ascii="맑은 고딕" w:hAnsi="맑은 고딕" w:eastAsia="맑은 고딕"/>
-          <w:b w:val="0"/>
-          <w:sz w:val="17"/>
-          <w:u w:val="none"/>
-        </w:rPr>
-        <w:t>(2) 민물을 섭취하다 →  to t______ in freshwater</w:t>
-      </w:r>
-    </w:p>
-    <w:p>
-      <w:pPr>
-        <w:spacing w:before="0" w:after="40" w:line="360" w:lineRule="auto"/>
-        <w:snapToGrid w:val="0"/>
-      </w:pPr>
-      <w:r>
-        <w:rPr>
-          <w:rFonts w:ascii="맑은 고딕" w:hAnsi="맑은 고딕" w:eastAsia="맑은 고딕"/>
-          <w:b w:val="0"/>
-          <w:sz w:val="17"/>
-          <w:u w:val="none"/>
-        </w:rPr>
-        <w:t>(3) 방광을 비우다 →  to e______ one's bladder</w:t>
-      </w:r>
-    </w:p>
-    <w:p>
-      <w:pPr>
-        <w:spacing w:before="0" w:after="40" w:line="360" w:lineRule="auto"/>
-        <w:snapToGrid w:val="0"/>
-      </w:pPr>
-      <w:r>
-        <w:rPr>
-          <w:rFonts w:ascii="맑은 고딕" w:hAnsi="맑은 고딕" w:eastAsia="맑은 고딕"/>
-          <w:b w:val="0"/>
-          <w:sz w:val="17"/>
-          <w:u w:val="none"/>
-        </w:rPr>
-        <w:t>(4) 귀중한 물 비축량 →  precious water r______</w:t>
-      </w:r>
-    </w:p>
-    <w:p>
-      <w:pPr>
-        <w:spacing w:before="0" w:after="40" w:line="360" w:lineRule="auto"/>
-        <w:snapToGrid w:val="0"/>
-      </w:pPr>
-      <w:r>
-        <w:rPr>
-          <w:rFonts w:ascii="맑은 고딕" w:hAnsi="맑은 고딕" w:eastAsia="맑은 고딕"/>
-          <w:b w:val="0"/>
-          <w:sz w:val="17"/>
-          <w:u w:val="none"/>
-        </w:rPr>
-        <w:t>(1) ________  (2) ________  (3) ________  (4) ________</w:t>
-      </w:r>
-    </w:p>
-    <w:p>
-      <w:pPr>
-        <w:keepNext/>
-        <w:spacing w:before="80" w:after="20" w:line="276" w:lineRule="auto"/>
-        <w:snapToGrid w:val="0"/>
-      </w:pPr>
-      <w:r>
-        <w:rPr>
-          <w:rFonts w:ascii="맑은 고딕" w:hAnsi="맑은 고딕" w:eastAsia="맑은 고딕"/>
-          <w:b/>
-          <w:sz w:val="17"/>
-          <w:u w:val="none"/>
-        </w:rPr>
-        <w:t>36-추3.</w:t>
-      </w:r>
-      <w:r>
-        <w:rPr>
-          <w:rFonts w:ascii="맑은 고딕" w:hAnsi="맑은 고딕" w:eastAsia="맑은 고딕"/>
-          <w:b w:val="0"/>
-          <w:sz w:val="17"/>
-          <w:u w:val="none"/>
-        </w:rPr>
-        <w:t xml:space="preserve"> 우리말과 같은 뜻이 되도록 &lt;조건&gt;에 맞게 영작하시오. [4.0점]</w:t>
-      </w:r>
-    </w:p>
-    <w:p>
-      <w:pPr>
-        <w:spacing w:before="0" w:after="0" w:line="336" w:lineRule="auto"/>
-        <w:ind w:left="40"/>
-        <w:snapToGrid w:val="0"/>
-        <w:pBdr>
-          <w:top w:val="single" w:sz="4" w:space="2" w:color="555555"/>
-          <w:left w:val="single" w:sz="4" w:space="2" w:color="555555"/>
-          <w:bottom w:val="single" w:sz="4" w:space="2" w:color="555555"/>
-          <w:right w:val="single" w:sz="4" w:space="2" w:color="555555"/>
-        </w:pBdr>
-        <w:shd w:val="clear" w:color="auto" w:fill="FFFFFF"/>
-      </w:pPr>
-      <w:r>
-        <w:rPr>
-          <w:rFonts w:ascii="맑은 고딕" w:hAnsi="맑은 고딕" w:eastAsia="맑은 고딕"/>
-          <w:b/>
-          <w:sz w:val="17"/>
-          <w:u w:val="none"/>
-        </w:rPr>
-        <w:t>조건 · 보기</w:t>
-      </w:r>
-    </w:p>
-    <w:p>
-      <w:pPr>
-        <w:spacing w:before="0" w:after="60" w:line="336" w:lineRule="auto"/>
-        <w:ind w:left="40"/>
-        <w:snapToGrid w:val="0"/>
-        <w:pBdr>
-          <w:top w:val="single" w:sz="4" w:space="2" w:color="555555"/>
-          <w:left w:val="single" w:sz="4" w:space="2" w:color="555555"/>
-          <w:bottom w:val="single" w:sz="4" w:space="2" w:color="555555"/>
-          <w:right w:val="single" w:sz="4" w:space="2" w:color="555555"/>
-        </w:pBdr>
-        <w:shd w:val="clear" w:color="auto" w:fill="FFFFFF"/>
-      </w:pPr>
-      <w:r>
-        <w:rPr>
-          <w:rFonts w:ascii="맑은 고딕" w:hAnsi="맑은 고딕" w:eastAsia="맑은 고딕"/>
-          <w:b/>
-          <w:sz w:val="17"/>
-          <w:u w:val="none"/>
-        </w:rPr>
-        <w:t>우리말: 거북은 사람들이 자신들을 들어 올릴 때 너무 겁을 먹어서 방광을 비워 버리고, 소중한 물 비축량을 잃는다.</w:t>
-      </w:r>
-    </w:p>
-    <w:p>
-      <w:pPr>
-        <w:spacing w:before="0" w:after="0" w:line="336" w:lineRule="auto"/>
-        <w:ind w:left="40"/>
-        <w:snapToGrid w:val="0"/>
-        <w:pBdr>
-          <w:top w:val="single" w:sz="4" w:space="2" w:color="555555"/>
-          <w:left w:val="single" w:sz="4" w:space="2" w:color="555555"/>
-          <w:bottom w:val="single" w:sz="4" w:space="2" w:color="555555"/>
-          <w:right w:val="single" w:sz="4" w:space="2" w:color="555555"/>
-        </w:pBdr>
-        <w:shd w:val="clear" w:color="auto" w:fill="FFFFFF"/>
-      </w:pPr>
-      <w:r>
-        <w:rPr>
-          <w:rFonts w:ascii="맑은 고딕" w:hAnsi="맑은 고딕" w:eastAsia="맑은 고딕"/>
-          <w:b/>
-          <w:sz w:val="17"/>
-          <w:u w:val="none"/>
-        </w:rPr>
-        <w:t>조건 · 보기</w:t>
-      </w:r>
-    </w:p>
-    <w:p>
-      <w:pPr>
-        <w:spacing w:before="0" w:after="0" w:line="336" w:lineRule="auto"/>
-        <w:ind w:left="40"/>
-        <w:snapToGrid w:val="0"/>
-        <w:pBdr>
-          <w:top w:val="single" w:sz="4" w:space="2" w:color="555555"/>
-          <w:left w:val="single" w:sz="4" w:space="2" w:color="555555"/>
-          <w:bottom w:val="single" w:sz="4" w:space="2" w:color="555555"/>
-          <w:right w:val="single" w:sz="4" w:space="2" w:color="555555"/>
-        </w:pBdr>
-        <w:shd w:val="clear" w:color="auto" w:fill="FFFFFF"/>
-      </w:pPr>
-      <w:r>
-        <w:rPr>
-          <w:rFonts w:ascii="맑은 고딕" w:hAnsi="맑은 고딕" w:eastAsia="맑은 고딕"/>
-          <w:b w:val="0"/>
-          <w:sz w:val="17"/>
-          <w:u w:val="none"/>
-        </w:rPr>
-        <w:t>&lt;보기&gt;</w:t>
-      </w:r>
-    </w:p>
-    <w:p>
-      <w:pPr>
-        <w:spacing w:before="0" w:after="60" w:line="336" w:lineRule="auto"/>
-        <w:ind w:left="40"/>
-        <w:snapToGrid w:val="0"/>
-        <w:pBdr>
-          <w:top w:val="single" w:sz="4" w:space="2" w:color="555555"/>
-          <w:left w:val="single" w:sz="4" w:space="2" w:color="555555"/>
-          <w:bottom w:val="single" w:sz="4" w:space="2" w:color="555555"/>
-          <w:right w:val="single" w:sz="4" w:space="2" w:color="555555"/>
-        </w:pBdr>
-        <w:shd w:val="clear" w:color="auto" w:fill="FFFFFF"/>
-      </w:pPr>
-      <w:r>
-        <w:rPr>
-          <w:rFonts w:ascii="맑은 고딕" w:hAnsi="맑은 고딕" w:eastAsia="맑은 고딕"/>
-          <w:b w:val="0"/>
-          <w:sz w:val="17"/>
-          <w:u w:val="none"/>
-        </w:rPr>
-        <w:t>tortoises / become / so / terrified / when / people / pick / them / up / that / they / empty / their bladders / lose / their precious water reserves</w:t>
-      </w:r>
-    </w:p>
-    <w:p>
-      <w:pPr>
-        <w:spacing w:before="0" w:after="0" w:line="336" w:lineRule="auto"/>
-        <w:ind w:left="40"/>
-        <w:snapToGrid w:val="0"/>
-        <w:pBdr>
-          <w:top w:val="single" w:sz="4" w:space="2" w:color="555555"/>
-          <w:left w:val="single" w:sz="4" w:space="2" w:color="555555"/>
-          <w:bottom w:val="single" w:sz="4" w:space="2" w:color="555555"/>
-          <w:right w:val="single" w:sz="4" w:space="2" w:color="555555"/>
-        </w:pBdr>
-        <w:shd w:val="clear" w:color="auto" w:fill="FFFFFF"/>
-      </w:pPr>
-      <w:r>
-        <w:rPr>
-          <w:rFonts w:ascii="맑은 고딕" w:hAnsi="맑은 고딕" w:eastAsia="맑은 고딕"/>
-          <w:b/>
-          <w:sz w:val="17"/>
-          <w:u w:val="none"/>
-        </w:rPr>
-        <w:t>조건 · 보기</w:t>
-      </w:r>
-    </w:p>
-    <w:p>
-      <w:pPr>
-        <w:spacing w:before="0" w:after="0" w:line="336" w:lineRule="auto"/>
-        <w:ind w:left="40"/>
-        <w:snapToGrid w:val="0"/>
-        <w:pBdr>
-          <w:top w:val="single" w:sz="4" w:space="2" w:color="555555"/>
-          <w:left w:val="single" w:sz="4" w:space="2" w:color="555555"/>
-          <w:bottom w:val="single" w:sz="4" w:space="2" w:color="555555"/>
-          <w:right w:val="single" w:sz="4" w:space="2" w:color="555555"/>
-        </w:pBdr>
-        <w:shd w:val="clear" w:color="auto" w:fill="FFFFFF"/>
-      </w:pPr>
-      <w:r>
-        <w:rPr>
-          <w:rFonts w:ascii="맑은 고딕" w:hAnsi="맑은 고딕" w:eastAsia="맑은 고딕"/>
-          <w:b w:val="0"/>
-          <w:sz w:val="17"/>
-          <w:u w:val="none"/>
-        </w:rPr>
-        <w:t>&lt;조건&gt;</w:t>
-      </w:r>
-    </w:p>
-    <w:p>
-      <w:pPr>
-        <w:spacing w:before="0" w:after="0" w:line="336" w:lineRule="auto"/>
-        <w:ind w:left="40"/>
-        <w:snapToGrid w:val="0"/>
-        <w:pBdr>
-          <w:top w:val="single" w:sz="4" w:space="2" w:color="555555"/>
-          <w:left w:val="single" w:sz="4" w:space="2" w:color="555555"/>
-          <w:bottom w:val="single" w:sz="4" w:space="2" w:color="555555"/>
-          <w:right w:val="single" w:sz="4" w:space="2" w:color="555555"/>
-        </w:pBdr>
-        <w:shd w:val="clear" w:color="auto" w:fill="FFFFFF"/>
-      </w:pPr>
-      <w:r>
-        <w:rPr>
-          <w:rFonts w:ascii="맑은 고딕" w:hAnsi="맑은 고딕" w:eastAsia="맑은 고딕"/>
-          <w:b w:val="0"/>
-          <w:sz w:val="17"/>
-          <w:u w:val="none"/>
-        </w:rPr>
-        <w:t>1. so ~ that 구문을 사용할 것</w:t>
-      </w:r>
-    </w:p>
-    <w:p>
-      <w:pPr>
-        <w:spacing w:before="0" w:after="0" w:line="336" w:lineRule="auto"/>
-        <w:ind w:left="40"/>
-        <w:snapToGrid w:val="0"/>
-        <w:pBdr>
-          <w:top w:val="single" w:sz="4" w:space="2" w:color="555555"/>
-          <w:left w:val="single" w:sz="4" w:space="2" w:color="555555"/>
-          <w:bottom w:val="single" w:sz="4" w:space="2" w:color="555555"/>
-          <w:right w:val="single" w:sz="4" w:space="2" w:color="555555"/>
-        </w:pBdr>
-        <w:shd w:val="clear" w:color="auto" w:fill="FFFFFF"/>
-      </w:pPr>
-      <w:r>
-        <w:rPr>
-          <w:rFonts w:ascii="맑은 고딕" w:hAnsi="맑은 고딕" w:eastAsia="맑은 고딕"/>
-          <w:b w:val="0"/>
-          <w:sz w:val="17"/>
-          <w:u w:val="none"/>
-        </w:rPr>
-        <w:t>2. 마지막 절은 분사구문(현재분사)으로 쓸 것</w:t>
-      </w:r>
-    </w:p>
-    <w:p>
-      <w:pPr>
-        <w:spacing w:before="0" w:after="60" w:line="336" w:lineRule="auto"/>
-        <w:ind w:left="40"/>
-        <w:snapToGrid w:val="0"/>
-        <w:pBdr>
-          <w:top w:val="single" w:sz="4" w:space="2" w:color="555555"/>
-          <w:left w:val="single" w:sz="4" w:space="2" w:color="555555"/>
-          <w:bottom w:val="single" w:sz="4" w:space="2" w:color="555555"/>
-          <w:right w:val="single" w:sz="4" w:space="2" w:color="555555"/>
-        </w:pBdr>
-        <w:shd w:val="clear" w:color="auto" w:fill="FFFFFF"/>
-      </w:pPr>
-      <w:r>
-        <w:rPr>
-          <w:rFonts w:ascii="맑은 고딕" w:hAnsi="맑은 고딕" w:eastAsia="맑은 고딕"/>
-          <w:b w:val="0"/>
-          <w:sz w:val="17"/>
-          <w:u w:val="none"/>
-        </w:rPr>
-        <w:t>3. &lt;보기&gt;의 어구를 모두 사용하되, 어형 변형이 필요한 것은 알맞게 바꿀 것</w:t>
-      </w:r>
-    </w:p>
-    <w:p>
-      <w:pPr>
-        <w:spacing w:before="0" w:after="40" w:line="360" w:lineRule="auto"/>
-        <w:snapToGrid w:val="0"/>
-      </w:pPr>
-      <w:r>
-        <w:rPr>
-          <w:rFonts w:ascii="맑은 고딕" w:hAnsi="맑은 고딕" w:eastAsia="맑은 고딕"/>
-          <w:b w:val="0"/>
-          <w:sz w:val="17"/>
-          <w:u w:val="none"/>
-        </w:rPr>
-        <w:t>→ ______________________________________________________________</w:t>
-      </w:r>
-    </w:p>
-    <w:p>
-      <w:pPr>
-        <w:spacing w:before="0" w:after="40" w:line="360" w:lineRule="auto"/>
-        <w:snapToGrid w:val="0"/>
-      </w:pPr>
-      <w:r>
-        <w:rPr>
-          <w:rFonts w:ascii="맑은 고딕" w:hAnsi="맑은 고딕" w:eastAsia="맑은 고딕"/>
-          <w:b w:val="0"/>
-          <w:sz w:val="17"/>
-          <w:u w:val="none"/>
-        </w:rPr>
-        <w:t>______________________________________________________________</w:t>
-      </w:r>
-    </w:p>
-    <w:p>
-      <w:pPr>
-        <w:keepNext/>
-        <w:spacing w:before="80" w:after="40" w:line="276" w:lineRule="auto"/>
-        <w:snapToGrid w:val="0"/>
-        <w:shd w:val="clear" w:color="auto" w:fill="8A3A12"/>
-      </w:pPr>
-      <w:r>
-        <w:rPr>
-          <w:rFonts w:ascii="맑은 고딕" w:hAnsi="맑은 고딕" w:eastAsia="맑은 고딕"/>
-          <w:b/>
-          <w:color w:val="FFFFFF"/>
-          <w:sz w:val="17"/>
-          <w:u w:val="none"/>
-        </w:rPr>
-        <w:t>서답형  36-서1 ~ 36-서1</w:t>
-      </w:r>
-    </w:p>
-    <w:p>
-      <w:pPr>
-        <w:keepNext/>
-        <w:spacing w:before="80" w:after="20" w:line="276" w:lineRule="auto"/>
-        <w:snapToGrid w:val="0"/>
-      </w:pPr>
-      <w:r>
-        <w:rPr>
-          <w:rFonts w:ascii="맑은 고딕" w:hAnsi="맑은 고딕" w:eastAsia="맑은 고딕"/>
-          <w:b/>
-          <w:sz w:val="17"/>
-          <w:u w:val="none"/>
-        </w:rPr>
-        <w:t>36-서1.</w:t>
-      </w:r>
-      <w:r>
-        <w:rPr>
-          <w:rFonts w:ascii="맑은 고딕" w:hAnsi="맑은 고딕" w:eastAsia="맑은 고딕"/>
-          <w:b w:val="0"/>
-          <w:sz w:val="17"/>
-          <w:u w:val="none"/>
-        </w:rPr>
-        <w:t xml:space="preserve"> 다음 글의 밑줄 친 ⓐ~ⓕ 중 어법상 </w:t>
-      </w:r>
-      <w:r>
-        <w:rPr>
-          <w:rFonts w:ascii="맑은 고딕" w:hAnsi="맑은 고딕" w:eastAsia="맑은 고딕"/>
-          <w:b/>
-          <w:sz w:val="17"/>
-          <w:u w:val="none"/>
-        </w:rPr>
-        <w:t>틀린 것 2개</w:t>
-      </w:r>
-      <w:r>
-        <w:rPr>
-          <w:rFonts w:ascii="맑은 고딕" w:hAnsi="맑은 고딕" w:eastAsia="맑은 고딕"/>
-          <w:b w:val="0"/>
-          <w:sz w:val="17"/>
-          <w:u w:val="none"/>
-        </w:rPr>
-        <w:t xml:space="preserve">를 찾아, 각각 </w:t>
-      </w:r>
-      <w:r>
-        <w:rPr>
-          <w:rFonts w:ascii="맑은 고딕" w:hAnsi="맑은 고딕" w:eastAsia="맑은 고딕"/>
-          <w:b/>
-          <w:sz w:val="17"/>
-          <w:u w:val="none"/>
-        </w:rPr>
-        <w:t>한 단어</w:t>
-      </w:r>
-      <w:r>
-        <w:rPr>
-          <w:rFonts w:ascii="맑은 고딕" w:hAnsi="맑은 고딕" w:eastAsia="맑은 고딕"/>
-          <w:b w:val="0"/>
-          <w:sz w:val="17"/>
-          <w:u w:val="none"/>
-        </w:rPr>
-        <w:t>로 고쳐 쓰시오. [4.0점]</w:t>
-      </w:r>
-    </w:p>
-    <w:p>
-      <w:pPr>
-        <w:spacing w:before="0" w:after="60" w:line="288" w:lineRule="auto"/>
-        <w:ind w:left="40"/>
-        <w:snapToGrid w:val="0"/>
-        <w:pBdr>
-          <w:top w:val="single" w:sz="4" w:space="2" w:color="999999"/>
-          <w:left w:val="single" w:sz="4" w:space="2" w:color="999999"/>
-          <w:bottom w:val="single" w:sz="4" w:space="2" w:color="999999"/>
-          <w:right w:val="single" w:sz="4" w:space="2" w:color="999999"/>
-        </w:pBdr>
-        <w:shd w:val="clear" w:color="auto" w:fill="F6F3EA"/>
-      </w:pPr>
-      <w:r>
-        <w:rPr>
-          <w:rFonts w:ascii="맑은 고딕" w:hAnsi="맑은 고딕" w:eastAsia="맑은 고딕"/>
-          <w:b w:val="0"/>
-          <w:sz w:val="17"/>
-          <w:u w:val="none"/>
-        </w:rPr>
-        <w:t>But to stay ⓐsupplied with water through its extended hibernation, the reptile relies on something else — its highly sophisticated bladder. Unlike most animals, the tortoise's bladder acts as a holding tank, ⓑallowed it ⓒto reabsorb water back into its body. Incredibly, a desert tortoise can go a full year without ⓓtook in ⓔany freshwater ⓕat all.</w:t>
-      </w:r>
-    </w:p>
-    <w:p>
-      <w:pPr>
-        <w:spacing w:before="0" w:after="40" w:line="360" w:lineRule="auto"/>
-        <w:snapToGrid w:val="0"/>
-      </w:pPr>
-      <w:r>
-        <w:rPr>
-          <w:rFonts w:ascii="맑은 고딕" w:hAnsi="맑은 고딕" w:eastAsia="맑은 고딕"/>
-          <w:b w:val="0"/>
-          <w:sz w:val="17"/>
-          <w:u w:val="none"/>
-        </w:rPr>
-        <w:t>(1) 기호 ______  →  ______________</w:t>
-      </w:r>
-    </w:p>
-    <w:p>
-      <w:pPr>
-        <w:spacing w:before="0" w:after="40" w:line="360" w:lineRule="auto"/>
-        <w:snapToGrid w:val="0"/>
-      </w:pPr>
-      <w:r>
-        <w:rPr>
-          <w:rFonts w:ascii="맑은 고딕" w:hAnsi="맑은 고딕" w:eastAsia="맑은 고딕"/>
-          <w:b w:val="0"/>
-          <w:sz w:val="17"/>
-          <w:u w:val="none"/>
-        </w:rPr>
-        <w:t>(2) 기호 ______  →  ______________</w:t>
-      </w:r>
-    </w:p>
-    <w:p>
-      <w:pPr>
-        <w:keepNext/>
-        <w:spacing w:before="80" w:after="40" w:line="276" w:lineRule="auto"/>
-        <w:snapToGrid w:val="0"/>
-        <w:shd w:val="clear" w:color="auto" w:fill="6B21A8"/>
-      </w:pPr>
-      <w:r>
-        <w:rPr>
-          <w:rFonts w:ascii="맑은 고딕" w:hAnsi="맑은 고딕" w:eastAsia="맑은 고딕"/>
-          <w:b/>
-          <w:color w:val="FFFFFF"/>
-          <w:sz w:val="17"/>
-          <w:u w:val="none"/>
-        </w:rPr>
-        <w:t>[지문 구조]  ※ 앞 문항을 모두 푼 뒤에 풀 것</w:t>
-      </w:r>
-    </w:p>
-    <w:p>
-      <w:pPr>
-        <w:keepNext/>
-        <w:spacing w:before="80" w:after="20" w:line="276" w:lineRule="auto"/>
-        <w:snapToGrid w:val="0"/>
-      </w:pPr>
-      <w:r>
-        <w:rPr>
-          <w:rFonts w:ascii="맑은 고딕" w:hAnsi="맑은 고딕" w:eastAsia="맑은 고딕"/>
-          <w:b/>
-          <w:sz w:val="17"/>
-          <w:u w:val="none"/>
-        </w:rPr>
-        <w:t>36-위치1.</w:t>
-      </w:r>
-      <w:r>
-        <w:rPr>
-          <w:rFonts w:ascii="맑은 고딕" w:hAnsi="맑은 고딕" w:eastAsia="맑은 고딕"/>
-          <w:b w:val="0"/>
-          <w:sz w:val="17"/>
-          <w:u w:val="none"/>
-        </w:rPr>
-        <w:t xml:space="preserve"> 글의 흐름으로 보아, 주어진 문장이 들어가기에 가장 적절한 곳은? [2.9점]</w:t>
-      </w:r>
-    </w:p>
-    <w:p>
-      <w:pPr>
-        <w:spacing w:before="0" w:after="0" w:line="336" w:lineRule="auto"/>
-        <w:ind w:left="40"/>
-        <w:snapToGrid w:val="0"/>
-        <w:pBdr>
-          <w:top w:val="single" w:sz="4" w:space="2" w:color="555555"/>
-          <w:left w:val="single" w:sz="4" w:space="2" w:color="555555"/>
-          <w:bottom w:val="single" w:sz="4" w:space="2" w:color="555555"/>
-          <w:right w:val="single" w:sz="4" w:space="2" w:color="555555"/>
-        </w:pBdr>
-        <w:shd w:val="clear" w:color="auto" w:fill="FFFFFF"/>
-      </w:pPr>
-      <w:r>
-        <w:rPr>
-          <w:rFonts w:ascii="맑은 고딕" w:hAnsi="맑은 고딕" w:eastAsia="맑은 고딕"/>
-          <w:b/>
-          <w:sz w:val="17"/>
-          <w:u w:val="none"/>
-        </w:rPr>
-        <w:t>조건 · 보기</w:t>
-      </w:r>
-    </w:p>
-    <w:p>
-      <w:pPr>
-        <w:spacing w:before="0" w:after="60" w:line="336" w:lineRule="auto"/>
-        <w:ind w:left="40"/>
-        <w:snapToGrid w:val="0"/>
-        <w:pBdr>
-          <w:top w:val="single" w:sz="4" w:space="2" w:color="555555"/>
-          <w:left w:val="single" w:sz="4" w:space="2" w:color="555555"/>
-          <w:bottom w:val="single" w:sz="4" w:space="2" w:color="555555"/>
-          <w:right w:val="single" w:sz="4" w:space="2" w:color="555555"/>
-        </w:pBdr>
-        <w:shd w:val="clear" w:color="auto" w:fill="FFFFFF"/>
-      </w:pPr>
-      <w:r>
-        <w:rPr>
-          <w:rFonts w:ascii="맑은 고딕" w:hAnsi="맑은 고딕" w:eastAsia="맑은 고딕"/>
-          <w:b w:val="0"/>
-          <w:sz w:val="17"/>
-          <w:u w:val="none"/>
-        </w:rPr>
-        <w:t>That is where its bladder comes in.</w:t>
-      </w:r>
-    </w:p>
-    <w:p>
-      <w:pPr>
-        <w:spacing w:before="0" w:after="60" w:line="288" w:lineRule="auto"/>
-        <w:ind w:left="40"/>
-        <w:snapToGrid w:val="0"/>
-        <w:pBdr>
-          <w:top w:val="single" w:sz="4" w:space="2" w:color="999999"/>
-          <w:left w:val="single" w:sz="4" w:space="2" w:color="999999"/>
-          <w:bottom w:val="single" w:sz="4" w:space="2" w:color="999999"/>
-          <w:right w:val="single" w:sz="4" w:space="2" w:color="999999"/>
-        </w:pBdr>
-        <w:shd w:val="clear" w:color="auto" w:fill="F6F3EA"/>
-      </w:pPr>
-      <w:r>
-        <w:rPr>
-          <w:rFonts w:ascii="맑은 고딕" w:hAnsi="맑은 고딕" w:eastAsia="맑은 고딕"/>
-          <w:b w:val="0"/>
-          <w:sz w:val="17"/>
-          <w:u w:val="none"/>
-        </w:rPr>
-        <w:t>The desert tortoise deals with Death Valley's heat by hiding from it. ( ① ) It hibernates through winter and stays underground for most of the summer, moving for less than a tenth of its life. ( ② ) After a good rain it comes out, eats plants, and digs holes to catch water. ( ③ ) But eating and digging cannot carry it through months of sleep. ( ④ ) Working as a storage tank, the organ lets the tortoise draw water back into its body, so that it can go a whole year without drinking. ( ⑤ ) Rangers therefore ask visitors never to pick a tortoise up, because a frightened tortoise empties the tank on the spot.</w:t>
-      </w:r>
-    </w:p>
-    <w:p>
-      <w:pPr>
-        <w:keepNext/>
-        <w:spacing w:before="80" w:after="20" w:line="276" w:lineRule="auto"/>
-        <w:snapToGrid w:val="0"/>
-      </w:pPr>
-      <w:r>
-        <w:rPr>
-          <w:rFonts w:ascii="맑은 고딕" w:hAnsi="맑은 고딕" w:eastAsia="맑은 고딕"/>
-          <w:b/>
-          <w:sz w:val="17"/>
-          <w:u w:val="none"/>
-        </w:rPr>
-        <w:t>36-위치2.</w:t>
-      </w:r>
-      <w:r>
-        <w:rPr>
-          <w:rFonts w:ascii="맑은 고딕" w:hAnsi="맑은 고딕" w:eastAsia="맑은 고딕"/>
-          <w:b w:val="0"/>
-          <w:sz w:val="17"/>
-          <w:u w:val="none"/>
-        </w:rPr>
-        <w:t xml:space="preserve"> 주어진 글 다음에 이어질 글의 순서로 가장 적절한 것은? [2.8점]</w:t>
-      </w:r>
-    </w:p>
-    <w:p>
-      <w:pPr>
-        <w:spacing w:before="0" w:after="0" w:line="336" w:lineRule="auto"/>
-        <w:ind w:left="40"/>
-        <w:snapToGrid w:val="0"/>
-        <w:pBdr>
-          <w:top w:val="single" w:sz="4" w:space="2" w:color="555555"/>
-          <w:left w:val="single" w:sz="4" w:space="2" w:color="555555"/>
-          <w:bottom w:val="single" w:sz="4" w:space="2" w:color="555555"/>
-          <w:right w:val="single" w:sz="4" w:space="2" w:color="555555"/>
-        </w:pBdr>
-        <w:shd w:val="clear" w:color="auto" w:fill="FFFFFF"/>
-      </w:pPr>
-      <w:r>
-        <w:rPr>
-          <w:rFonts w:ascii="맑은 고딕" w:hAnsi="맑은 고딕" w:eastAsia="맑은 고딕"/>
-          <w:b/>
-          <w:sz w:val="17"/>
-          <w:u w:val="none"/>
-        </w:rPr>
-        <w:t>조건 · 보기</w:t>
-      </w:r>
-    </w:p>
-    <w:p>
-      <w:pPr>
-        <w:spacing w:before="0" w:after="60" w:line="336" w:lineRule="auto"/>
-        <w:ind w:left="40"/>
-        <w:snapToGrid w:val="0"/>
-        <w:pBdr>
-          <w:top w:val="single" w:sz="4" w:space="2" w:color="555555"/>
-          <w:left w:val="single" w:sz="4" w:space="2" w:color="555555"/>
-          <w:bottom w:val="single" w:sz="4" w:space="2" w:color="555555"/>
-          <w:right w:val="single" w:sz="4" w:space="2" w:color="555555"/>
-        </w:pBdr>
-        <w:shd w:val="clear" w:color="auto" w:fill="FFFFFF"/>
-      </w:pPr>
-      <w:r>
-        <w:rPr>
-          <w:rFonts w:ascii="맑은 고딕" w:hAnsi="맑은 고딕" w:eastAsia="맑은 고딕"/>
-          <w:b w:val="0"/>
-          <w:sz w:val="17"/>
-          <w:u w:val="none"/>
-        </w:rPr>
-        <w:t>The desert tortoise handles extreme heat by staying out of it almost entirely.</w:t>
-      </w:r>
-    </w:p>
-    <w:p>
-      <w:pPr>
-        <w:spacing w:before="0" w:after="60" w:line="288" w:lineRule="auto"/>
-        <w:ind w:left="40"/>
-        <w:snapToGrid w:val="0"/>
-        <w:pBdr>
-          <w:top w:val="single" w:sz="4" w:space="2" w:color="999999"/>
-          <w:left w:val="single" w:sz="4" w:space="2" w:color="999999"/>
-          <w:bottom w:val="single" w:sz="4" w:space="2" w:color="999999"/>
-          <w:right w:val="single" w:sz="4" w:space="2" w:color="999999"/>
-        </w:pBdr>
-        <w:shd w:val="clear" w:color="auto" w:fill="F6F3EA"/>
-      </w:pPr>
-      <w:r>
-        <w:rPr>
-          <w:rFonts w:ascii="맑은 고딕" w:hAnsi="맑은 고딕" w:eastAsia="맑은 고딕"/>
-          <w:b w:val="0"/>
-          <w:sz w:val="17"/>
-          <w:u w:val="none"/>
-        </w:rPr>
-        <w:t>(A) That reserve is exactly why rangers tell visitors to leave tortoises alone on the road: lifted by a stranger, a tortoise panics and empties its bladder, throwing away the water it lives on.</w:t>
-      </w:r>
-    </w:p>
-    <w:p>
-      <w:pPr>
-        <w:spacing w:before="0" w:after="60" w:line="288" w:lineRule="auto"/>
-        <w:ind w:left="40"/>
-        <w:snapToGrid w:val="0"/>
-        <w:pBdr>
-          <w:top w:val="single" w:sz="4" w:space="2" w:color="999999"/>
-          <w:left w:val="single" w:sz="4" w:space="2" w:color="999999"/>
-          <w:bottom w:val="single" w:sz="4" w:space="2" w:color="999999"/>
-          <w:right w:val="single" w:sz="4" w:space="2" w:color="999999"/>
-        </w:pBdr>
-        <w:shd w:val="clear" w:color="auto" w:fill="F6F3EA"/>
-      </w:pPr>
-      <w:r>
-        <w:rPr>
-          <w:rFonts w:ascii="맑은 고딕" w:hAnsi="맑은 고딕" w:eastAsia="맑은 고딕"/>
-          <w:b w:val="0"/>
-          <w:sz w:val="17"/>
-          <w:u w:val="none"/>
-        </w:rPr>
-        <w:t>(B) Hibernating in winter and keeping to its tunnel in summer, it moves for less than a tenth of its life and comes out mainly after rain to eat plants and dig holes for water.</w:t>
-      </w:r>
-    </w:p>
-    <w:p>
-      <w:pPr>
-        <w:spacing w:before="0" w:after="60" w:line="288" w:lineRule="auto"/>
-        <w:ind w:left="40"/>
-        <w:snapToGrid w:val="0"/>
-        <w:pBdr>
-          <w:top w:val="single" w:sz="4" w:space="2" w:color="999999"/>
-          <w:left w:val="single" w:sz="4" w:space="2" w:color="999999"/>
-          <w:bottom w:val="single" w:sz="4" w:space="2" w:color="999999"/>
-          <w:right w:val="single" w:sz="4" w:space="2" w:color="999999"/>
-        </w:pBdr>
-        <w:shd w:val="clear" w:color="auto" w:fill="F6F3EA"/>
-      </w:pPr>
-      <w:r>
-        <w:rPr>
-          <w:rFonts w:ascii="맑은 고딕" w:hAnsi="맑은 고딕" w:eastAsia="맑은 고딕"/>
-          <w:b w:val="0"/>
-          <w:sz w:val="17"/>
-          <w:u w:val="none"/>
-        </w:rPr>
-        <w:t>(C) What sustains it through the long sleep, however, is a bladder that works as a storage tank, letting the animal reabsorb water and survive a full year with nothing fresh to drink.</w:t>
+        <w:t>⑤ (C) - (B) - (A)</w:t>
       </w:r>
     </w:p>
     <w:p>
@@ -4050,7 +4229,7 @@
           <w:sz w:val="15"/>
           <w:u w:val="none"/>
         </w:rPr>
-        <w:t xml:space="preserve"> 정답 ⑤</w:t>
+        <w:t xml:space="preserve"> 정답 ④ — (a) ○ (b) ✕ (c) ○ (d) ✕ (e) ✕</w:t>
       </w:r>
     </w:p>
     <w:p>
@@ -4075,7 +4254,7 @@
           <w:sz w:val="15"/>
           <w:u w:val="none"/>
         </w:rPr>
-        <w:t xml:space="preserve"> 정답 ⑤</w:t>
+        <w:t xml:space="preserve"> 정답 ② — ⓑ dig → digging / ⓓ reabsorb → to reabsorb / ⓕ such → so</w:t>
       </w:r>
     </w:p>
     <w:p>
@@ -4100,7 +4279,7 @@
           <w:sz w:val="15"/>
           <w:u w:val="none"/>
         </w:rPr>
-        <w:t xml:space="preserve"> 정답 ③</w:t>
+        <w:t xml:space="preserve"> 정답 ⑤ — extreme · sophisticated · terrified</w:t>
       </w:r>
     </w:p>
     <w:p>
@@ -4125,7 +4304,7 @@
           <w:sz w:val="15"/>
           <w:u w:val="none"/>
         </w:rPr>
-        <w:t xml:space="preserve"> ④ digs → digging</w:t>
+        <w:t xml:space="preserve"> 정답 ①</w:t>
       </w:r>
     </w:p>
     <w:p>
@@ -4150,7 +4329,7 @@
           <w:sz w:val="15"/>
           <w:u w:val="none"/>
         </w:rPr>
-        <w:t xml:space="preserve"> 정답 ⑤</w:t>
+        <w:t xml:space="preserve"> 정답 ③</w:t>
       </w:r>
     </w:p>
     <w:p>
@@ -4175,7 +4354,7 @@
           <w:sz w:val="15"/>
           <w:u w:val="none"/>
         </w:rPr>
-        <w:t xml:space="preserve"> 정답 ①</w:t>
+        <w:t xml:space="preserve"> 정답 ②</w:t>
       </w:r>
     </w:p>
     <w:p>
@@ -4200,7 +4379,7 @@
           <w:sz w:val="15"/>
           <w:u w:val="none"/>
         </w:rPr>
-        <w:t xml:space="preserve"> ② (ⓐ, ⓑ, ⓓ)</w:t>
+        <w:t xml:space="preserve"> 정답 ③</w:t>
       </w:r>
     </w:p>
     <w:p>
@@ -4216,7 +4395,7 @@
           <w:sz w:val="15"/>
           <w:u w:val="none"/>
         </w:rPr>
-        <w:t>36-8</w:t>
+        <w:t>36-서1</w:t>
       </w:r>
       <w:r>
         <w:rPr>
@@ -4225,7 +4404,7 @@
           <w:sz w:val="15"/>
           <w:u w:val="none"/>
         </w:rPr>
-        <w:t xml:space="preserve"> 정답 ⑤</w:t>
+        <w:t xml:space="preserve"> (1) survive  (2) reabsorption  (3) terrifying</w:t>
       </w:r>
     </w:p>
     <w:p>
@@ -4241,7 +4420,7 @@
           <w:sz w:val="15"/>
           <w:u w:val="none"/>
         </w:rPr>
-        <w:t>36-서1</w:t>
+        <w:t>36-서2</w:t>
       </w:r>
       <w:r>
         <w:rPr>
@@ -4250,7 +4429,7 @@
           <w:sz w:val="15"/>
           <w:u w:val="none"/>
         </w:rPr>
-        <w:t xml:space="preserve"> ⓑ allowed → allowing / ⓓ took → taking</w:t>
+        <w:t xml:space="preserve"> Only after a good rain does the tortoise usually surface.</w:t>
       </w:r>
     </w:p>
     <w:p>
@@ -4266,7 +4445,7 @@
           <w:sz w:val="15"/>
           <w:u w:val="none"/>
         </w:rPr>
-        <w:t>36-추1</w:t>
+        <w:t>36-8</w:t>
       </w:r>
       <w:r>
         <w:rPr>
@@ -4275,107 +4454,7 @@
           <w:sz w:val="15"/>
           <w:u w:val="none"/>
         </w:rPr>
-        <w:t xml:space="preserve"> (A) avoids  (B) stocks  (C) store  (D) empties</w:t>
-      </w:r>
-    </w:p>
-    <w:p>
-      <w:pPr>
-        <w:spacing w:before="0" w:after="0" w:line="259" w:lineRule="auto"/>
-        <w:ind w:left="160" w:hanging="160"/>
-        <w:snapToGrid w:val="0"/>
-      </w:pPr>
-      <w:r>
-        <w:rPr>
-          <w:rFonts w:ascii="맑은 고딕" w:hAnsi="맑은 고딕" w:eastAsia="맑은 고딕"/>
-          <w:b/>
-          <w:sz w:val="15"/>
-          <w:u w:val="none"/>
-        </w:rPr>
-        <w:t>36-추2</w:t>
-      </w:r>
-      <w:r>
-        <w:rPr>
-          <w:rFonts w:ascii="맑은 고딕" w:hAnsi="맑은 고딕" w:eastAsia="맑은 고딕"/>
-          <w:b w:val="0"/>
-          <w:sz w:val="15"/>
-          <w:u w:val="none"/>
-        </w:rPr>
-        <w:t xml:space="preserve"> (1) work  (2) take  (3) empty  (4) reserves</w:t>
-      </w:r>
-    </w:p>
-    <w:p>
-      <w:pPr>
-        <w:spacing w:before="0" w:after="0" w:line="259" w:lineRule="auto"/>
-        <w:ind w:left="160" w:hanging="160"/>
-        <w:snapToGrid w:val="0"/>
-      </w:pPr>
-      <w:r>
-        <w:rPr>
-          <w:rFonts w:ascii="맑은 고딕" w:hAnsi="맑은 고딕" w:eastAsia="맑은 고딕"/>
-          <w:b/>
-          <w:sz w:val="15"/>
-          <w:u w:val="none"/>
-        </w:rPr>
-        <w:t>36-추3</w:t>
-      </w:r>
-      <w:r>
-        <w:rPr>
-          <w:rFonts w:ascii="맑은 고딕" w:hAnsi="맑은 고딕" w:eastAsia="맑은 고딕"/>
-          <w:b w:val="0"/>
-          <w:sz w:val="15"/>
-          <w:u w:val="none"/>
-        </w:rPr>
-        <w:t xml:space="preserve"> Tortoises become so terrified when people pick them up that they empty their bladders, losing their precious water reserves.</w:t>
-      </w:r>
-    </w:p>
-    <w:p>
-      <w:pPr>
-        <w:spacing w:before="0" w:after="0" w:line="259" w:lineRule="auto"/>
-        <w:ind w:left="160" w:hanging="160"/>
-        <w:snapToGrid w:val="0"/>
-      </w:pPr>
-      <w:r>
-        <w:rPr>
-          <w:rFonts w:ascii="맑은 고딕" w:hAnsi="맑은 고딕" w:eastAsia="맑은 고딕"/>
-          <w:b/>
-          <w:sz w:val="15"/>
-          <w:u w:val="none"/>
-        </w:rPr>
-        <w:t>36-위치1</w:t>
-      </w:r>
-      <w:r>
-        <w:rPr>
-          <w:rFonts w:ascii="맑은 고딕" w:hAnsi="맑은 고딕" w:eastAsia="맑은 고딕"/>
-          <w:b w:val="0"/>
-          <w:sz w:val="15"/>
-          <w:u w:val="none"/>
-        </w:rPr>
         <w:t xml:space="preserve"> 정답 ④</w:t>
-      </w:r>
-    </w:p>
-    <w:p>
-      <w:pPr>
-        <w:spacing w:before="0" w:after="0" w:line="259" w:lineRule="auto"/>
-        <w:ind w:left="160" w:hanging="160"/>
-        <w:snapToGrid w:val="0"/>
-      </w:pPr>
-      <w:r>
-        <w:rPr>
-          <w:rFonts w:ascii="맑은 고딕" w:hAnsi="맑은 고딕" w:eastAsia="맑은 고딕"/>
-          <w:b/>
-          <w:sz w:val="15"/>
-          <w:u w:val="none"/>
-        </w:rPr>
-        <w:t>36-위치2</w:t>
-      </w:r>
-      <w:r>
-        <w:rPr>
-          <w:rFonts w:ascii="맑은 고딕" w:hAnsi="맑은 고딕" w:eastAsia="맑은 고딕"/>
-          <w:b w:val="0"/>
-          <w:sz w:val="15"/>
-          <w:u w:val="none"/>
-        </w:rPr>
-        <w:t xml:space="preserve"> 정답 ③</w:t>
       </w:r>
     </w:p>
     <w:p>
@@ -4416,7 +4495,7 @@
           <w:sz w:val="14"/>
           <w:u w:val="none"/>
         </w:rPr>
-        <w:t xml:space="preserve"> 순찰대원은 거북을 들어 올리지 </w:t>
+        <w:t xml:space="preserve"> </w:t>
       </w:r>
       <w:r>
         <w:rPr>
@@ -4425,7 +4504,7 @@
           <w:sz w:val="14"/>
           <w:u w:val="none"/>
         </w:rPr>
-        <w:t>말라고</w:t>
+        <w:t>(e) [부정어 탈락]</w:t>
       </w:r>
       <w:r>
         <w:rPr>
@@ -4434,7 +4513,43 @@
           <w:sz w:val="14"/>
           <w:u w:val="none"/>
         </w:rPr>
-        <w:t>(not to lift) 요청한다. ⑤는 주체·방향을 뒤집은 오답(프린트 T/F 4번 축). ④의 '한 모금도(a single drink)'는 원문 any freshwater at all의 정확한 재진술.</w:t>
+        <w:t xml:space="preserve"> remind visitors not to … help의 not을 지운 진술 — 상식(도와주기)과 맞아 보여 놓치기 쉽다. </w:t>
+      </w:r>
+      <w:r>
+        <w:rPr>
+          <w:rFonts w:ascii="맑은 고딕" w:hAnsi="맑은 고딕" w:eastAsia="맑은 고딕"/>
+          <w:b/>
+          <w:sz w:val="14"/>
+          <w:u w:val="none"/>
+        </w:rPr>
+        <w:t>(b)</w:t>
+      </w:r>
+      <w:r>
+        <w:rPr>
+          <w:rFonts w:ascii="맑은 고딕" w:hAnsi="맑은 고딕" w:eastAsia="맑은 고딕"/>
+          <w:b w:val="0"/>
+          <w:sz w:val="14"/>
+          <w:u w:val="none"/>
+        </w:rPr>
+        <w:t xml:space="preserve"> In fact는 대조가 아니라 강조·부연. </w:t>
+      </w:r>
+      <w:r>
+        <w:rPr>
+          <w:rFonts w:ascii="맑은 고딕" w:hAnsi="맑은 고딕" w:eastAsia="맑은 고딕"/>
+          <w:b/>
+          <w:sz w:val="14"/>
+          <w:u w:val="none"/>
+        </w:rPr>
+        <w:t>(c)</w:t>
+      </w:r>
+      <w:r>
+        <w:rPr>
+          <w:rFonts w:ascii="맑은 고딕" w:hAnsi="맑은 고딕" w:eastAsia="맑은 고딕"/>
+          <w:b w:val="0"/>
+          <w:sz w:val="14"/>
+          <w:u w:val="none"/>
+        </w:rPr>
+        <w:t xml:space="preserve"> 옳은 진술이므로 고르면 ③.</w:t>
       </w:r>
     </w:p>
     <w:p>
@@ -4459,7 +4574,7 @@
           <w:sz w:val="14"/>
           <w:u w:val="none"/>
         </w:rPr>
-        <w:t xml:space="preserve"> 겁먹은 거북은 방광을 </w:t>
+        <w:t xml:space="preserve"> </w:t>
       </w:r>
       <w:r>
         <w:rPr>
@@ -4468,7 +4583,7 @@
           <w:sz w:val="14"/>
           <w:u w:val="none"/>
         </w:rPr>
-        <w:t>비워</w:t>
+        <w:t>ⓕ [so/such]</w:t>
       </w:r>
       <w:r>
         <w:rPr>
@@ -4477,7 +4592,25 @@
           <w:sz w:val="14"/>
           <w:u w:val="none"/>
         </w:rPr>
-        <w:t xml:space="preserve"> 비축량을 잃는다. ⑤는 결과를 정반대로 뒤집었다. ①은 첫 문장 Rather than endure ... avoids를 읽어야 하는 한 끗 선지.</w:t>
+        <w:t xml:space="preserve"> such는 (a +) 형용사 + 명사 앞 — 명사 없이 형용사만 오면 so. </w:t>
+      </w:r>
+      <w:r>
+        <w:rPr>
+          <w:rFonts w:ascii="맑은 고딕" w:hAnsi="맑은 고딕" w:eastAsia="맑은 고딕"/>
+          <w:b/>
+          <w:sz w:val="14"/>
+          <w:u w:val="none"/>
+        </w:rPr>
+        <w:t>ⓓ [사역동사 혼동]</w:t>
+      </w:r>
+      <w:r>
+        <w:rPr>
+          <w:rFonts w:ascii="맑은 고딕" w:hAnsi="맑은 고딕" w:eastAsia="맑은 고딕"/>
+          <w:b w:val="0"/>
+          <w:sz w:val="14"/>
+          <w:u w:val="none"/>
+        </w:rPr>
+        <w:t xml:space="preserve"> let은 원형이지만 allow는 to부정사 — ③은 이것을 놓친 선지.</w:t>
       </w:r>
     </w:p>
     <w:p>
@@ -4502,7 +4635,7 @@
           <w:sz w:val="14"/>
           <w:u w:val="none"/>
         </w:rPr>
-        <w:t xml:space="preserve"> 방광이 저장 탱크 역할을 하여 물을 몸으로 </w:t>
+        <w:t xml:space="preserve"> </w:t>
       </w:r>
       <w:r>
         <w:rPr>
@@ -4511,7 +4644,7 @@
           <w:sz w:val="14"/>
           <w:u w:val="none"/>
         </w:rPr>
-        <w:t>재흡수</w:t>
+        <w:t>③ [한 끗]</w:t>
       </w:r>
       <w:r>
         <w:rPr>
@@ -4520,7 +4653,25 @@
           <w:sz w:val="14"/>
           <w:u w:val="none"/>
         </w:rPr>
-        <w:t>(원문 reabsorb)하게 한다. release(방출하다)는 '몸으로 되돌린다(back into its body)'와 충돌하는 인접 개념 오염이다. ① immobile, ② emerges(=surfaces), ④ terrified, ⑤ reserves는 적절(프린트 A-5 표적).</w:t>
+        <w:t xml:space="preserve"> (A)(B)는 맞고 (C)만 terrifying — 감정을 ‘느끼는’ 쪽은 -ed. </w:t>
+      </w:r>
+      <w:r>
+        <w:rPr>
+          <w:rFonts w:ascii="맑은 고딕" w:hAnsi="맑은 고딕" w:eastAsia="맑은 고딕"/>
+          <w:b/>
+          <w:sz w:val="14"/>
+          <w:u w:val="none"/>
+        </w:rPr>
+        <w:t>(B) primitive</w:t>
+      </w:r>
+      <w:r>
+        <w:rPr>
+          <w:rFonts w:ascii="맑은 고딕" w:hAnsi="맑은 고딕" w:eastAsia="맑은 고딕"/>
+          <w:b w:val="0"/>
+          <w:sz w:val="14"/>
+          <w:u w:val="none"/>
+        </w:rPr>
+        <w:t xml:space="preserve"> Unlike most animals와 Incredibly가 ‘특별함’을 강조하므로 문맥과 충돌.</w:t>
       </w:r>
     </w:p>
     <w:p>
@@ -4545,7 +4696,7 @@
           <w:sz w:val="14"/>
           <w:u w:val="none"/>
         </w:rPr>
-        <w:t xml:space="preserve"> by </w:t>
+        <w:t xml:space="preserve"> </w:t>
       </w:r>
       <w:r>
         <w:rPr>
@@ -4554,7 +4705,7 @@
           <w:sz w:val="14"/>
           <w:u w:val="none"/>
         </w:rPr>
-        <w:t>eating</w:t>
+        <w:t>① [시기 반전]</w:t>
       </w:r>
       <w:r>
         <w:rPr>
@@ -4563,7 +4714,7 @@
           <w:sz w:val="14"/>
           <w:u w:val="none"/>
         </w:rPr>
-        <w:t xml:space="preserve"> plants and </w:t>
+        <w:t xml:space="preserve"> 더위를 ‘피한다’는 첫 문장과 정면 충돌. </w:t>
       </w:r>
       <w:r>
         <w:rPr>
@@ -4572,7 +4723,7 @@
           <w:sz w:val="14"/>
           <w:u w:val="none"/>
         </w:rPr>
-        <w:t>digging</w:t>
+        <w:t>④</w:t>
       </w:r>
       <w:r>
         <w:rPr>
@@ -4581,7 +4732,25 @@
           <w:sz w:val="14"/>
           <w:u w:val="none"/>
         </w:rPr>
-        <w:t xml:space="preserve"> holes — 전치사 by 뒤 동명사 병렬. ① 앞 절 전체를 받는 분사구문 meaning that, ② spends ... its life immobile(주격 보어 형용사), ⑤ 목적 to부정사는 옳다.</w:t>
+        <w:t xml:space="preserve"> reabsorb water back into its body의 환언 — 참. </w:t>
+      </w:r>
+      <w:r>
+        <w:rPr>
+          <w:rFonts w:ascii="맑은 고딕" w:hAnsi="맑은 고딕" w:eastAsia="맑은 고딕"/>
+          <w:b/>
+          <w:sz w:val="14"/>
+          <w:u w:val="none"/>
+        </w:rPr>
+        <w:t>⑤</w:t>
+      </w:r>
+      <w:r>
+        <w:rPr>
+          <w:rFonts w:ascii="맑은 고딕" w:hAnsi="맑은 고딕" w:eastAsia="맑은 고딕"/>
+          <w:b w:val="0"/>
+          <w:sz w:val="14"/>
+          <w:u w:val="none"/>
+        </w:rPr>
+        <w:t xml:space="preserve"> empty their bladders, losing … reserves — 참.</w:t>
       </w:r>
     </w:p>
     <w:p>
@@ -4606,7 +4775,7 @@
           <w:sz w:val="14"/>
           <w:u w:val="none"/>
         </w:rPr>
-        <w:t xml:space="preserve"> (A) Specifically(구체화) (B) Once outside(나온 뒤) (C) Given that(이유절) (D) For this reason(귀결). Nonetheless는 </w:t>
+        <w:t xml:space="preserve"> </w:t>
       </w:r>
       <w:r>
         <w:rPr>
@@ -4615,7 +4784,7 @@
           <w:sz w:val="14"/>
           <w:u w:val="none"/>
         </w:rPr>
-        <w:t>앞 내용과 어긋나는</w:t>
+        <w:t>② [정반대]</w:t>
       </w:r>
       <w:r>
         <w:rPr>
@@ -4624,7 +4793,43 @@
           <w:sz w:val="14"/>
           <w:u w:val="none"/>
         </w:rPr>
-        <w:t xml:space="preserve"> 내용을 이을 때만 쓰이는데, 네 자리 모두 앞 문장을 구체화·귀결하므로 어디에도 성립하지 않는다.</w:t>
+        <w:t xml:space="preserve"> 두 글 모두 ‘마시지 않고도’ 버틴다. </w:t>
+      </w:r>
+      <w:r>
+        <w:rPr>
+          <w:rFonts w:ascii="맑은 고딕" w:hAnsi="맑은 고딕" w:eastAsia="맑은 고딕"/>
+          <w:b/>
+          <w:sz w:val="14"/>
+          <w:u w:val="none"/>
+        </w:rPr>
+        <w:t>⑤ [부정어 탈락]</w:t>
+      </w:r>
+      <w:r>
+        <w:rPr>
+          <w:rFonts w:ascii="맑은 고딕" w:hAnsi="맑은 고딕" w:eastAsia="맑은 고딕"/>
+          <w:b w:val="0"/>
+          <w:sz w:val="14"/>
+          <w:u w:val="none"/>
+        </w:rPr>
+        <w:t xml:space="preserve"> remind/warn … not to의 not을 지웠다. </w:t>
+      </w:r>
+      <w:r>
+        <w:rPr>
+          <w:rFonts w:ascii="맑은 고딕" w:hAnsi="맑은 고딕" w:eastAsia="맑은 고딕"/>
+          <w:b/>
+          <w:sz w:val="14"/>
+          <w:u w:val="none"/>
+        </w:rPr>
+        <w:t>④</w:t>
+      </w:r>
+      <w:r>
+        <w:rPr>
+          <w:rFonts w:ascii="맑은 고딕" w:hAnsi="맑은 고딕" w:eastAsia="맑은 고딕"/>
+          <w:b w:val="0"/>
+          <w:sz w:val="14"/>
+          <w:u w:val="none"/>
+        </w:rPr>
+        <w:t xml:space="preserve"> 동면은 [A]에만 있는 정보를 [B]로 옮긴 것.</w:t>
       </w:r>
     </w:p>
     <w:p>
@@ -4649,7 +4854,61 @@
           <w:sz w:val="14"/>
           <w:u w:val="none"/>
         </w:rPr>
-        <w:t xml:space="preserve"> (A) 생의 대부분을 움직이지 않고(motionless) → inactive. (B) 저장 탱크 역할 → stores. ② expels(배출)은 '놀랐을 때'의 결과이지 방광의 기능이 아닌 한 끗 오답.</w:t>
+        <w:t xml:space="preserve"> </w:t>
+      </w:r>
+      <w:r>
+        <w:rPr>
+          <w:rFonts w:ascii="맑은 고딕" w:hAnsi="맑은 고딕" w:eastAsia="맑은 고딕"/>
+          <w:b/>
+          <w:sz w:val="14"/>
+          <w:u w:val="none"/>
+        </w:rPr>
+        <w:t>① [상식 함정]</w:t>
+      </w:r>
+      <w:r>
+        <w:rPr>
+          <w:rFonts w:ascii="맑은 고딕" w:hAnsi="맑은 고딕" w:eastAsia="맑은 고딕"/>
+          <w:b w:val="0"/>
+          <w:sz w:val="14"/>
+          <w:u w:val="none"/>
+        </w:rPr>
+        <w:t xml:space="preserve"> 더위 = 물을 많이 마심 — 본문은 1년간 담수 없이 버틴다. </w:t>
+      </w:r>
+      <w:r>
+        <w:rPr>
+          <w:rFonts w:ascii="맑은 고딕" w:hAnsi="맑은 고딕" w:eastAsia="맑은 고딕"/>
+          <w:b/>
+          <w:sz w:val="14"/>
+          <w:u w:val="none"/>
+        </w:rPr>
+        <w:t>⑤ [소재 오용]</w:t>
+      </w:r>
+      <w:r>
+        <w:rPr>
+          <w:rFonts w:ascii="맑은 고딕" w:hAnsi="맑은 고딕" w:eastAsia="맑은 고딕"/>
+          <w:b w:val="0"/>
+          <w:sz w:val="14"/>
+          <w:u w:val="none"/>
+        </w:rPr>
+        <w:t xml:space="preserve"> 방광은 ‘물’을 저장한다. </w:t>
+      </w:r>
+      <w:r>
+        <w:rPr>
+          <w:rFonts w:ascii="맑은 고딕" w:hAnsi="맑은 고딕" w:eastAsia="맑은 고딕"/>
+          <w:b/>
+          <w:sz w:val="14"/>
+          <w:u w:val="none"/>
+        </w:rPr>
+        <w:t>③</w:t>
+      </w:r>
+      <w:r>
+        <w:rPr>
+          <w:rFonts w:ascii="맑은 고딕" w:hAnsi="맑은 고딕" w:eastAsia="맑은 고딕"/>
+          <w:b w:val="0"/>
+          <w:sz w:val="14"/>
+          <w:u w:val="none"/>
+        </w:rPr>
+        <w:t xml:space="preserve"> 굴은 있지만 ‘매일 판다’는 없다.</w:t>
       </w:r>
     </w:p>
     <w:p>
@@ -4674,7 +4933,7 @@
           <w:sz w:val="14"/>
           <w:u w:val="none"/>
         </w:rPr>
-        <w:t xml:space="preserve"> ⓒ every few days: 1년을 담수 없이 버틴다(프린트 T/F 3번 축). ⓔ always: 순찰대원은 돕지 </w:t>
+        <w:t xml:space="preserve"> </w:t>
       </w:r>
       <w:r>
         <w:rPr>
@@ -4683,7 +4942,7 @@
           <w:sz w:val="14"/>
           <w:u w:val="none"/>
         </w:rPr>
-        <w:t>말라</w:t>
+        <w:t>③ [선의 함정]</w:t>
       </w:r>
       <w:r>
         <w:rPr>
@@ -4692,7 +4951,25 @@
           <w:sz w:val="14"/>
           <w:u w:val="none"/>
         </w:rPr>
-        <w:t>고 한다. ⓑ only는 본문 only after a good rain과 강도 일치.</w:t>
+        <w:t xml:space="preserve"> 도와주려는 행동이 오히려 해가 된다는 것이 글의 마지막 요점 — 상식적으로 착해 보여 고르지 못하기 쉽다. </w:t>
+      </w:r>
+      <w:r>
+        <w:rPr>
+          <w:rFonts w:ascii="맑은 고딕" w:hAnsi="맑은 고딕" w:eastAsia="맑은 고딕"/>
+          <w:b/>
+          <w:sz w:val="14"/>
+          <w:u w:val="none"/>
+        </w:rPr>
+        <w:t>④</w:t>
+      </w:r>
+      <w:r>
+        <w:rPr>
+          <w:rFonts w:ascii="맑은 고딕" w:hAnsi="맑은 고딕" w:eastAsia="맑은 고딕"/>
+          <w:b w:val="0"/>
+          <w:sz w:val="14"/>
+          <w:u w:val="none"/>
+        </w:rPr>
+        <w:t xml:space="preserve"> holding tank의 환언 — 참.</w:t>
       </w:r>
     </w:p>
     <w:p>
@@ -4708,7 +4985,7 @@
           <w:sz w:val="14"/>
           <w:u w:val="none"/>
         </w:rPr>
-        <w:t>36-8</w:t>
+        <w:t>36-서1</w:t>
       </w:r>
       <w:r>
         <w:rPr>
@@ -4717,25 +4994,7 @@
           <w:sz w:val="14"/>
           <w:u w:val="none"/>
         </w:rPr>
-        <w:t xml:space="preserve"> &lt;B&gt;는 방광 저장이 아니라 </w:t>
-      </w:r>
-      <w:r>
-        <w:rPr>
-          <w:rFonts w:ascii="맑은 고딕" w:hAnsi="맑은 고딕" w:eastAsia="맑은 고딕"/>
-          <w:b/>
-          <w:sz w:val="14"/>
-          <w:u w:val="none"/>
-        </w:rPr>
-        <w:t>씨앗 대사·농축뇨·굴의 습기</w:t>
-      </w:r>
-      <w:r>
-        <w:rPr>
-          <w:rFonts w:ascii="맑은 고딕" w:hAnsi="맑은 고딕" w:eastAsia="맑은 고딕"/>
-          <w:b w:val="0"/>
-          <w:sz w:val="14"/>
-          <w:u w:val="none"/>
-        </w:rPr>
-        <w:t>로 물을 얻고 지킨다. ⑤는 &lt;A&gt;의 메커니즘을 &lt;B&gt;에 이식한 주체 교차 오답. ③는 두 지문의 공통점(땅속)을 정확히 짚은 한 끗 선지.</w:t>
+        <w:t xml:space="preserve"> (1) survival ✕(동사 자리). (2) reabsorbing ✕ — the ~ of 사이 명사. (3) terrified ✕ — 주어 being picked up은 감정을 ‘일으키는’ 쪽. [채점] 각 1점.</w:t>
       </w:r>
     </w:p>
     <w:p>
@@ -4751,7 +5010,7 @@
           <w:sz w:val="14"/>
           <w:u w:val="none"/>
         </w:rPr>
-        <w:t>36-서1</w:t>
+        <w:t>36-서2</w:t>
       </w:r>
       <w:r>
         <w:rPr>
@@ -4760,7 +5019,7 @@
           <w:sz w:val="14"/>
           <w:u w:val="none"/>
         </w:rPr>
-        <w:t xml:space="preserve"> ⓑ 방광이 재흡수를 '허용하는' 능동 분사구문 → allowing. ⓓ without + </w:t>
+        <w:t xml:space="preserve"> </w:t>
       </w:r>
       <w:r>
         <w:rPr>
@@ -4769,7 +5028,7 @@
           <w:sz w:val="14"/>
           <w:u w:val="none"/>
         </w:rPr>
-        <w:t>동명사</w:t>
+        <w:t>does … surfaces</w:t>
       </w:r>
       <w:r>
         <w:rPr>
@@ -4778,7 +5037,25 @@
           <w:sz w:val="14"/>
           <w:u w:val="none"/>
         </w:rPr>
-        <w:t xml:space="preserve"> taking. ⓐ stay supplied(공급받은 상태 유지 — 과거분사 보어), ⓒ allow + 목적어 + to부정사, ⓔⓕ 부정문의 any ... at all은 옳다.</w:t>
+        <w:t xml:space="preserve"> ✕ — 조동사 does 뒤 동사원형. </w:t>
+      </w:r>
+      <w:r>
+        <w:rPr>
+          <w:rFonts w:ascii="맑은 고딕" w:hAnsi="맑은 고딕" w:eastAsia="맑은 고딕"/>
+          <w:b/>
+          <w:sz w:val="14"/>
+          <w:u w:val="none"/>
+        </w:rPr>
+        <w:t>Only after a good rain the tortoise usually surfaces</w:t>
+      </w:r>
+      <w:r>
+        <w:rPr>
+          <w:rFonts w:ascii="맑은 고딕" w:hAnsi="맑은 고딕" w:eastAsia="맑은 고딕"/>
+          <w:b w:val="0"/>
+          <w:sz w:val="14"/>
+          <w:u w:val="none"/>
+        </w:rPr>
+        <w:t xml:space="preserve"> ✕ — 도치 누락, does 미사용. [채점] 도치 1.5 / 어형 1 / 어순·단어 수 0.5.</w:t>
       </w:r>
     </w:p>
     <w:p>
@@ -4794,7 +5071,7 @@
           <w:sz w:val="14"/>
           <w:u w:val="none"/>
         </w:rPr>
-        <w:t>36-추1</w:t>
+        <w:t>36-8</w:t>
       </w:r>
       <w:r>
         <w:rPr>
@@ -4803,7 +5080,7 @@
           <w:sz w:val="14"/>
           <w:u w:val="none"/>
         </w:rPr>
-        <w:t xml:space="preserve"> (A)(B)(D) 주어 3인칭 단수 현재 → -s/-es(empty → empties 철자). (C) let + 목적어 + </w:t>
+        <w:t xml:space="preserve"> </w:t>
       </w:r>
       <w:r>
         <w:rPr>
@@ -4812,7 +5089,7 @@
           <w:sz w:val="14"/>
           <w:u w:val="none"/>
         </w:rPr>
-        <w:t>원형</w:t>
+        <w:t>⑤ [한 끗]</w:t>
       </w:r>
       <w:r>
         <w:rPr>
@@ -4821,15 +5098,8 @@
           <w:sz w:val="14"/>
           <w:u w:val="none"/>
         </w:rPr>
-        <w:t xml:space="preserve"> store. collect·pick은 프린트 요약 정답어 미끼.</w:t>
-      </w:r>
-    </w:p>
-    <w:p>
-      <w:pPr>
-        <w:spacing w:before="0" w:after="20" w:line="259" w:lineRule="auto"/>
-        <w:jc w:val="both"/>
-        <w:snapToGrid w:val="0"/>
-      </w:pPr>
+        <w:t xml:space="preserve"> (C) 뒤 (B)를 두면 its bladder가 처음 등장해 ‘방광이 중요하다’의 근거가 없다. </w:t>
+      </w:r>
       <w:r>
         <w:rPr>
           <w:rFonts w:ascii="맑은 고딕" w:hAnsi="맑은 고딕" w:eastAsia="맑은 고딕"/>
@@ -4837,7 +5107,7 @@
           <w:sz w:val="14"/>
           <w:u w:val="none"/>
         </w:rPr>
-        <w:t>36-추2</w:t>
+        <w:t>(A) 먼저</w:t>
       </w:r>
       <w:r>
         <w:rPr>
@@ -4846,100 +5116,7 @@
           <w:sz w:val="14"/>
           <w:u w:val="none"/>
         </w:rPr>
-        <w:t xml:space="preserve"> 프린트 A 표적 4행(1·3·4·5). (2) take in = 섭취하다. (3) empty는 동사(비우다). (4) reserves 복수형 명사(비축량).</w:t>
-      </w:r>
-    </w:p>
-    <w:p>
-      <w:pPr>
-        <w:spacing w:before="0" w:after="20" w:line="259" w:lineRule="auto"/>
-        <w:jc w:val="both"/>
-        <w:snapToGrid w:val="0"/>
-      </w:pPr>
-      <w:r>
-        <w:rPr>
-          <w:rFonts w:ascii="맑은 고딕" w:hAnsi="맑은 고딕" w:eastAsia="맑은 고딕"/>
-          <w:b/>
-          <w:sz w:val="14"/>
-          <w:u w:val="none"/>
-        </w:rPr>
-        <w:t>36-추3</w:t>
-      </w:r>
-      <w:r>
-        <w:rPr>
-          <w:rFonts w:ascii="맑은 고딕" w:hAnsi="맑은 고딕" w:eastAsia="맑은 고딕"/>
-          <w:b w:val="0"/>
-          <w:sz w:val="14"/>
-          <w:u w:val="none"/>
-        </w:rPr>
-        <w:t xml:space="preserve"> </w:t>
-      </w:r>
-      <w:r>
-        <w:rPr>
-          <w:rFonts w:ascii="맑은 고딕" w:hAnsi="맑은 고딕" w:eastAsia="맑은 고딕"/>
-          <w:b/>
-          <w:sz w:val="14"/>
-          <w:u w:val="none"/>
-        </w:rPr>
-        <w:t>조성 지점</w:t>
-      </w:r>
-      <w:r>
-        <w:rPr>
-          <w:rFonts w:ascii="맑은 고딕" w:hAnsi="맑은 고딕" w:eastAsia="맑은 고딕"/>
-          <w:b w:val="0"/>
-          <w:sz w:val="14"/>
-          <w:u w:val="none"/>
-        </w:rPr>
-        <w:t xml:space="preserve"> — lose → losing(결과를 나타내는 분사구문). so terrified ... that 사이에 when절이 삽입되는 구조를 유지하고, pick them up은 대명사 목적어라 반드시 분리.</w:t>
-      </w:r>
-    </w:p>
-    <w:p>
-      <w:pPr>
-        <w:spacing w:before="0" w:after="20" w:line="259" w:lineRule="auto"/>
-        <w:jc w:val="both"/>
-        <w:snapToGrid w:val="0"/>
-      </w:pPr>
-      <w:r>
-        <w:rPr>
-          <w:rFonts w:ascii="맑은 고딕" w:hAnsi="맑은 고딕" w:eastAsia="맑은 고딕"/>
-          <w:b/>
-          <w:sz w:val="14"/>
-          <w:u w:val="none"/>
-        </w:rPr>
-        <w:t>36-위치1</w:t>
-      </w:r>
-      <w:r>
-        <w:rPr>
-          <w:rFonts w:ascii="맑은 고딕" w:hAnsi="맑은 고딕" w:eastAsia="맑은 고딕"/>
-          <w:b w:val="0"/>
-          <w:sz w:val="14"/>
-          <w:u w:val="none"/>
-        </w:rPr>
-        <w:t xml:space="preserve"> ④ 앞에서 '먹고 파는 것으로는 부족하다'는 문제가 제기되고, 주어진 문장이 해결책(방광)을 도입하며, ④ 뒤 the organ이 its bladder를 받는다. ③는 아직 문제 제기 전이라 comes in(등장한다)의 계기가 없다.</w:t>
-      </w:r>
-    </w:p>
-    <w:p>
-      <w:pPr>
-        <w:spacing w:before="0" w:after="20" w:line="259" w:lineRule="auto"/>
-        <w:jc w:val="both"/>
-        <w:snapToGrid w:val="0"/>
-      </w:pPr>
-      <w:r>
-        <w:rPr>
-          <w:rFonts w:ascii="맑은 고딕" w:hAnsi="맑은 고딕" w:eastAsia="맑은 고딕"/>
-          <w:b/>
-          <w:sz w:val="14"/>
-          <w:u w:val="none"/>
-        </w:rPr>
-        <w:t>36-위치2</w:t>
-      </w:r>
-      <w:r>
-        <w:rPr>
-          <w:rFonts w:ascii="맑은 고딕" w:hAnsi="맑은 고딕" w:eastAsia="맑은 고딕"/>
-          <w:b w:val="0"/>
-          <w:sz w:val="14"/>
-          <w:u w:val="none"/>
-        </w:rPr>
-        <w:t xml:space="preserve"> 주어진 글(더위 회피) → (B) 회피의 구체적 방식 + 물 모으기 → (C) however로 '동면 중'의 진짜 해법(방광) → (A) That reserve를 받아 경고로 귀결. 원본과 다른 절단(방광 문단을 하나로 묶고 경고를 분리).</w:t>
+        <w:t xml:space="preserve"> But과 the reptile이 받을 대상이 없다.</w:t>
       </w:r>
     </w:p>
     <w:p>

--- a/shinmok1/pack/2509/H1MOGO25-09_36_SET.docx
+++ b/shinmok1/pack/2509/H1MOGO25-09_36_SET.docx
@@ -107,7 +107,7 @@
     </w:p>
     <w:p>
       <w:pPr>
-        <w:spacing w:before="0" w:after="20" w:line="360" w:lineRule="auto"/>
+        <w:spacing w:before="0" w:after="20" w:line="300" w:lineRule="auto"/>
         <w:jc w:val="both"/>
         <w:snapToGrid w:val="0"/>
       </w:pPr>
@@ -118,7 +118,7 @@
           <w:sz w:val="17"/>
           <w:u w:val="none"/>
         </w:rPr>
-        <w:t xml:space="preserve">The desert tortoise has a simple solution for </w:t>
+        <w:t xml:space="preserve">The desert tortoise has a </w:t>
       </w:r>
       <w:r>
         <w:rPr>
@@ -138,7 +138,7 @@
           <w:sz w:val="17"/>
           <w:u w:val="none"/>
         </w:rPr>
-        <w:t>[ coping / cope ]</w:t>
+        <w:t>[ simple / complex ]</w:t>
       </w:r>
       <w:r>
         <w:rPr>
@@ -147,7 +147,7 @@
           <w:sz w:val="17"/>
           <w:u w:val="none"/>
         </w:rPr>
-        <w:t xml:space="preserve"> with Death Valley’s </w:t>
+        <w:t xml:space="preserve"> solution for </w:t>
       </w:r>
       <w:r>
         <w:rPr>
@@ -163,20 +163,11 @@
       <w:r>
         <w:rPr>
           <w:rFonts w:ascii="맑은 고딕" w:hAnsi="맑은 고딕" w:eastAsia="맑은 고딕"/>
-          <w:b/>
-          <w:sz w:val="17"/>
-          <w:u w:val="none"/>
-        </w:rPr>
-        <w:t>[ extreme / mild ]</w:t>
-      </w:r>
-      <w:r>
-        <w:rPr>
-          <w:rFonts w:ascii="맑은 고딕" w:hAnsi="맑은 고딕" w:eastAsia="맑은 고딕"/>
           <w:b w:val="0"/>
           <w:sz w:val="17"/>
           <w:u w:val="none"/>
         </w:rPr>
-        <w:t xml:space="preserve"> heat: It avoids it. The slow-moving creature </w:t>
+        <w:t xml:space="preserve">________(cope) with Death Valley's extreme heat: It avoids it. The slow-moving creature </w:t>
       </w:r>
       <w:r>
         <w:rPr>
@@ -192,20 +183,11 @@
       <w:r>
         <w:rPr>
           <w:rFonts w:ascii="맑은 고딕" w:hAnsi="맑은 고딕" w:eastAsia="맑은 고딕"/>
-          <w:b/>
-          <w:sz w:val="17"/>
-          <w:u w:val="none"/>
-        </w:rPr>
-        <w:t>[ hibernates / hibernate ]</w:t>
-      </w:r>
-      <w:r>
-        <w:rPr>
-          <w:rFonts w:ascii="맑은 고딕" w:hAnsi="맑은 고딕" w:eastAsia="맑은 고딕"/>
           <w:b w:val="0"/>
           <w:sz w:val="17"/>
           <w:u w:val="none"/>
         </w:rPr>
-        <w:t xml:space="preserve"> during the winter and stays in its </w:t>
+        <w:t xml:space="preserve">h________ during the winter and stays in its tunnel for much of the summer, </w:t>
       </w:r>
       <w:r>
         <w:rPr>
@@ -221,11 +203,20 @@
       <w:r>
         <w:rPr>
           <w:rFonts w:ascii="맑은 고딕" w:hAnsi="맑은 고딕" w:eastAsia="맑은 고딕"/>
+          <w:b/>
+          <w:sz w:val="17"/>
+          <w:u w:val="none"/>
+        </w:rPr>
+        <w:t>[ meaning / meant ]</w:t>
+      </w:r>
+      <w:r>
+        <w:rPr>
+          <w:rFonts w:ascii="맑은 고딕" w:hAnsi="맑은 고딕" w:eastAsia="맑은 고딕"/>
           <w:b w:val="0"/>
           <w:sz w:val="17"/>
           <w:u w:val="none"/>
         </w:rPr>
-        <w:t xml:space="preserve">t________ for much of the summer, </w:t>
+        <w:t xml:space="preserve"> that it spends more than 90 percent of its life </w:t>
       </w:r>
       <w:r>
         <w:rPr>
@@ -245,7 +236,7 @@
           <w:sz w:val="17"/>
           <w:u w:val="none"/>
         </w:rPr>
-        <w:t>[ meaning / meant ]</w:t>
+        <w:t>[ immobile / mobile ]</w:t>
       </w:r>
       <w:r>
         <w:rPr>
@@ -254,7 +245,7 @@
           <w:sz w:val="17"/>
           <w:u w:val="none"/>
         </w:rPr>
-        <w:t xml:space="preserve"> that it spends more than 90 percent of its life </w:t>
+        <w:t xml:space="preserve">. In fact, the tortoise usually only </w:t>
       </w:r>
       <w:r>
         <w:rPr>
@@ -274,7 +265,7 @@
           <w:sz w:val="17"/>
           <w:u w:val="none"/>
         </w:rPr>
-        <w:t xml:space="preserve">________(immobility). In fact, the tortoise usually only surfaces after a good </w:t>
+        <w:t xml:space="preserve">________(surface) after a good rain. Then, it gets to work. The tortoise stocks up on water by eating plants and </w:t>
       </w:r>
       <w:r>
         <w:rPr>
@@ -290,11 +281,20 @@
       <w:r>
         <w:rPr>
           <w:rFonts w:ascii="맑은 고딕" w:hAnsi="맑은 고딕" w:eastAsia="맑은 고딕"/>
+          <w:b/>
+          <w:sz w:val="17"/>
+          <w:u w:val="none"/>
+        </w:rPr>
+        <w:t>[ digging / to dig ]</w:t>
+      </w:r>
+      <w:r>
+        <w:rPr>
+          <w:rFonts w:ascii="맑은 고딕" w:hAnsi="맑은 고딕" w:eastAsia="맑은 고딕"/>
           <w:b w:val="0"/>
           <w:sz w:val="17"/>
           <w:u w:val="none"/>
         </w:rPr>
-        <w:t xml:space="preserve">r________. Then, it gets to work. The tortoise stocks up on water by </w:t>
+        <w:t xml:space="preserve"> holes to collect rain. But to stay supplied with water through its </w:t>
       </w:r>
       <w:r>
         <w:rPr>
@@ -310,11 +310,20 @@
       <w:r>
         <w:rPr>
           <w:rFonts w:ascii="맑은 고딕" w:hAnsi="맑은 고딕" w:eastAsia="맑은 고딕"/>
+          <w:b/>
+          <w:sz w:val="17"/>
+          <w:u w:val="none"/>
+        </w:rPr>
+        <w:t>[ extended / brief ]</w:t>
+      </w:r>
+      <w:r>
+        <w:rPr>
+          <w:rFonts w:ascii="맑은 고딕" w:hAnsi="맑은 고딕" w:eastAsia="맑은 고딕"/>
           <w:b w:val="0"/>
           <w:sz w:val="17"/>
           <w:u w:val="none"/>
         </w:rPr>
-        <w:t xml:space="preserve">________(eat) plants and digging </w:t>
+        <w:t xml:space="preserve"> hibernation, the reptile relies on something else — its </w:t>
       </w:r>
       <w:r>
         <w:rPr>
@@ -330,11 +339,20 @@
       <w:r>
         <w:rPr>
           <w:rFonts w:ascii="맑은 고딕" w:hAnsi="맑은 고딕" w:eastAsia="맑은 고딕"/>
+          <w:b/>
+          <w:sz w:val="17"/>
+          <w:u w:val="none"/>
+        </w:rPr>
+        <w:t>[ highly / high ]</w:t>
+      </w:r>
+      <w:r>
+        <w:rPr>
+          <w:rFonts w:ascii="맑은 고딕" w:hAnsi="맑은 고딕" w:eastAsia="맑은 고딕"/>
           <w:b w:val="0"/>
           <w:sz w:val="17"/>
           <w:u w:val="none"/>
         </w:rPr>
-        <w:t xml:space="preserve">h________ to collect rain. But to stay </w:t>
+        <w:t xml:space="preserve"> </w:t>
       </w:r>
       <w:r>
         <w:rPr>
@@ -350,20 +368,11 @@
       <w:r>
         <w:rPr>
           <w:rFonts w:ascii="맑은 고딕" w:hAnsi="맑은 고딕" w:eastAsia="맑은 고딕"/>
-          <w:b/>
-          <w:sz w:val="17"/>
-          <w:u w:val="none"/>
-        </w:rPr>
-        <w:t>[ supplied / supplying ]</w:t>
-      </w:r>
-      <w:r>
-        <w:rPr>
-          <w:rFonts w:ascii="맑은 고딕" w:hAnsi="맑은 고딕" w:eastAsia="맑은 고딕"/>
           <w:b w:val="0"/>
           <w:sz w:val="17"/>
           <w:u w:val="none"/>
         </w:rPr>
-        <w:t xml:space="preserve"> with water through its </w:t>
+        <w:t xml:space="preserve">________(sophisticate) </w:t>
       </w:r>
       <w:r>
         <w:rPr>
@@ -379,20 +388,11 @@
       <w:r>
         <w:rPr>
           <w:rFonts w:ascii="맑은 고딕" w:hAnsi="맑은 고딕" w:eastAsia="맑은 고딕"/>
-          <w:b/>
-          <w:sz w:val="17"/>
-          <w:u w:val="none"/>
-        </w:rPr>
-        <w:t>[ extended / brief ]</w:t>
-      </w:r>
-      <w:r>
-        <w:rPr>
-          <w:rFonts w:ascii="맑은 고딕" w:hAnsi="맑은 고딕" w:eastAsia="맑은 고딕"/>
           <w:b w:val="0"/>
           <w:sz w:val="17"/>
           <w:u w:val="none"/>
         </w:rPr>
-        <w:t xml:space="preserve"> hibernation, the reptile relies on something else — its </w:t>
+        <w:t xml:space="preserve">b________. Unlike most animals, the tortoise's bladder </w:t>
       </w:r>
       <w:r>
         <w:rPr>
@@ -412,7 +412,7 @@
           <w:sz w:val="17"/>
           <w:u w:val="none"/>
         </w:rPr>
-        <w:t>[ highly / high ]</w:t>
+        <w:t>[ acts / act ]</w:t>
       </w:r>
       <w:r>
         <w:rPr>
@@ -421,7 +421,7 @@
           <w:sz w:val="17"/>
           <w:u w:val="none"/>
         </w:rPr>
-        <w:t xml:space="preserve"> sophisticated </w:t>
+        <w:t xml:space="preserve"> as a holding tank, </w:t>
       </w:r>
       <w:r>
         <w:rPr>
@@ -437,11 +437,20 @@
       <w:r>
         <w:rPr>
           <w:rFonts w:ascii="맑은 고딕" w:hAnsi="맑은 고딕" w:eastAsia="맑은 고딕"/>
+          <w:b/>
+          <w:sz w:val="17"/>
+          <w:u w:val="none"/>
+        </w:rPr>
+        <w:t>[ allowing / allowed ]</w:t>
+      </w:r>
+      <w:r>
+        <w:rPr>
+          <w:rFonts w:ascii="맑은 고딕" w:hAnsi="맑은 고딕" w:eastAsia="맑은 고딕"/>
           <w:b w:val="0"/>
           <w:sz w:val="17"/>
           <w:u w:val="none"/>
         </w:rPr>
-        <w:t xml:space="preserve">b________. Unlike most animals, the tortoise’s bladder acts as a holding tank, </w:t>
+        <w:t xml:space="preserve"> it </w:t>
       </w:r>
       <w:r>
         <w:rPr>
@@ -461,7 +470,7 @@
           <w:sz w:val="17"/>
           <w:u w:val="none"/>
         </w:rPr>
-        <w:t>[ allowing / allowed ]</w:t>
+        <w:t>[ to reabsorb / reabsorbing ]</w:t>
       </w:r>
       <w:r>
         <w:rPr>
@@ -470,7 +479,7 @@
           <w:sz w:val="17"/>
           <w:u w:val="none"/>
         </w:rPr>
-        <w:t xml:space="preserve"> it to reabsorb water back into its body. </w:t>
+        <w:t xml:space="preserve"> water back into its body. Incredibly, a desert tortoise can go a full year without </w:t>
       </w:r>
       <w:r>
         <w:rPr>
@@ -490,7 +499,7 @@
           <w:sz w:val="17"/>
           <w:u w:val="none"/>
         </w:rPr>
-        <w:t xml:space="preserve">________(incredible), a desert tortoise can go a full year without </w:t>
+        <w:t xml:space="preserve">________(take) in any </w:t>
       </w:r>
       <w:r>
         <w:rPr>
@@ -506,20 +515,11 @@
       <w:r>
         <w:rPr>
           <w:rFonts w:ascii="맑은 고딕" w:hAnsi="맑은 고딕" w:eastAsia="맑은 고딕"/>
-          <w:b/>
-          <w:sz w:val="17"/>
-          <w:u w:val="none"/>
-        </w:rPr>
-        <w:t>[ taking / take ]</w:t>
-      </w:r>
-      <w:r>
-        <w:rPr>
-          <w:rFonts w:ascii="맑은 고딕" w:hAnsi="맑은 고딕" w:eastAsia="맑은 고딕"/>
           <w:b w:val="0"/>
           <w:sz w:val="17"/>
           <w:u w:val="none"/>
         </w:rPr>
-        <w:t xml:space="preserve"> in any freshwater at all. And because its bladder is so important to a tortoise’s </w:t>
+        <w:t xml:space="preserve">f________ at all. And because its bladder is so important to a tortoise's </w:t>
       </w:r>
       <w:r>
         <w:rPr>
@@ -539,7 +539,7 @@
           <w:sz w:val="17"/>
           <w:u w:val="none"/>
         </w:rPr>
-        <w:t xml:space="preserve">s________, park rangers often remind visitors not </w:t>
+        <w:t xml:space="preserve">s________, park rangers often remind visitors </w:t>
       </w:r>
       <w:r>
         <w:rPr>
@@ -559,7 +559,7 @@
           <w:sz w:val="17"/>
           <w:u w:val="none"/>
         </w:rPr>
-        <w:t>[ to stop / stopping ]</w:t>
+        <w:t>[ not to stop / to not stopping ]</w:t>
       </w:r>
       <w:r>
         <w:rPr>
@@ -568,7 +568,7 @@
           <w:sz w:val="17"/>
           <w:u w:val="none"/>
         </w:rPr>
-        <w:t xml:space="preserve"> and help the slow-movers across the road. Tortoises become so </w:t>
+        <w:t xml:space="preserve"> and help the slow-movers across the road. Tortoises become so terrified when people </w:t>
       </w:r>
       <w:r>
         <w:rPr>
@@ -588,7 +588,7 @@
           <w:sz w:val="17"/>
           <w:u w:val="none"/>
         </w:rPr>
-        <w:t>[ terrified / terrifying ]</w:t>
+        <w:t>[ pick / picked ]</w:t>
       </w:r>
       <w:r>
         <w:rPr>
@@ -597,7 +597,7 @@
           <w:sz w:val="17"/>
           <w:u w:val="none"/>
         </w:rPr>
-        <w:t xml:space="preserve"> when people pick them up that they empty their bladders, </w:t>
+        <w:t xml:space="preserve"> them up that they empty their bladders, </w:t>
       </w:r>
       <w:r>
         <w:rPr>
@@ -613,11 +613,20 @@
       <w:r>
         <w:rPr>
           <w:rFonts w:ascii="맑은 고딕" w:hAnsi="맑은 고딕" w:eastAsia="맑은 고딕"/>
+          <w:b/>
+          <w:sz w:val="17"/>
+          <w:u w:val="none"/>
+        </w:rPr>
+        <w:t>[ losing / lost ]</w:t>
+      </w:r>
+      <w:r>
+        <w:rPr>
+          <w:rFonts w:ascii="맑은 고딕" w:hAnsi="맑은 고딕" w:eastAsia="맑은 고딕"/>
           <w:b w:val="0"/>
           <w:sz w:val="17"/>
           <w:u w:val="none"/>
         </w:rPr>
-        <w:t xml:space="preserve">________(lose) their </w:t>
+        <w:t xml:space="preserve"> their </w:t>
       </w:r>
       <w:r>
         <w:rPr>
@@ -633,20 +642,11 @@
       <w:r>
         <w:rPr>
           <w:rFonts w:ascii="맑은 고딕" w:hAnsi="맑은 고딕" w:eastAsia="맑은 고딕"/>
-          <w:b/>
-          <w:sz w:val="17"/>
-          <w:u w:val="none"/>
-        </w:rPr>
-        <w:t>[ precious / worthless ]</w:t>
-      </w:r>
-      <w:r>
-        <w:rPr>
-          <w:rFonts w:ascii="맑은 고딕" w:hAnsi="맑은 고딕" w:eastAsia="맑은 고딕"/>
           <w:b w:val="0"/>
           <w:sz w:val="17"/>
           <w:u w:val="none"/>
         </w:rPr>
-        <w:t xml:space="preserve"> water reserves.</w:t>
+        <w:t>p________ water reserves.</w:t>
       </w:r>
     </w:p>
     <w:p>
@@ -698,7 +698,7 @@
           <w:sz w:val="17"/>
           <w:u w:val="none"/>
         </w:rPr>
-        <w:t xml:space="preserve">The desert tortoise has a simple solution for coping with Death Valley’s extreme heat: It avoids </w:t>
+        <w:t xml:space="preserve">The desert tortoise has a simple solution </w:t>
       </w:r>
       <w:r>
         <w:rPr>
@@ -707,7 +707,7 @@
           <w:sz w:val="17"/>
           <w:u w:val="single"/>
         </w:rPr>
-        <w:t>it</w:t>
+        <w:t>for coping with</w:t>
       </w:r>
       <w:r>
         <w:rPr>
@@ -716,7 +716,7 @@
           <w:sz w:val="17"/>
           <w:u w:val="none"/>
         </w:rPr>
-        <w:t xml:space="preserve">.  → 제시 교정: </w:t>
+        <w:t xml:space="preserve"> Death Valley's extreme heat: It avoids it.  → 제시 교정: </w:t>
       </w:r>
       <w:r>
         <w:rPr>
@@ -725,7 +725,7 @@
           <w:sz w:val="17"/>
           <w:u w:val="none"/>
         </w:rPr>
-        <w:t>the heat</w:t>
+        <w:t>to cope with</w:t>
       </w:r>
       <w:r>
         <w:rPr>
@@ -760,7 +760,7 @@
           <w:sz w:val="17"/>
           <w:u w:val="none"/>
         </w:rPr>
-        <w:t xml:space="preserve">… the tortoise’s bladder acts as a holding tank, </w:t>
+        <w:t xml:space="preserve">But to stay supplied with water through its extended hibernation, the reptile </w:t>
       </w:r>
       <w:r>
         <w:rPr>
@@ -769,7 +769,7 @@
           <w:sz w:val="17"/>
           <w:u w:val="single"/>
         </w:rPr>
-        <w:t>allowing</w:t>
+        <w:t>relies on</w:t>
       </w:r>
       <w:r>
         <w:rPr>
@@ -778,7 +778,7 @@
           <w:sz w:val="17"/>
           <w:u w:val="none"/>
         </w:rPr>
-        <w:t xml:space="preserve"> it to reabsorb water back into its body.  → 제시 교정: </w:t>
+        <w:t xml:space="preserve"> something else …  → 제시 교정: </w:t>
       </w:r>
       <w:r>
         <w:rPr>
@@ -787,7 +787,7 @@
           <w:sz w:val="17"/>
           <w:u w:val="none"/>
         </w:rPr>
-        <w:t>which allows</w:t>
+        <w:t>depends on</w:t>
       </w:r>
       <w:r>
         <w:rPr>
@@ -822,7 +822,7 @@
           <w:sz w:val="17"/>
           <w:u w:val="none"/>
         </w:rPr>
-        <w:t xml:space="preserve">… park rangers often remind visitors not to stop and </w:t>
+        <w:t xml:space="preserve">Incredibly, a desert tortoise can go a full year </w:t>
       </w:r>
       <w:r>
         <w:rPr>
@@ -831,7 +831,7 @@
           <w:sz w:val="17"/>
           <w:u w:val="single"/>
         </w:rPr>
-        <w:t>help</w:t>
+        <w:t>without taking in</w:t>
       </w:r>
       <w:r>
         <w:rPr>
@@ -840,7 +840,7 @@
           <w:sz w:val="17"/>
           <w:u w:val="none"/>
         </w:rPr>
-        <w:t xml:space="preserve"> the slow-movers across the road.  → 제시 교정: </w:t>
+        <w:t xml:space="preserve"> any freshwater at all.  → 제시 교정: </w:t>
       </w:r>
       <w:r>
         <w:rPr>
@@ -849,7 +849,7 @@
           <w:sz w:val="17"/>
           <w:u w:val="none"/>
         </w:rPr>
-        <w:t>helping</w:t>
+        <w:t>without to take in</w:t>
       </w:r>
       <w:r>
         <w:rPr>
@@ -910,7 +910,7 @@
           <w:sz w:val="17"/>
           <w:u w:val="none"/>
         </w:rPr>
-        <w:t>그것은 일생의 90퍼센트 이상을 움직이지 않은 채 보낸다.</w:t>
+        <w:t>대부분의 동물과 달리, 거북의 방광은 저장 탱크 역할을 하여 물을 몸으로 다시 재흡수할 수 있게 한다.</w:t>
       </w:r>
     </w:p>
     <w:p>
@@ -927,7 +927,7 @@
           <w:sz w:val="17"/>
           <w:u w:val="none"/>
         </w:rPr>
-        <w:t>it / spend / more / 90 percent / of its life / immobile / immobility</w:t>
+        <w:t>it / unlike / the tortoise's bladder / as / allow / most animals / a holding tank / act / to reabsorb / water / its body / like / back into</w:t>
       </w:r>
     </w:p>
     <w:p>
@@ -962,7 +962,7 @@
           <w:sz w:val="17"/>
           <w:u w:val="none"/>
         </w:rPr>
-        <w:t>거북은 사람들이 들어 올리면 너무 겁에 질려 방광을 비운다.</w:t>
+        <w:t>거북은 사람들이 들어 올릴 때 너무 겁을 먹어서 방광을 비워 버리고, 소중한 물 비축량을 잃는다.</w:t>
       </w:r>
     </w:p>
     <w:p>
@@ -979,7 +979,7 @@
           <w:sz w:val="17"/>
           <w:u w:val="none"/>
         </w:rPr>
-        <w:t>tortoises / become / so / terrify / when / people / pick / them up / they / empty / their bladders / such</w:t>
+        <w:t>become / so / when / tortoises / terrified / people / pick / they / that / them up / empty / their bladders / lose / their precious water reserves / such</w:t>
       </w:r>
     </w:p>
     <w:p>
@@ -1040,7 +1040,7 @@
           <w:sz w:val="17"/>
           <w:u w:val="none"/>
         </w:rPr>
-        <w:t>사막거북은 민물을 전혀 섭취하지 않고 꼬박 1년을 버틸 수 있다.</w:t>
+        <w:t>놀랍게도 사막거북은 담수를 전혀 섭취하지 않고도 꼬박 1년을 버틸 수 있다.</w:t>
       </w:r>
     </w:p>
     <w:p>
@@ -1057,7 +1057,7 @@
           <w:sz w:val="17"/>
           <w:u w:val="none"/>
         </w:rPr>
-        <w:t>a desert tortoise / can / go / a full year / without / take / in / any freshwater / at all</w:t>
+        <w:t>a desert tortoise / a full year / go / without / can / take in / incredibly / any freshwater / at all</w:t>
       </w:r>
     </w:p>
     <w:p>
@@ -1136,7 +1136,7 @@
           <w:sz w:val="17"/>
           <w:u w:val="none"/>
         </w:rPr>
-        <w:t xml:space="preserve"> — 두 번째 it이 가리키는 말을 본문에서(4단어): ______________________</w:t>
+        <w:t>. — 두 번째 it이 가리키는 말을 본문에서(4단어): ______________________________</w:t>
       </w:r>
     </w:p>
     <w:p>
@@ -1162,7 +1162,7 @@
           <w:sz w:val="17"/>
           <w:u w:val="none"/>
         </w:rPr>
-        <w:t>allowing it</w:t>
+        <w:t>the reptile</w:t>
       </w:r>
       <w:r>
         <w:rPr>
@@ -1171,7 +1171,7 @@
           <w:sz w:val="17"/>
           <w:u w:val="none"/>
         </w:rPr>
-        <w:t xml:space="preserve"> to reabsorb water — it이 가리키는 말(2단어): ______________</w:t>
+        <w:t xml:space="preserve"> relies on something else — the reptile이 가리키는 동물을 본문에서(3단어): ______________________</w:t>
       </w:r>
     </w:p>
     <w:p>
@@ -1197,7 +1197,7 @@
           <w:sz w:val="17"/>
           <w:u w:val="none"/>
         </w:rPr>
-        <w:t xml:space="preserve">help </w:t>
+        <w:t xml:space="preserve">relies on </w:t>
       </w:r>
       <w:r>
         <w:rPr>
@@ -1206,7 +1206,7 @@
           <w:sz w:val="17"/>
           <w:u w:val="none"/>
         </w:rPr>
-        <w:t>the slow-movers</w:t>
+        <w:t>something else</w:t>
       </w:r>
       <w:r>
         <w:rPr>
@@ -1215,7 +1215,7 @@
           <w:sz w:val="17"/>
           <w:u w:val="none"/>
         </w:rPr>
-        <w:t xml:space="preserve"> across the road — 가리키는 말(1단어): ______________</w:t>
+        <w:t xml:space="preserve"> — ‘다른 것’이 무엇인지 본문에서(4단어): ______________________________</w:t>
       </w:r>
     </w:p>
     <w:p>
@@ -1241,7 +1241,7 @@
           <w:sz w:val="17"/>
           <w:u w:val="none"/>
         </w:rPr>
-        <w:t xml:space="preserve">the reptile relies on </w:t>
+        <w:t xml:space="preserve">help </w:t>
       </w:r>
       <w:r>
         <w:rPr>
@@ -1250,7 +1250,7 @@
           <w:sz w:val="17"/>
           <w:u w:val="none"/>
         </w:rPr>
-        <w:t>something else</w:t>
+        <w:t>the slow-movers</w:t>
       </w:r>
       <w:r>
         <w:rPr>
@@ -1259,7 +1259,7 @@
           <w:sz w:val="17"/>
           <w:u w:val="none"/>
         </w:rPr>
-        <w:t xml:space="preserve"> — 가리키는 것을 본문에서(4단어): ______________________</w:t>
+        <w:t xml:space="preserve"> across the road — the slow-movers가 가리키는 말(1단어): ______________</w:t>
       </w:r>
     </w:p>
     <w:p>
@@ -1290,7 +1290,7 @@
     </w:p>
     <w:p>
       <w:pPr>
-        <w:spacing w:before="0" w:after="20" w:line="360" w:lineRule="auto"/>
+        <w:spacing w:before="0" w:after="20" w:line="300" w:lineRule="auto"/>
         <w:jc w:val="both"/>
         <w:snapToGrid w:val="0"/>
       </w:pPr>
@@ -1301,7 +1301,7 @@
           <w:sz w:val="17"/>
           <w:u w:val="none"/>
         </w:rPr>
-        <w:t xml:space="preserve">Camels manage the desert in a different way. Instead of avoiding the heat, they </w:t>
+        <w:t xml:space="preserve">The kangaroo rat of the American deserts faces the same shortage of water, and it too has a trick: it almost never drinks. The seeds it eats </w:t>
       </w:r>
       <w:r>
         <w:rPr>
@@ -1321,7 +1321,7 @@
           <w:sz w:val="17"/>
           <w:u w:val="none"/>
         </w:rPr>
-        <w:t>[ let / lets ]</w:t>
+        <w:t>[ release / releases ]</w:t>
       </w:r>
       <w:r>
         <w:rPr>
@@ -1330,7 +1330,7 @@
           <w:sz w:val="17"/>
           <w:u w:val="none"/>
         </w:rPr>
-        <w:t xml:space="preserve"> their body temperature rise during the day, which means they lose less water through sweat. At night they cool down again, ready </w:t>
+        <w:t xml:space="preserve"> water as they are digested, and its kidneys are so efficient that very little moisture is lost. Because the animal cannot afford to waste any of it, it stays underground during the day, </w:t>
       </w:r>
       <w:r>
         <w:rPr>
@@ -1350,7 +1350,7 @@
           <w:sz w:val="17"/>
           <w:u w:val="none"/>
         </w:rPr>
-        <w:t>[ to face / facing ]</w:t>
+        <w:t>[ sealing / sealed ]</w:t>
       </w:r>
       <w:r>
         <w:rPr>
@@ -1359,7 +1359,7 @@
           <w:sz w:val="17"/>
           <w:u w:val="none"/>
         </w:rPr>
-        <w:t xml:space="preserve"> another day of sun. Their trick, </w:t>
+        <w:t xml:space="preserve"> its burrow to keep the air inside moist. Visitors </w:t>
       </w:r>
       <w:r>
         <w:rPr>
@@ -1379,7 +1379,7 @@
           <w:sz w:val="17"/>
           <w:u w:val="none"/>
         </w:rPr>
-        <w:t>[ like / unlike ]</w:t>
+        <w:t>[ who / which ]</w:t>
       </w:r>
       <w:r>
         <w:rPr>
@@ -1388,7 +1388,7 @@
           <w:sz w:val="17"/>
           <w:u w:val="none"/>
         </w:rPr>
-        <w:t xml:space="preserve"> the tortoise’s, is to save every drop they can.</w:t>
+        <w:t xml:space="preserve"> dig up a burrow to get a closer look can leave the animal exposed to the dry daytime heat it has spent its whole life avoiding.</w:t>
       </w:r>
     </w:p>
     <w:p>
@@ -1440,7 +1440,7 @@
           <w:sz w:val="17"/>
           <w:u w:val="none"/>
         </w:rPr>
-        <w:t>The desert tortoise survives by avoiding heat and s____________ water in its bladder.</w:t>
+        <w:t>A desert tortoise survives extreme heat and drought by avoiding the sun and storing water in its b____________.</w:t>
       </w:r>
     </w:p>
     <w:p>
@@ -1501,7 +1501,7 @@
           <w:sz w:val="17"/>
           <w:u w:val="none"/>
         </w:rPr>
-        <w:t xml:space="preserve"> 것만을 있는 대로 고른 것은? [3.2점]</w:t>
+        <w:t xml:space="preserve"> 것만을 있는 대로 고른 것은? [3.3점]</w:t>
       </w:r>
     </w:p>
     <w:p>
@@ -1524,43 +1524,7 @@
           <w:sz w:val="17"/>
           <w:u w:val="none"/>
         </w:rPr>
-        <w:t>The desert tortoise has a simple solution for coping with Death Valley's extreme heat: It avoids it. The slow-moving creature hibernates during the winter and stays in its tunnel for much of the summer, meaning that it spends more than 90 percent of its life ⓐ</w:t>
-      </w:r>
-      <w:r>
-        <w:rPr>
-          <w:rFonts w:ascii="맑은 고딕" w:hAnsi="맑은 고딕" w:eastAsia="맑은 고딕"/>
-          <w:b w:val="0"/>
-          <w:sz w:val="17"/>
-          <w:u w:val="single"/>
-        </w:rPr>
-        <w:t>immobile</w:t>
-      </w:r>
-      <w:r>
-        <w:rPr>
-          <w:rFonts w:ascii="맑은 고딕" w:hAnsi="맑은 고딕" w:eastAsia="맑은 고딕"/>
-          <w:b w:val="0"/>
-          <w:sz w:val="17"/>
-          <w:u w:val="none"/>
-        </w:rPr>
-        <w:t>. (A) ________, the tortoise usually only surfaces after a good rain. Then, it gets to work. The tortoise stocks up on water by eating plants and digging holes to collect rain. But to stay supplied with water through its extended hibernation, the reptile relies on something else — its highly sophisticated bladder. Unlike most animals, the tortoise's bladder acts as a holding tank, allowing it to reabsorb water back into its body. Incredibly, a desert tortoise can go a full year without taking in any freshwater at all. And because its bladder is so important to a tortoise's survival, park rangers often remind visitors not to stop and help the slow-movers across the road. Tortoises become so terrified when people pick them up that they empty their bladders, losing their ⓑ</w:t>
-      </w:r>
-      <w:r>
-        <w:rPr>
-          <w:rFonts w:ascii="맑은 고딕" w:hAnsi="맑은 고딕" w:eastAsia="맑은 고딕"/>
-          <w:b w:val="0"/>
-          <w:sz w:val="17"/>
-          <w:u w:val="single"/>
-        </w:rPr>
-        <w:t>precious</w:t>
-      </w:r>
-      <w:r>
-        <w:rPr>
-          <w:rFonts w:ascii="맑은 고딕" w:hAnsi="맑은 고딕" w:eastAsia="맑은 고딕"/>
-          <w:b w:val="0"/>
-          <w:sz w:val="17"/>
-          <w:u w:val="none"/>
-        </w:rPr>
-        <w:t xml:space="preserve"> water reserves.</w:t>
+        <w:t>The desert tortoise deals with the brutal heat of Death Valley in the simplest possible way: it stays out of it. This unhurried animal sleeps through the winter and remains in its burrow for most of the summer, so that well over nine-tenths of its life is spent without moving. As a rule, it comes to the surface only once a heavy rain has fallen. That is when it becomes busy. It builds up its water supply by feeding on plants and by scooping out hollows where rainwater can gather. To remain supplied through its long period of sleep, however, the reptile depends on a different resource — a remarkably advanced bladder. Whereas the bladder of most animals simply stores waste, the tortoise's bladder works as a reserve tank from which water can be taken back into the body. Astonishingly, a desert tortoise can last an entire year without drinking any fresh water. Since this organ matters so much to the animal's survival, park rangers frequently warn visitors against stopping to carry the slow creatures across the road. A tortoise that is lifted becomes (ⓐ) [so / such] frightened that it releases the contents of its bladder, and with them its hard-won store of water.</w:t>
       </w:r>
     </w:p>
     <w:p>
@@ -1606,7 +1570,7 @@
           <w:sz w:val="17"/>
           <w:u w:val="none"/>
         </w:rPr>
-        <w:t>(a) The tortoise copes with extreme heat by staying inactive for most of its life.</w:t>
+        <w:t>(A) The park rangers' warning is presented as an example showing how much the bladder matters to the tortoise.</w:t>
       </w:r>
     </w:p>
     <w:p>
@@ -1629,7 +1593,7 @@
           <w:sz w:val="17"/>
           <w:u w:val="none"/>
         </w:rPr>
-        <w:t>(b) The appropriate expression for (A) is ‘In contrast’.</w:t>
+        <w:t>(B) ‘such’ is the right choice for (ⓐ), because ‘frightened’ describes the tortoise.</w:t>
       </w:r>
     </w:p>
     <w:p>
@@ -1652,7 +1616,1104 @@
           <w:sz w:val="17"/>
           <w:u w:val="none"/>
         </w:rPr>
-        <w:t>(c) In ⓐ, ‘immobile’ can be replaced by ‘motionless’.</w:t>
+        <w:t>(C) The sentence ‘the reptile depends on a different resource’ means that plants and rainwater alone keep the tortoise supplied during its long sleep.</w:t>
+      </w:r>
+    </w:p>
+    <w:p>
+      <w:pPr>
+        <w:spacing w:before="0" w:after="60" w:line="288" w:lineRule="auto"/>
+        <w:ind w:left="40"/>
+        <w:snapToGrid w:val="0"/>
+        <w:pBdr>
+          <w:top w:val="single" w:sz="4" w:space="2" w:color="9B6BD0"/>
+          <w:left w:val="single" w:sz="4" w:space="2" w:color="9B6BD0"/>
+          <w:bottom w:val="single" w:sz="4" w:space="2" w:color="9B6BD0"/>
+          <w:right w:val="single" w:sz="4" w:space="2" w:color="9B6BD0"/>
+        </w:pBdr>
+        <w:shd w:val="clear" w:color="auto" w:fill="FAF5FF"/>
+      </w:pPr>
+      <w:r>
+        <w:rPr>
+          <w:rFonts w:ascii="맑은 고딕" w:hAnsi="맑은 고딕" w:eastAsia="맑은 고딕"/>
+          <w:b w:val="0"/>
+          <w:sz w:val="17"/>
+          <w:u w:val="none"/>
+        </w:rPr>
+        <w:t>(D) In the summary ‘Avoiding the heat and storing water in its bladder allow the tortoise to survive’, the verb ‘allow’ agrees with its subject.</w:t>
+      </w:r>
+    </w:p>
+    <w:p>
+      <w:pPr>
+        <w:spacing w:before="0" w:after="20" w:line="276" w:lineRule="auto"/>
+        <w:ind w:left="80"/>
+        <w:snapToGrid w:val="0"/>
+      </w:pPr>
+      <w:r>
+        <w:rPr>
+          <w:rFonts w:ascii="맑은 고딕" w:hAnsi="맑은 고딕" w:eastAsia="맑은 고딕"/>
+          <w:b w:val="0"/>
+          <w:sz w:val="17"/>
+          <w:u w:val="none"/>
+        </w:rPr>
+        <w:t>① (A), (D)    ② (B), (C)    ③ (B), (D)    ④ (A), (B), (C)    ⑤ (C), (D)</w:t>
+      </w:r>
+    </w:p>
+    <w:p>
+      <w:pPr>
+        <w:keepNext/>
+        <w:spacing w:before="80" w:after="20" w:line="276" w:lineRule="auto"/>
+        <w:snapToGrid w:val="0"/>
+      </w:pPr>
+      <w:r>
+        <w:rPr>
+          <w:rFonts w:ascii="맑은 고딕" w:hAnsi="맑은 고딕" w:eastAsia="맑은 고딕"/>
+          <w:b/>
+          <w:sz w:val="17"/>
+          <w:u w:val="none"/>
+        </w:rPr>
+        <w:t>36-2.</w:t>
+      </w:r>
+      <w:r>
+        <w:rPr>
+          <w:rFonts w:ascii="맑은 고딕" w:hAnsi="맑은 고딕" w:eastAsia="맑은 고딕"/>
+          <w:b w:val="0"/>
+          <w:sz w:val="17"/>
+          <w:u w:val="none"/>
+        </w:rPr>
+        <w:t xml:space="preserve"> [A]와 [B]를 읽고 이해한 것으로 가장 적절한 것은? [3.2점]</w:t>
+      </w:r>
+    </w:p>
+    <w:p>
+      <w:pPr>
+        <w:spacing w:before="0" w:after="60" w:line="288" w:lineRule="auto"/>
+        <w:ind w:left="40"/>
+        <w:snapToGrid w:val="0"/>
+        <w:pBdr>
+          <w:top w:val="single" w:sz="4" w:space="2" w:color="999999"/>
+          <w:left w:val="single" w:sz="4" w:space="2" w:color="999999"/>
+          <w:bottom w:val="single" w:sz="4" w:space="2" w:color="999999"/>
+          <w:right w:val="single" w:sz="4" w:space="2" w:color="999999"/>
+        </w:pBdr>
+        <w:shd w:val="clear" w:color="auto" w:fill="F6F3EA"/>
+      </w:pPr>
+      <w:r>
+        <w:rPr>
+          <w:rFonts w:ascii="맑은 고딕" w:hAnsi="맑은 고딕" w:eastAsia="맑은 고딕"/>
+          <w:b w:val="0"/>
+          <w:sz w:val="17"/>
+          <w:u w:val="none"/>
+        </w:rPr>
+        <w:t>[A] To remain supplied through its long period of sleep, the desert tortoise depends on a different resource — a remarkably advanced bladder. Whereas the bladder of most animals simply stores waste, the tortoise's bladder works as a reserve tank from which water can be taken back into the body. Astonishingly, a desert tortoise can last an entire year without drinking any fresh water. Since this organ matters so much to the animal's survival, park rangers frequently warn visitors against stopping to carry the slow creatures across the road. A tortoise that is lifted becomes so frightened that it releases the contents of its bladder, and with them its hard-won store of water.</w:t>
+      </w:r>
+    </w:p>
+    <w:p>
+      <w:pPr>
+        <w:spacing w:before="0" w:after="60" w:line="288" w:lineRule="auto"/>
+        <w:ind w:left="40"/>
+        <w:snapToGrid w:val="0"/>
+        <w:pBdr>
+          <w:top w:val="single" w:sz="4" w:space="2" w:color="6B7FB8"/>
+          <w:left w:val="single" w:sz="4" w:space="2" w:color="6B7FB8"/>
+          <w:bottom w:val="single" w:sz="4" w:space="2" w:color="6B7FB8"/>
+          <w:right w:val="single" w:sz="4" w:space="2" w:color="6B7FB8"/>
+        </w:pBdr>
+        <w:shd w:val="clear" w:color="auto" w:fill="EEF2FF"/>
+      </w:pPr>
+      <w:r>
+        <w:rPr>
+          <w:rFonts w:ascii="맑은 고딕" w:hAnsi="맑은 고딕" w:eastAsia="맑은 고딕"/>
+          <w:b w:val="0"/>
+          <w:sz w:val="17"/>
+          <w:u w:val="none"/>
+        </w:rPr>
+        <w:t>[B] The kangaroo rat of the American deserts faces the same shortage of water, and it too has a trick: it almost never drinks. The seeds it eats release water as they are digested, and its kidneys are so efficient that very little moisture is lost. Because the animal cannot afford to waste any of it, it stays underground during the day, sealing its burrow to keep the air inside moist. Visitors who dig up a burrow to get a closer look can leave the animal exposed to the dry daytime heat it has spent its whole life avoiding.</w:t>
+      </w:r>
+    </w:p>
+    <w:p>
+      <w:pPr>
+        <w:spacing w:before="0" w:after="0" w:line="269" w:lineRule="auto"/>
+        <w:ind w:left="180" w:hanging="180"/>
+        <w:snapToGrid w:val="0"/>
+      </w:pPr>
+      <w:r>
+        <w:rPr>
+          <w:rFonts w:ascii="맑은 고딕" w:hAnsi="맑은 고딕" w:eastAsia="맑은 고딕"/>
+          <w:b w:val="0"/>
+          <w:sz w:val="17"/>
+          <w:u w:val="none"/>
+        </w:rPr>
+        <w:t>① [A] explains how the tortoise finds water, while [B] explains how the kangaroo rat finds shade.</w:t>
+      </w:r>
+    </w:p>
+    <w:p>
+      <w:pPr>
+        <w:spacing w:before="0" w:after="0" w:line="269" w:lineRule="auto"/>
+        <w:ind w:left="180" w:hanging="180"/>
+        <w:snapToGrid w:val="0"/>
+      </w:pPr>
+      <w:r>
+        <w:rPr>
+          <w:rFonts w:ascii="맑은 고딕" w:hAnsi="맑은 고딕" w:eastAsia="맑은 고딕"/>
+          <w:b w:val="0"/>
+          <w:sz w:val="17"/>
+          <w:u w:val="none"/>
+        </w:rPr>
+        <w:t>② In both texts, the animal loses its water because it drinks too little during the day.</w:t>
+      </w:r>
+    </w:p>
+    <w:p>
+      <w:pPr>
+        <w:spacing w:before="0" w:after="0" w:line="269" w:lineRule="auto"/>
+        <w:ind w:left="180" w:hanging="180"/>
+        <w:snapToGrid w:val="0"/>
+      </w:pPr>
+      <w:r>
+        <w:rPr>
+          <w:rFonts w:ascii="맑은 고딕" w:hAnsi="맑은 고딕" w:eastAsia="맑은 고딕"/>
+          <w:b w:val="0"/>
+          <w:sz w:val="17"/>
+          <w:u w:val="none"/>
+        </w:rPr>
+        <w:t>③ [A] says the tortoise's bladder stores waste like that of other animals, whereas [B] says the kangaroo rat has no kidneys.</w:t>
+      </w:r>
+    </w:p>
+    <w:p>
+      <w:pPr>
+        <w:spacing w:before="0" w:after="0" w:line="269" w:lineRule="auto"/>
+        <w:ind w:left="180" w:hanging="180"/>
+        <w:snapToGrid w:val="0"/>
+      </w:pPr>
+      <w:r>
+        <w:rPr>
+          <w:rFonts w:ascii="맑은 고딕" w:hAnsi="맑은 고딕" w:eastAsia="맑은 고딕"/>
+          <w:b w:val="0"/>
+          <w:sz w:val="17"/>
+          <w:u w:val="none"/>
+        </w:rPr>
+        <w:t>④ Both texts show that a well-meaning human can undo the very thing that keeps the animal alive.</w:t>
+      </w:r>
+    </w:p>
+    <w:p>
+      <w:pPr>
+        <w:spacing w:before="0" w:after="0" w:line="269" w:lineRule="auto"/>
+        <w:ind w:left="180" w:hanging="180"/>
+        <w:snapToGrid w:val="0"/>
+      </w:pPr>
+      <w:r>
+        <w:rPr>
+          <w:rFonts w:ascii="맑은 고딕" w:hAnsi="맑은 고딕" w:eastAsia="맑은 고딕"/>
+          <w:b w:val="0"/>
+          <w:sz w:val="17"/>
+          <w:u w:val="none"/>
+        </w:rPr>
+        <w:t>⑤ Both texts claim that desert animals never need to take in water from outside their bodies.</w:t>
+      </w:r>
+    </w:p>
+    <w:p>
+      <w:pPr>
+        <w:keepNext/>
+        <w:spacing w:before="80" w:after="20" w:line="276" w:lineRule="auto"/>
+        <w:snapToGrid w:val="0"/>
+      </w:pPr>
+      <w:r>
+        <w:rPr>
+          <w:rFonts w:ascii="맑은 고딕" w:hAnsi="맑은 고딕" w:eastAsia="맑은 고딕"/>
+          <w:b/>
+          <w:sz w:val="17"/>
+          <w:u w:val="none"/>
+        </w:rPr>
+        <w:t>36-3.</w:t>
+      </w:r>
+      <w:r>
+        <w:rPr>
+          <w:rFonts w:ascii="맑은 고딕" w:hAnsi="맑은 고딕" w:eastAsia="맑은 고딕"/>
+          <w:b w:val="0"/>
+          <w:sz w:val="17"/>
+          <w:u w:val="none"/>
+        </w:rPr>
+        <w:t xml:space="preserve"> 윗글의 밑줄 친 </w:t>
+      </w:r>
+      <w:r>
+        <w:rPr>
+          <w:rFonts w:ascii="맑은 고딕" w:hAnsi="맑은 고딕" w:eastAsia="맑은 고딕"/>
+          <w:b w:val="0"/>
+          <w:sz w:val="17"/>
+          <w:u w:val="single"/>
+        </w:rPr>
+        <w:t>it gets to work</w:t>
+      </w:r>
+      <w:r>
+        <w:rPr>
+          <w:rFonts w:ascii="맑은 고딕" w:hAnsi="맑은 고딕" w:eastAsia="맑은 고딕"/>
+          <w:b w:val="0"/>
+          <w:sz w:val="17"/>
+          <w:u w:val="none"/>
+        </w:rPr>
+        <w:t>가 의미하는 바로 가장 적절한 것은? [2.9점]</w:t>
+      </w:r>
+    </w:p>
+    <w:p>
+      <w:pPr>
+        <w:spacing w:before="0" w:after="60" w:line="288" w:lineRule="auto"/>
+        <w:ind w:left="40"/>
+        <w:snapToGrid w:val="0"/>
+        <w:pBdr>
+          <w:top w:val="single" w:sz="4" w:space="2" w:color="999999"/>
+          <w:left w:val="single" w:sz="4" w:space="2" w:color="999999"/>
+          <w:bottom w:val="single" w:sz="4" w:space="2" w:color="999999"/>
+          <w:right w:val="single" w:sz="4" w:space="2" w:color="999999"/>
+        </w:pBdr>
+        <w:shd w:val="clear" w:color="auto" w:fill="F6F3EA"/>
+      </w:pPr>
+      <w:r>
+        <w:rPr>
+          <w:rFonts w:ascii="맑은 고딕" w:hAnsi="맑은 고딕" w:eastAsia="맑은 고딕"/>
+          <w:b w:val="0"/>
+          <w:sz w:val="17"/>
+          <w:u w:val="none"/>
+        </w:rPr>
+        <w:t xml:space="preserve">The slow-moving creature hibernates during the winter and stays in its tunnel for much of the summer, meaning that it spends more than 90 percent of its life immobile. In fact, the tortoise usually only surfaces after a good rain. Then, </w:t>
+      </w:r>
+      <w:r>
+        <w:rPr>
+          <w:rFonts w:ascii="맑은 고딕" w:hAnsi="맑은 고딕" w:eastAsia="맑은 고딕"/>
+          <w:b w:val="0"/>
+          <w:sz w:val="17"/>
+          <w:u w:val="single"/>
+        </w:rPr>
+        <w:t>it gets to work</w:t>
+      </w:r>
+      <w:r>
+        <w:rPr>
+          <w:rFonts w:ascii="맑은 고딕" w:hAnsi="맑은 고딕" w:eastAsia="맑은 고딕"/>
+          <w:b w:val="0"/>
+          <w:sz w:val="17"/>
+          <w:u w:val="none"/>
+        </w:rPr>
+        <w:t>. The tortoise stocks up on water by eating plants and digging holes to collect rain. But to stay supplied with water through its extended hibernation, the reptile relies on something else — its highly sophisticated bladder.</w:t>
+      </w:r>
+    </w:p>
+    <w:p>
+      <w:pPr>
+        <w:spacing w:before="0" w:after="0" w:line="269" w:lineRule="auto"/>
+        <w:ind w:left="180" w:hanging="180"/>
+        <w:snapToGrid w:val="0"/>
+      </w:pPr>
+      <w:r>
+        <w:rPr>
+          <w:rFonts w:ascii="맑은 고딕" w:hAnsi="맑은 고딕" w:eastAsia="맑은 고딕"/>
+          <w:b w:val="0"/>
+          <w:sz w:val="17"/>
+          <w:u w:val="none"/>
+        </w:rPr>
+        <w:t>① it begins gathering and storing as much water as it can</w:t>
+      </w:r>
+    </w:p>
+    <w:p>
+      <w:pPr>
+        <w:spacing w:before="0" w:after="0" w:line="269" w:lineRule="auto"/>
+        <w:ind w:left="180" w:hanging="180"/>
+        <w:snapToGrid w:val="0"/>
+      </w:pPr>
+      <w:r>
+        <w:rPr>
+          <w:rFonts w:ascii="맑은 고딕" w:hAnsi="맑은 고딕" w:eastAsia="맑은 고딕"/>
+          <w:b w:val="0"/>
+          <w:sz w:val="17"/>
+          <w:u w:val="none"/>
+        </w:rPr>
+        <w:t>② it starts digging a new tunnel to escape the summer heat</w:t>
+      </w:r>
+    </w:p>
+    <w:p>
+      <w:pPr>
+        <w:spacing w:before="0" w:after="0" w:line="269" w:lineRule="auto"/>
+        <w:ind w:left="180" w:hanging="180"/>
+        <w:snapToGrid w:val="0"/>
+      </w:pPr>
+      <w:r>
+        <w:rPr>
+          <w:rFonts w:ascii="맑은 고딕" w:hAnsi="맑은 고딕" w:eastAsia="맑은 고딕"/>
+          <w:b w:val="0"/>
+          <w:sz w:val="17"/>
+          <w:u w:val="none"/>
+        </w:rPr>
+        <w:t>③ it helps other tortoises find their way across the road</w:t>
+      </w:r>
+    </w:p>
+    <w:p>
+      <w:pPr>
+        <w:spacing w:before="0" w:after="0" w:line="269" w:lineRule="auto"/>
+        <w:ind w:left="180" w:hanging="180"/>
+        <w:snapToGrid w:val="0"/>
+      </w:pPr>
+      <w:r>
+        <w:rPr>
+          <w:rFonts w:ascii="맑은 고딕" w:hAnsi="맑은 고딕" w:eastAsia="맑은 고딕"/>
+          <w:b w:val="0"/>
+          <w:sz w:val="17"/>
+          <w:u w:val="none"/>
+        </w:rPr>
+        <w:t>④ it goes back into hibernation to save its energy</w:t>
+      </w:r>
+    </w:p>
+    <w:p>
+      <w:pPr>
+        <w:spacing w:before="0" w:after="0" w:line="269" w:lineRule="auto"/>
+        <w:ind w:left="180" w:hanging="180"/>
+        <w:snapToGrid w:val="0"/>
+      </w:pPr>
+      <w:r>
+        <w:rPr>
+          <w:rFonts w:ascii="맑은 고딕" w:hAnsi="맑은 고딕" w:eastAsia="맑은 고딕"/>
+          <w:b w:val="0"/>
+          <w:sz w:val="17"/>
+          <w:u w:val="none"/>
+        </w:rPr>
+        <w:t>⑤ it waits inside its tunnel until the next rain comes</w:t>
+      </w:r>
+    </w:p>
+    <w:p>
+      <w:pPr>
+        <w:keepNext/>
+        <w:spacing w:before="80" w:after="20" w:line="276" w:lineRule="auto"/>
+        <w:snapToGrid w:val="0"/>
+      </w:pPr>
+      <w:r>
+        <w:rPr>
+          <w:rFonts w:ascii="맑은 고딕" w:hAnsi="맑은 고딕" w:eastAsia="맑은 고딕"/>
+          <w:b/>
+          <w:sz w:val="17"/>
+          <w:u w:val="none"/>
+        </w:rPr>
+        <w:t>36-4.</w:t>
+      </w:r>
+      <w:r>
+        <w:rPr>
+          <w:rFonts w:ascii="맑은 고딕" w:hAnsi="맑은 고딕" w:eastAsia="맑은 고딕"/>
+          <w:b w:val="0"/>
+          <w:sz w:val="17"/>
+          <w:u w:val="none"/>
+        </w:rPr>
+        <w:t xml:space="preserve"> 다음 글의 밑줄 친 ⓐ ~ ⓕ 중, 어법상 </w:t>
+      </w:r>
+      <w:r>
+        <w:rPr>
+          <w:rFonts w:ascii="맑은 고딕" w:hAnsi="맑은 고딕" w:eastAsia="맑은 고딕"/>
+          <w:b w:val="0"/>
+          <w:sz w:val="17"/>
+          <w:u w:val="single"/>
+        </w:rPr>
+        <w:t>틀린</w:t>
+      </w:r>
+      <w:r>
+        <w:rPr>
+          <w:rFonts w:ascii="맑은 고딕" w:hAnsi="맑은 고딕" w:eastAsia="맑은 고딕"/>
+          <w:b w:val="0"/>
+          <w:sz w:val="17"/>
+          <w:u w:val="none"/>
+        </w:rPr>
+        <w:t xml:space="preserve"> 것을 모두 고른 것은? [3.1점]</w:t>
+      </w:r>
+    </w:p>
+    <w:p>
+      <w:pPr>
+        <w:spacing w:before="0" w:after="60" w:line="288" w:lineRule="auto"/>
+        <w:ind w:left="40"/>
+        <w:snapToGrid w:val="0"/>
+        <w:pBdr>
+          <w:top w:val="single" w:sz="4" w:space="2" w:color="999999"/>
+          <w:left w:val="single" w:sz="4" w:space="2" w:color="999999"/>
+          <w:bottom w:val="single" w:sz="4" w:space="2" w:color="999999"/>
+          <w:right w:val="single" w:sz="4" w:space="2" w:color="999999"/>
+        </w:pBdr>
+        <w:shd w:val="clear" w:color="auto" w:fill="F6F3EA"/>
+      </w:pPr>
+      <w:r>
+        <w:rPr>
+          <w:rFonts w:ascii="맑은 고딕" w:hAnsi="맑은 고딕" w:eastAsia="맑은 고딕"/>
+          <w:b w:val="0"/>
+          <w:sz w:val="17"/>
+          <w:u w:val="none"/>
+        </w:rPr>
+        <w:t>The desert tortoise has a simple solution for coping with Death Valley's extreme heat: It avoids it. The slow-moving creature hibernates during the winter and stays in its tunnel for much of the summer, ⓐ</w:t>
+      </w:r>
+      <w:r>
+        <w:rPr>
+          <w:rFonts w:ascii="맑은 고딕" w:hAnsi="맑은 고딕" w:eastAsia="맑은 고딕"/>
+          <w:b w:val="0"/>
+          <w:sz w:val="17"/>
+          <w:u w:val="single"/>
+        </w:rPr>
+        <w:t>meaning</w:t>
+      </w:r>
+      <w:r>
+        <w:rPr>
+          <w:rFonts w:ascii="맑은 고딕" w:hAnsi="맑은 고딕" w:eastAsia="맑은 고딕"/>
+          <w:b w:val="0"/>
+          <w:sz w:val="17"/>
+          <w:u w:val="none"/>
+        </w:rPr>
+        <w:t xml:space="preserve"> that it spends more than 90 percent of its life immobile. In fact, the tortoise usually only ⓑ</w:t>
+      </w:r>
+      <w:r>
+        <w:rPr>
+          <w:rFonts w:ascii="맑은 고딕" w:hAnsi="맑은 고딕" w:eastAsia="맑은 고딕"/>
+          <w:b w:val="0"/>
+          <w:sz w:val="17"/>
+          <w:u w:val="single"/>
+        </w:rPr>
+        <w:t>surface</w:t>
+      </w:r>
+      <w:r>
+        <w:rPr>
+          <w:rFonts w:ascii="맑은 고딕" w:hAnsi="맑은 고딕" w:eastAsia="맑은 고딕"/>
+          <w:b w:val="0"/>
+          <w:sz w:val="17"/>
+          <w:u w:val="none"/>
+        </w:rPr>
+        <w:t xml:space="preserve"> after a good rain. Then, it gets to work. The tortoise stocks up on water by eating plants and ⓒ</w:t>
+      </w:r>
+      <w:r>
+        <w:rPr>
+          <w:rFonts w:ascii="맑은 고딕" w:hAnsi="맑은 고딕" w:eastAsia="맑은 고딕"/>
+          <w:b w:val="0"/>
+          <w:sz w:val="17"/>
+          <w:u w:val="single"/>
+        </w:rPr>
+        <w:t>digging</w:t>
+      </w:r>
+      <w:r>
+        <w:rPr>
+          <w:rFonts w:ascii="맑은 고딕" w:hAnsi="맑은 고딕" w:eastAsia="맑은 고딕"/>
+          <w:b w:val="0"/>
+          <w:sz w:val="17"/>
+          <w:u w:val="none"/>
+        </w:rPr>
+        <w:t xml:space="preserve"> holes to collect rain. But to stay supplied with water through its extended hibernation, the reptile relies on something else — its highly sophisticated bladder. Unlike most animals, the tortoise's bladder acts as a holding tank, ⓓ</w:t>
+      </w:r>
+      <w:r>
+        <w:rPr>
+          <w:rFonts w:ascii="맑은 고딕" w:hAnsi="맑은 고딕" w:eastAsia="맑은 고딕"/>
+          <w:b w:val="0"/>
+          <w:sz w:val="17"/>
+          <w:u w:val="single"/>
+        </w:rPr>
+        <w:t>allowed</w:t>
+      </w:r>
+      <w:r>
+        <w:rPr>
+          <w:rFonts w:ascii="맑은 고딕" w:hAnsi="맑은 고딕" w:eastAsia="맑은 고딕"/>
+          <w:b w:val="0"/>
+          <w:sz w:val="17"/>
+          <w:u w:val="none"/>
+        </w:rPr>
+        <w:t xml:space="preserve"> it to reabsorb water back into its body. Incredibly, a desert tortoise can go a full year without ⓔ</w:t>
+      </w:r>
+      <w:r>
+        <w:rPr>
+          <w:rFonts w:ascii="맑은 고딕" w:hAnsi="맑은 고딕" w:eastAsia="맑은 고딕"/>
+          <w:b w:val="0"/>
+          <w:sz w:val="17"/>
+          <w:u w:val="single"/>
+        </w:rPr>
+        <w:t>taking</w:t>
+      </w:r>
+      <w:r>
+        <w:rPr>
+          <w:rFonts w:ascii="맑은 고딕" w:hAnsi="맑은 고딕" w:eastAsia="맑은 고딕"/>
+          <w:b w:val="0"/>
+          <w:sz w:val="17"/>
+          <w:u w:val="none"/>
+        </w:rPr>
+        <w:t xml:space="preserve"> in any freshwater at all. And because its bladder is so important to a tortoise's survival, park rangers often remind visitors ⓕ</w:t>
+      </w:r>
+      <w:r>
+        <w:rPr>
+          <w:rFonts w:ascii="맑은 고딕" w:hAnsi="맑은 고딕" w:eastAsia="맑은 고딕"/>
+          <w:b w:val="0"/>
+          <w:sz w:val="17"/>
+          <w:u w:val="single"/>
+        </w:rPr>
+        <w:t>not stopping</w:t>
+      </w:r>
+      <w:r>
+        <w:rPr>
+          <w:rFonts w:ascii="맑은 고딕" w:hAnsi="맑은 고딕" w:eastAsia="맑은 고딕"/>
+          <w:b w:val="0"/>
+          <w:sz w:val="17"/>
+          <w:u w:val="none"/>
+        </w:rPr>
+        <w:t xml:space="preserve"> and help the slow-movers across the road. Tortoises become so terrified when people pick them up that they empty their bladders, losing their precious water reserves.</w:t>
+      </w:r>
+    </w:p>
+    <w:p>
+      <w:pPr>
+        <w:spacing w:before="0" w:after="20" w:line="276" w:lineRule="auto"/>
+        <w:ind w:left="80"/>
+        <w:snapToGrid w:val="0"/>
+      </w:pPr>
+      <w:r>
+        <w:rPr>
+          <w:rFonts w:ascii="맑은 고딕" w:hAnsi="맑은 고딕" w:eastAsia="맑은 고딕"/>
+          <w:b w:val="0"/>
+          <w:sz w:val="17"/>
+          <w:u w:val="none"/>
+        </w:rPr>
+        <w:t>① ⓐ, ⓒ    ② ⓑ, ⓓ    ③ ⓐ, ⓔ, ⓕ    ④ ⓒ, ⓓ, ⓕ    ⑤ ⓑ, ⓓ, ⓕ</w:t>
+      </w:r>
+    </w:p>
+    <w:p>
+      <w:pPr>
+        <w:keepNext/>
+        <w:spacing w:before="80" w:after="20" w:line="276" w:lineRule="auto"/>
+        <w:snapToGrid w:val="0"/>
+      </w:pPr>
+      <w:r>
+        <w:rPr>
+          <w:rFonts w:ascii="맑은 고딕" w:hAnsi="맑은 고딕" w:eastAsia="맑은 고딕"/>
+          <w:b/>
+          <w:sz w:val="17"/>
+          <w:u w:val="none"/>
+        </w:rPr>
+        <w:t>36-5.</w:t>
+      </w:r>
+      <w:r>
+        <w:rPr>
+          <w:rFonts w:ascii="맑은 고딕" w:hAnsi="맑은 고딕" w:eastAsia="맑은 고딕"/>
+          <w:b w:val="0"/>
+          <w:sz w:val="17"/>
+          <w:u w:val="none"/>
+        </w:rPr>
+        <w:t xml:space="preserve"> According to the passage, which of the following is </w:t>
+      </w:r>
+      <w:r>
+        <w:rPr>
+          <w:rFonts w:ascii="맑은 고딕" w:hAnsi="맑은 고딕" w:eastAsia="맑은 고딕"/>
+          <w:b w:val="0"/>
+          <w:sz w:val="17"/>
+          <w:u w:val="single"/>
+        </w:rPr>
+        <w:t>NOT</w:t>
+      </w:r>
+      <w:r>
+        <w:rPr>
+          <w:rFonts w:ascii="맑은 고딕" w:hAnsi="맑은 고딕" w:eastAsia="맑은 고딕"/>
+          <w:b w:val="0"/>
+          <w:sz w:val="17"/>
+          <w:u w:val="none"/>
+        </w:rPr>
+        <w:t xml:space="preserve"> true? [2.9점]</w:t>
+      </w:r>
+    </w:p>
+    <w:p>
+      <w:pPr>
+        <w:spacing w:before="0" w:after="60" w:line="288" w:lineRule="auto"/>
+        <w:ind w:left="40"/>
+        <w:snapToGrid w:val="0"/>
+        <w:pBdr>
+          <w:top w:val="single" w:sz="4" w:space="2" w:color="999999"/>
+          <w:left w:val="single" w:sz="4" w:space="2" w:color="999999"/>
+          <w:bottom w:val="single" w:sz="4" w:space="2" w:color="999999"/>
+          <w:right w:val="single" w:sz="4" w:space="2" w:color="999999"/>
+        </w:pBdr>
+        <w:shd w:val="clear" w:color="auto" w:fill="F6F3EA"/>
+      </w:pPr>
+      <w:r>
+        <w:rPr>
+          <w:rFonts w:ascii="맑은 고딕" w:hAnsi="맑은 고딕" w:eastAsia="맑은 고딕"/>
+          <w:b w:val="0"/>
+          <w:sz w:val="17"/>
+          <w:u w:val="none"/>
+        </w:rPr>
+        <w:t>The desert tortoise deals with the brutal heat of Death Valley in the simplest possible way: it stays out of it. This unhurried animal sleeps through the winter and remains in its burrow for most of the summer, so that well over nine-tenths of its life is spent without moving. As a rule, it comes to the surface only once a heavy rain has fallen. That is when it becomes busy. It builds up its water supply by feeding on plants and by scooping out hollows where rainwater can gather. To remain supplied through its long period of sleep, however, the reptile depends on a different resource — a remarkably advanced bladder. Whereas the bladder of most animals simply stores waste, the tortoise's bladder works as a reserve tank from which water can be taken back into the body. Astonishingly, a desert tortoise can last an entire year without drinking any fresh water. Since this organ matters so much to the animal's survival, park rangers frequently warn visitors against stopping to carry the slow creatures across the road. A tortoise that is lifted becomes so frightened that it releases the contents of its bladder, and with them its hard-won store of water.</w:t>
+      </w:r>
+    </w:p>
+    <w:p>
+      <w:pPr>
+        <w:spacing w:before="0" w:after="0" w:line="269" w:lineRule="auto"/>
+        <w:ind w:left="180" w:hanging="180"/>
+        <w:snapToGrid w:val="0"/>
+      </w:pPr>
+      <w:r>
+        <w:rPr>
+          <w:rFonts w:ascii="맑은 고딕" w:hAnsi="맑은 고딕" w:eastAsia="맑은 고딕"/>
+          <w:b w:val="0"/>
+          <w:sz w:val="17"/>
+          <w:u w:val="none"/>
+        </w:rPr>
+        <w:t>① The tortoise spends the great majority of its life without moving.</w:t>
+      </w:r>
+    </w:p>
+    <w:p>
+      <w:pPr>
+        <w:spacing w:before="0" w:after="0" w:line="269" w:lineRule="auto"/>
+        <w:ind w:left="180" w:hanging="180"/>
+        <w:snapToGrid w:val="0"/>
+      </w:pPr>
+      <w:r>
+        <w:rPr>
+          <w:rFonts w:ascii="맑은 고딕" w:hAnsi="맑은 고딕" w:eastAsia="맑은 고딕"/>
+          <w:b w:val="0"/>
+          <w:sz w:val="17"/>
+          <w:u w:val="none"/>
+        </w:rPr>
+        <w:t>② It generally leaves its burrow only after a heavy rain.</w:t>
+      </w:r>
+    </w:p>
+    <w:p>
+      <w:pPr>
+        <w:spacing w:before="0" w:after="0" w:line="269" w:lineRule="auto"/>
+        <w:ind w:left="180" w:hanging="180"/>
+        <w:snapToGrid w:val="0"/>
+      </w:pPr>
+      <w:r>
+        <w:rPr>
+          <w:rFonts w:ascii="맑은 고딕" w:hAnsi="맑은 고딕" w:eastAsia="맑은 고딕"/>
+          <w:b w:val="0"/>
+          <w:sz w:val="17"/>
+          <w:u w:val="none"/>
+        </w:rPr>
+        <w:t>③ Its bladder lets the body take back water that has already been stored.</w:t>
+      </w:r>
+    </w:p>
+    <w:p>
+      <w:pPr>
+        <w:spacing w:before="0" w:after="0" w:line="269" w:lineRule="auto"/>
+        <w:ind w:left="180" w:hanging="180"/>
+        <w:snapToGrid w:val="0"/>
+      </w:pPr>
+      <w:r>
+        <w:rPr>
+          <w:rFonts w:ascii="맑은 고딕" w:hAnsi="맑은 고딕" w:eastAsia="맑은 고딕"/>
+          <w:b w:val="0"/>
+          <w:sz w:val="17"/>
+          <w:u w:val="none"/>
+        </w:rPr>
+        <w:t>④ It needs to drink fresh water regularly throughout the year to survive.</w:t>
+      </w:r>
+    </w:p>
+    <w:p>
+      <w:pPr>
+        <w:spacing w:before="0" w:after="0" w:line="269" w:lineRule="auto"/>
+        <w:ind w:left="180" w:hanging="180"/>
+        <w:snapToGrid w:val="0"/>
+      </w:pPr>
+      <w:r>
+        <w:rPr>
+          <w:rFonts w:ascii="맑은 고딕" w:hAnsi="맑은 고딕" w:eastAsia="맑은 고딕"/>
+          <w:b w:val="0"/>
+          <w:sz w:val="17"/>
+          <w:u w:val="none"/>
+        </w:rPr>
+        <w:t>⑤ A tortoise picked up by a person is likely to lose the water it has stored.</w:t>
+      </w:r>
+    </w:p>
+    <w:p>
+      <w:pPr>
+        <w:keepNext/>
+        <w:spacing w:before="80" w:after="20" w:line="276" w:lineRule="auto"/>
+        <w:snapToGrid w:val="0"/>
+      </w:pPr>
+      <w:r>
+        <w:rPr>
+          <w:rFonts w:ascii="맑은 고딕" w:hAnsi="맑은 고딕" w:eastAsia="맑은 고딕"/>
+          <w:b/>
+          <w:sz w:val="17"/>
+          <w:u w:val="none"/>
+        </w:rPr>
+        <w:t>36-6.</w:t>
+      </w:r>
+      <w:r>
+        <w:rPr>
+          <w:rFonts w:ascii="맑은 고딕" w:hAnsi="맑은 고딕" w:eastAsia="맑은 고딕"/>
+          <w:b w:val="0"/>
+          <w:sz w:val="17"/>
+          <w:u w:val="none"/>
+        </w:rPr>
+        <w:t xml:space="preserve"> What is the main idea of the passage? [2.8점]</w:t>
+      </w:r>
+    </w:p>
+    <w:p>
+      <w:pPr>
+        <w:spacing w:before="0" w:after="60" w:line="288" w:lineRule="auto"/>
+        <w:ind w:left="40"/>
+        <w:snapToGrid w:val="0"/>
+        <w:pBdr>
+          <w:top w:val="single" w:sz="4" w:space="2" w:color="999999"/>
+          <w:left w:val="single" w:sz="4" w:space="2" w:color="999999"/>
+          <w:bottom w:val="single" w:sz="4" w:space="2" w:color="999999"/>
+          <w:right w:val="single" w:sz="4" w:space="2" w:color="999999"/>
+        </w:pBdr>
+        <w:shd w:val="clear" w:color="auto" w:fill="F6F3EA"/>
+      </w:pPr>
+      <w:r>
+        <w:rPr>
+          <w:rFonts w:ascii="맑은 고딕" w:hAnsi="맑은 고딕" w:eastAsia="맑은 고딕"/>
+          <w:b w:val="0"/>
+          <w:sz w:val="17"/>
+          <w:u w:val="none"/>
+        </w:rPr>
+        <w:t>The desert tortoise deals with the brutal heat of Death Valley in the simplest possible way: it stays out of it. This unhurried animal sleeps through the winter and remains in its burrow for most of the summer, so that well over nine-tenths of its life is spent without moving. As a rule, it comes to the surface only once a heavy rain has fallen. That is when it becomes busy. It builds up its water supply by feeding on plants and by scooping out hollows where rainwater can gather. To remain supplied through its long period of sleep, however, the reptile depends on a different resource — a remarkably advanced bladder. Whereas the bladder of most animals simply stores waste, the tortoise's bladder works as a reserve tank from which water can be taken back into the body. Astonishingly, a desert tortoise can last an entire year without drinking any fresh water. Since this organ matters so much to the animal's survival, park rangers frequently warn visitors against stopping to carry the slow creatures across the road. A tortoise that is lifted becomes so frightened that it releases the contents of its bladder, and with them its hard-won store of water.</w:t>
+      </w:r>
+    </w:p>
+    <w:p>
+      <w:pPr>
+        <w:spacing w:before="0" w:after="0" w:line="269" w:lineRule="auto"/>
+        <w:ind w:left="180" w:hanging="180"/>
+        <w:snapToGrid w:val="0"/>
+      </w:pPr>
+      <w:r>
+        <w:rPr>
+          <w:rFonts w:ascii="맑은 고딕" w:hAnsi="맑은 고딕" w:eastAsia="맑은 고딕"/>
+          <w:b w:val="0"/>
+          <w:sz w:val="17"/>
+          <w:u w:val="none"/>
+        </w:rPr>
+        <w:t>① Park rangers in Death Valley spend most of their time protecting tortoises from visitors.</w:t>
+      </w:r>
+    </w:p>
+    <w:p>
+      <w:pPr>
+        <w:spacing w:before="0" w:after="0" w:line="269" w:lineRule="auto"/>
+        <w:ind w:left="180" w:hanging="180"/>
+        <w:snapToGrid w:val="0"/>
+      </w:pPr>
+      <w:r>
+        <w:rPr>
+          <w:rFonts w:ascii="맑은 고딕" w:hAnsi="맑은 고딕" w:eastAsia="맑은 고딕"/>
+          <w:b w:val="0"/>
+          <w:sz w:val="17"/>
+          <w:u w:val="none"/>
+        </w:rPr>
+        <w:t>② Hibernation is the most dangerous period in the life of a desert tortoise.</w:t>
+      </w:r>
+    </w:p>
+    <w:p>
+      <w:pPr>
+        <w:spacing w:before="0" w:after="0" w:line="269" w:lineRule="auto"/>
+        <w:ind w:left="180" w:hanging="180"/>
+        <w:snapToGrid w:val="0"/>
+      </w:pPr>
+      <w:r>
+        <w:rPr>
+          <w:rFonts w:ascii="맑은 고딕" w:hAnsi="맑은 고딕" w:eastAsia="맑은 고딕"/>
+          <w:b w:val="0"/>
+          <w:sz w:val="17"/>
+          <w:u w:val="none"/>
+        </w:rPr>
+        <w:t>③ The desert tortoise survives extreme heat by avoiding it and by storing water in a special bladder, which is why it should not be handled.</w:t>
+      </w:r>
+    </w:p>
+    <w:p>
+      <w:pPr>
+        <w:spacing w:before="0" w:after="0" w:line="269" w:lineRule="auto"/>
+        <w:ind w:left="180" w:hanging="180"/>
+        <w:snapToGrid w:val="0"/>
+      </w:pPr>
+      <w:r>
+        <w:rPr>
+          <w:rFonts w:ascii="맑은 고딕" w:hAnsi="맑은 고딕" w:eastAsia="맑은 고딕"/>
+          <w:b w:val="0"/>
+          <w:sz w:val="17"/>
+          <w:u w:val="none"/>
+        </w:rPr>
+        <w:t>④ Digging holes to collect rain is the tortoise's main way of getting water.</w:t>
+      </w:r>
+    </w:p>
+    <w:p>
+      <w:pPr>
+        <w:spacing w:before="0" w:after="0" w:line="269" w:lineRule="auto"/>
+        <w:ind w:left="180" w:hanging="180"/>
+        <w:snapToGrid w:val="0"/>
+      </w:pPr>
+      <w:r>
+        <w:rPr>
+          <w:rFonts w:ascii="맑은 고딕" w:hAnsi="맑은 고딕" w:eastAsia="맑은 고딕"/>
+          <w:b w:val="0"/>
+          <w:sz w:val="17"/>
+          <w:u w:val="none"/>
+        </w:rPr>
+        <w:t>⑤ Visitors should carry tortoises across roads quickly so that they are not frightened for long.</w:t>
+      </w:r>
+    </w:p>
+    <w:p>
+      <w:pPr>
+        <w:keepNext/>
+        <w:spacing w:before="80" w:after="20" w:line="276" w:lineRule="auto"/>
+        <w:snapToGrid w:val="0"/>
+      </w:pPr>
+      <w:r>
+        <w:rPr>
+          <w:rFonts w:ascii="맑은 고딕" w:hAnsi="맑은 고딕" w:eastAsia="맑은 고딕"/>
+          <w:b/>
+          <w:sz w:val="17"/>
+          <w:u w:val="none"/>
+        </w:rPr>
+        <w:t>36-7.</w:t>
+      </w:r>
+      <w:r>
+        <w:rPr>
+          <w:rFonts w:ascii="맑은 고딕" w:hAnsi="맑은 고딕" w:eastAsia="맑은 고딕"/>
+          <w:b w:val="0"/>
+          <w:sz w:val="17"/>
+          <w:u w:val="none"/>
+        </w:rPr>
+        <w:t xml:space="preserve"> 다음 글의 밑줄 친 부분 중, 문맥상 낱말의 쓰임이 적절하지 </w:t>
+      </w:r>
+      <w:r>
+        <w:rPr>
+          <w:rFonts w:ascii="맑은 고딕" w:hAnsi="맑은 고딕" w:eastAsia="맑은 고딕"/>
+          <w:b w:val="0"/>
+          <w:sz w:val="17"/>
+          <w:u w:val="single"/>
+        </w:rPr>
+        <w:t>않은</w:t>
+      </w:r>
+      <w:r>
+        <w:rPr>
+          <w:rFonts w:ascii="맑은 고딕" w:hAnsi="맑은 고딕" w:eastAsia="맑은 고딕"/>
+          <w:b w:val="0"/>
+          <w:sz w:val="17"/>
+          <w:u w:val="none"/>
+        </w:rPr>
+        <w:t xml:space="preserve"> 것은? [3.0점]</w:t>
+      </w:r>
+    </w:p>
+    <w:p>
+      <w:pPr>
+        <w:spacing w:before="0" w:after="60" w:line="288" w:lineRule="auto"/>
+        <w:ind w:left="40"/>
+        <w:snapToGrid w:val="0"/>
+        <w:pBdr>
+          <w:top w:val="single" w:sz="4" w:space="2" w:color="999999"/>
+          <w:left w:val="single" w:sz="4" w:space="2" w:color="999999"/>
+          <w:bottom w:val="single" w:sz="4" w:space="2" w:color="999999"/>
+          <w:right w:val="single" w:sz="4" w:space="2" w:color="999999"/>
+        </w:pBdr>
+        <w:shd w:val="clear" w:color="auto" w:fill="F6F3EA"/>
+      </w:pPr>
+      <w:r>
+        <w:rPr>
+          <w:rFonts w:ascii="맑은 고딕" w:hAnsi="맑은 고딕" w:eastAsia="맑은 고딕"/>
+          <w:b w:val="0"/>
+          <w:sz w:val="17"/>
+          <w:u w:val="none"/>
+        </w:rPr>
+        <w:t>The desert tortoise has a simple solution for coping with Death Valley's extreme heat: It ①</w:t>
+      </w:r>
+      <w:r>
+        <w:rPr>
+          <w:rFonts w:ascii="맑은 고딕" w:hAnsi="맑은 고딕" w:eastAsia="맑은 고딕"/>
+          <w:b w:val="0"/>
+          <w:sz w:val="17"/>
+          <w:u w:val="single"/>
+        </w:rPr>
+        <w:t>avoids</w:t>
+      </w:r>
+      <w:r>
+        <w:rPr>
+          <w:rFonts w:ascii="맑은 고딕" w:hAnsi="맑은 고딕" w:eastAsia="맑은 고딕"/>
+          <w:b w:val="0"/>
+          <w:sz w:val="17"/>
+          <w:u w:val="none"/>
+        </w:rPr>
+        <w:t xml:space="preserve"> it. The slow-moving creature hibernates during the winter and stays in its tunnel for much of the summer, meaning that it spends more than 90 percent of its life ②</w:t>
+      </w:r>
+      <w:r>
+        <w:rPr>
+          <w:rFonts w:ascii="맑은 고딕" w:hAnsi="맑은 고딕" w:eastAsia="맑은 고딕"/>
+          <w:b w:val="0"/>
+          <w:sz w:val="17"/>
+          <w:u w:val="single"/>
+        </w:rPr>
+        <w:t>immobile</w:t>
+      </w:r>
+      <w:r>
+        <w:rPr>
+          <w:rFonts w:ascii="맑은 고딕" w:hAnsi="맑은 고딕" w:eastAsia="맑은 고딕"/>
+          <w:b w:val="0"/>
+          <w:sz w:val="17"/>
+          <w:u w:val="none"/>
+        </w:rPr>
+        <w:t>. In fact, the tortoise usually only surfaces after a good rain. Then, it gets to work. The tortoise stocks up on water by eating plants and digging holes to collect rain. But to stay supplied with water through its extended hibernation, the reptile relies on something else — its highly sophisticated bladder. Unlike most animals, the tortoise's bladder acts as a holding tank, allowing it to ③</w:t>
+      </w:r>
+      <w:r>
+        <w:rPr>
+          <w:rFonts w:ascii="맑은 고딕" w:hAnsi="맑은 고딕" w:eastAsia="맑은 고딕"/>
+          <w:b w:val="0"/>
+          <w:sz w:val="17"/>
+          <w:u w:val="single"/>
+        </w:rPr>
+        <w:t>release</w:t>
+      </w:r>
+      <w:r>
+        <w:rPr>
+          <w:rFonts w:ascii="맑은 고딕" w:hAnsi="맑은 고딕" w:eastAsia="맑은 고딕"/>
+          <w:b w:val="0"/>
+          <w:sz w:val="17"/>
+          <w:u w:val="none"/>
+        </w:rPr>
+        <w:t xml:space="preserve"> water back into its body. Incredibly, a desert tortoise can go a full year without taking in any freshwater at all. And because its bladder is so ④</w:t>
+      </w:r>
+      <w:r>
+        <w:rPr>
+          <w:rFonts w:ascii="맑은 고딕" w:hAnsi="맑은 고딕" w:eastAsia="맑은 고딕"/>
+          <w:b w:val="0"/>
+          <w:sz w:val="17"/>
+          <w:u w:val="single"/>
+        </w:rPr>
+        <w:t>important</w:t>
+      </w:r>
+      <w:r>
+        <w:rPr>
+          <w:rFonts w:ascii="맑은 고딕" w:hAnsi="맑은 고딕" w:eastAsia="맑은 고딕"/>
+          <w:b w:val="0"/>
+          <w:sz w:val="17"/>
+          <w:u w:val="none"/>
+        </w:rPr>
+        <w:t xml:space="preserve"> to a tortoise's survival, park rangers often remind visitors not to stop and help the slow-movers across the road. Tortoises become so ⑤</w:t>
+      </w:r>
+      <w:r>
+        <w:rPr>
+          <w:rFonts w:ascii="맑은 고딕" w:hAnsi="맑은 고딕" w:eastAsia="맑은 고딕"/>
+          <w:b w:val="0"/>
+          <w:sz w:val="17"/>
+          <w:u w:val="single"/>
+        </w:rPr>
+        <w:t>terrified</w:t>
+      </w:r>
+      <w:r>
+        <w:rPr>
+          <w:rFonts w:ascii="맑은 고딕" w:hAnsi="맑은 고딕" w:eastAsia="맑은 고딕"/>
+          <w:b w:val="0"/>
+          <w:sz w:val="17"/>
+          <w:u w:val="none"/>
+        </w:rPr>
+        <w:t xml:space="preserve"> when people pick them up that they empty their bladders, losing their precious water reserves.</w:t>
+      </w:r>
+    </w:p>
+    <w:p>
+      <w:pPr>
+        <w:spacing w:before="0" w:after="20" w:line="276" w:lineRule="auto"/>
+        <w:ind w:left="80"/>
+        <w:snapToGrid w:val="0"/>
+      </w:pPr>
+      <w:r>
+        <w:rPr>
+          <w:rFonts w:ascii="맑은 고딕" w:hAnsi="맑은 고딕" w:eastAsia="맑은 고딕"/>
+          <w:b w:val="0"/>
+          <w:sz w:val="17"/>
+          <w:u w:val="none"/>
+        </w:rPr>
+        <w:t>① ①    ② ②    ③ ③    ④ ④    ⑤ ⑤</w:t>
+      </w:r>
+    </w:p>
+    <w:p>
+      <w:pPr>
+        <w:keepNext/>
+        <w:spacing w:before="80" w:after="40" w:line="276" w:lineRule="auto"/>
+        <w:snapToGrid w:val="0"/>
+        <w:shd w:val="clear" w:color="auto" w:fill="8A3A12"/>
+      </w:pPr>
+      <w:r>
+        <w:rPr>
+          <w:rFonts w:ascii="맑은 고딕" w:hAnsi="맑은 고딕" w:eastAsia="맑은 고딕"/>
+          <w:b/>
+          <w:color w:val="FFFFFF"/>
+          <w:sz w:val="17"/>
+          <w:u w:val="none"/>
+        </w:rPr>
+        <w:t>서답형  36-서1 ~ 36-서2</w:t>
+      </w:r>
+    </w:p>
+    <w:p>
+      <w:pPr>
+        <w:keepNext/>
+        <w:spacing w:before="80" w:after="20" w:line="276" w:lineRule="auto"/>
+        <w:snapToGrid w:val="0"/>
+      </w:pPr>
+      <w:r>
+        <w:rPr>
+          <w:rFonts w:ascii="맑은 고딕" w:hAnsi="맑은 고딕" w:eastAsia="맑은 고딕"/>
+          <w:b/>
+          <w:sz w:val="17"/>
+          <w:u w:val="none"/>
+        </w:rPr>
+        <w:t>36-서1.</w:t>
+      </w:r>
+      <w:r>
+        <w:rPr>
+          <w:rFonts w:ascii="맑은 고딕" w:hAnsi="맑은 고딕" w:eastAsia="맑은 고딕"/>
+          <w:b w:val="0"/>
+          <w:sz w:val="17"/>
+          <w:u w:val="none"/>
+        </w:rPr>
+        <w:t xml:space="preserve"> 다음 글의 밑줄 친 문장과 같은 뜻이 되도록 &lt;보기&gt;의 표현을 모두 사용하여 &lt;조건&gt;에 맞게 영작하시오. [3점] [3.0점]</w:t>
+      </w:r>
+    </w:p>
+    <w:p>
+      <w:pPr>
+        <w:spacing w:before="0" w:after="60" w:line="288" w:lineRule="auto"/>
+        <w:ind w:left="40"/>
+        <w:snapToGrid w:val="0"/>
+        <w:pBdr>
+          <w:top w:val="single" w:sz="4" w:space="2" w:color="999999"/>
+          <w:left w:val="single" w:sz="4" w:space="2" w:color="999999"/>
+          <w:bottom w:val="single" w:sz="4" w:space="2" w:color="999999"/>
+          <w:right w:val="single" w:sz="4" w:space="2" w:color="999999"/>
+        </w:pBdr>
+        <w:shd w:val="clear" w:color="auto" w:fill="F6F3EA"/>
+      </w:pPr>
+      <w:r>
+        <w:rPr>
+          <w:rFonts w:ascii="맑은 고딕" w:hAnsi="맑은 고딕" w:eastAsia="맑은 고딕"/>
+          <w:b w:val="0"/>
+          <w:sz w:val="17"/>
+          <w:u w:val="none"/>
+        </w:rPr>
+        <w:t xml:space="preserve">But to stay supplied with water through its extended hibernation, the reptile relies on something else — its highly sophisticated bladder. </w:t>
+      </w:r>
+      <w:r>
+        <w:rPr>
+          <w:rFonts w:ascii="맑은 고딕" w:hAnsi="맑은 고딕" w:eastAsia="맑은 고딕"/>
+          <w:b w:val="0"/>
+          <w:sz w:val="17"/>
+          <w:u w:val="single"/>
+        </w:rPr>
+        <w:t>Unlike most animals, the tortoise's bladder acts as a holding tank, allowing it to reabsorb water back into its body.</w:t>
+      </w:r>
+    </w:p>
+    <w:p>
+      <w:pPr>
+        <w:spacing w:before="0" w:after="60" w:line="288" w:lineRule="auto"/>
+        <w:ind w:left="40"/>
+        <w:snapToGrid w:val="0"/>
+        <w:pBdr>
+          <w:top w:val="single" w:sz="4" w:space="2" w:color="9B6BD0"/>
+          <w:left w:val="single" w:sz="4" w:space="2" w:color="9B6BD0"/>
+          <w:bottom w:val="single" w:sz="4" w:space="2" w:color="9B6BD0"/>
+          <w:right w:val="single" w:sz="4" w:space="2" w:color="9B6BD0"/>
+        </w:pBdr>
+        <w:shd w:val="clear" w:color="auto" w:fill="FAF5FF"/>
+      </w:pPr>
+      <w:r>
+        <w:rPr>
+          <w:rFonts w:ascii="맑은 고딕" w:hAnsi="맑은 고딕" w:eastAsia="맑은 고딕"/>
+          <w:b/>
+          <w:sz w:val="17"/>
+          <w:u w:val="none"/>
+        </w:rPr>
+        <w:t>&lt;보 기&gt;</w:t>
+      </w:r>
+      <w:r>
+        <w:rPr>
+          <w:rFonts w:ascii="맑은 고딕" w:hAnsi="맑은 고딕" w:eastAsia="맑은 고딕"/>
+          <w:b w:val="0"/>
+          <w:sz w:val="17"/>
+          <w:u w:val="none"/>
+        </w:rPr>
+        <w:t xml:space="preserve"> unlike / most animals / the tortoise's bladder / acts / as / a holding tank / so that / it / can / reabsorb / water / back into / its body</w:t>
       </w:r>
     </w:p>
     <w:p>
@@ -1671,11 +2732,103 @@
       <w:r>
         <w:rPr>
           <w:rFonts w:ascii="맑은 고딕" w:hAnsi="맑은 고딕" w:eastAsia="맑은 고딕"/>
+          <w:b/>
+          <w:sz w:val="17"/>
+          <w:u w:val="none"/>
+        </w:rPr>
+        <w:t>&lt;조 건&gt;</w:t>
+      </w:r>
+    </w:p>
+    <w:p>
+      <w:pPr>
+        <w:spacing w:before="0" w:after="0" w:line="288" w:lineRule="auto"/>
+        <w:ind w:left="40"/>
+        <w:snapToGrid w:val="0"/>
+        <w:pBdr>
+          <w:top w:val="single" w:sz="4" w:space="2" w:color="9B6BD0"/>
+          <w:left w:val="single" w:sz="4" w:space="2" w:color="9B6BD0"/>
+          <w:bottom w:val="single" w:sz="4" w:space="2" w:color="9B6BD0"/>
+          <w:right w:val="single" w:sz="4" w:space="2" w:color="9B6BD0"/>
+        </w:pBdr>
+        <w:shd w:val="clear" w:color="auto" w:fill="FAF5FF"/>
+      </w:pPr>
+      <w:r>
+        <w:rPr>
+          <w:rFonts w:ascii="맑은 고딕" w:hAnsi="맑은 고딕" w:eastAsia="맑은 고딕"/>
           <w:b w:val="0"/>
           <w:sz w:val="17"/>
           <w:u w:val="none"/>
         </w:rPr>
-        <w:t>(d) ⓑ ‘precious’ suggests that the water reserves can be easily replaced.</w:t>
+        <w:t>1. Use ALL the expressions in the box, each only once.</w:t>
+      </w:r>
+    </w:p>
+    <w:p>
+      <w:pPr>
+        <w:spacing w:before="0" w:after="0" w:line="288" w:lineRule="auto"/>
+        <w:ind w:left="40"/>
+        <w:snapToGrid w:val="0"/>
+        <w:pBdr>
+          <w:top w:val="single" w:sz="4" w:space="2" w:color="9B6BD0"/>
+          <w:left w:val="single" w:sz="4" w:space="2" w:color="9B6BD0"/>
+          <w:bottom w:val="single" w:sz="4" w:space="2" w:color="9B6BD0"/>
+          <w:right w:val="single" w:sz="4" w:space="2" w:color="9B6BD0"/>
+        </w:pBdr>
+        <w:shd w:val="clear" w:color="auto" w:fill="FAF5FF"/>
+      </w:pPr>
+      <w:r>
+        <w:rPr>
+          <w:rFonts w:ascii="맑은 고딕" w:hAnsi="맑은 고딕" w:eastAsia="맑은 고딕"/>
+          <w:b w:val="0"/>
+          <w:sz w:val="17"/>
+          <w:u w:val="none"/>
+        </w:rPr>
+        <w:t>2. Do NOT change the form of any word, and do NOT add any other words.</w:t>
+      </w:r>
+    </w:p>
+    <w:p>
+      <w:pPr>
+        <w:spacing w:before="0" w:after="0" w:line="288" w:lineRule="auto"/>
+        <w:ind w:left="40"/>
+        <w:snapToGrid w:val="0"/>
+        <w:pBdr>
+          <w:top w:val="single" w:sz="4" w:space="2" w:color="9B6BD0"/>
+          <w:left w:val="single" w:sz="4" w:space="2" w:color="9B6BD0"/>
+          <w:bottom w:val="single" w:sz="4" w:space="2" w:color="9B6BD0"/>
+          <w:right w:val="single" w:sz="4" w:space="2" w:color="9B6BD0"/>
+        </w:pBdr>
+        <w:shd w:val="clear" w:color="auto" w:fill="FAF5FF"/>
+      </w:pPr>
+      <w:r>
+        <w:rPr>
+          <w:rFonts w:ascii="맑은 고딕" w:hAnsi="맑은 고딕" w:eastAsia="맑은 고딕"/>
+          <w:b w:val="0"/>
+          <w:sz w:val="17"/>
+          <w:u w:val="none"/>
+        </w:rPr>
+        <w:t>3. Rewrite the participial phrase (allowing …) as a purpose clause with ‘so that + subject + can’.</w:t>
+      </w:r>
+    </w:p>
+    <w:p>
+      <w:pPr>
+        <w:spacing w:before="0" w:after="0" w:line="288" w:lineRule="auto"/>
+        <w:ind w:left="40"/>
+        <w:snapToGrid w:val="0"/>
+        <w:pBdr>
+          <w:top w:val="single" w:sz="4" w:space="2" w:color="9B6BD0"/>
+          <w:left w:val="single" w:sz="4" w:space="2" w:color="9B6BD0"/>
+          <w:bottom w:val="single" w:sz="4" w:space="2" w:color="9B6BD0"/>
+          <w:right w:val="single" w:sz="4" w:space="2" w:color="9B6BD0"/>
+        </w:pBdr>
+        <w:shd w:val="clear" w:color="auto" w:fill="FAF5FF"/>
+      </w:pPr>
+      <w:r>
+        <w:rPr>
+          <w:rFonts w:ascii="맑은 고딕" w:hAnsi="맑은 고딕" w:eastAsia="맑은 고딕"/>
+          <w:b w:val="0"/>
+          <w:sz w:val="17"/>
+          <w:u w:val="none"/>
+        </w:rPr>
+        <w:t>4. Write 20 words in total (count “the tortoise's” as two words and “back into” as two words).</w:t>
       </w:r>
     </w:p>
     <w:p>
@@ -1698,13 +2851,12 @@
           <w:sz w:val="17"/>
           <w:u w:val="none"/>
         </w:rPr>
-        <w:t>(e) Park rangers advise visitors to carry tortoises across the road quickly.</w:t>
+        <w:t>5. 답안지에 소문항 번호를 정확하게 기입할 것</w:t>
       </w:r>
     </w:p>
     <w:p>
       <w:pPr>
-        <w:spacing w:before="0" w:after="20" w:line="276" w:lineRule="auto"/>
-        <w:ind w:left="80"/>
+        <w:spacing w:before="0" w:after="40" w:line="360" w:lineRule="auto"/>
         <w:snapToGrid w:val="0"/>
       </w:pPr>
       <w:r>
@@ -1714,7 +2866,7 @@
           <w:sz w:val="17"/>
           <w:u w:val="none"/>
         </w:rPr>
-        <w:t>① (a), (c)    ② (b), (d)    ③ (c), (d), (e)    ④ (b), (d), (e)    ⑤ (a), (b), (e)</w:t>
+        <w:t>⇒ Unlike most animals, ________________________________________________________________________ .</w:t>
       </w:r>
     </w:p>
     <w:p>
@@ -1730,7 +2882,7 @@
           <w:sz w:val="17"/>
           <w:u w:val="none"/>
         </w:rPr>
-        <w:t>36-2.</w:t>
+        <w:t>36-서2.</w:t>
       </w:r>
       <w:r>
         <w:rPr>
@@ -1739,7 +2891,7 @@
           <w:sz w:val="17"/>
           <w:u w:val="none"/>
         </w:rPr>
-        <w:t xml:space="preserve"> 다음 글의 밑줄 친 ⓐ ~ ⓕ 중, 어법상 </w:t>
+        <w:t xml:space="preserve"> 다음 글의 요약문을 완성하시오. 빈칸 (1)~(4)에 &lt;보기&gt;에서 알맞은 단어를 골라 </w:t>
       </w:r>
       <w:r>
         <w:rPr>
@@ -1748,7 +2900,7 @@
           <w:sz w:val="17"/>
           <w:u w:val="single"/>
         </w:rPr>
-        <w:t>틀린</w:t>
+        <w:t>필요하면 어형을 바꾸어</w:t>
       </w:r>
       <w:r>
         <w:rPr>
@@ -1757,7 +2909,7 @@
           <w:sz w:val="17"/>
           <w:u w:val="none"/>
         </w:rPr>
-        <w:t xml:space="preserve"> 것을 모두 고른 것은? [3.1점]</w:t>
+        <w:t xml:space="preserve"> 쓰시오. (한 칸에 한 단어, 중복 사용 불가) [각 0.75점, 총 3점] [3.0점]</w:t>
       </w:r>
     </w:p>
     <w:p>
@@ -1780,16 +2932,53 @@
           <w:sz w:val="17"/>
           <w:u w:val="none"/>
         </w:rPr>
-        <w:t>The desert tortoise has a simple solution for coping with Death Valley's extreme heat: It avoids it. The slow-moving creature hibernates during the winter and stays in its tunnel for much of the summer, ⓐ</w:t>
-      </w:r>
+        <w:t>The desert tortoise deals with the brutal heat of Death Valley in the simplest possible way: it stays out of it. This unhurried animal sleeps through the winter and remains in its burrow for most of the summer, so that well over nine-tenths of its life is spent without moving. As a rule, it comes to the surface only once a heavy rain has fallen. That is when it becomes busy. It builds up its water supply by feeding on plants and by scooping out hollows where rainwater can gather. To remain supplied through its long period of sleep, however, the reptile depends on a different resource — a remarkably advanced bladder. Whereas the bladder of most animals simply stores waste, the tortoise's bladder works as a reserve tank from which water can be taken back into the body. Astonishingly, a desert tortoise can last an entire year without drinking any fresh water. Since this organ matters so much to the animal's survival, park rangers frequently warn visitors against stopping to carry the slow creatures across the road. A tortoise that is lifted becomes so frightened that it releases the contents of its bladder, and with them its hard-won store of water.</w:t>
+      </w:r>
+    </w:p>
+    <w:p>
+      <w:pPr>
+        <w:spacing w:before="0" w:after="60" w:line="288" w:lineRule="auto"/>
+        <w:ind w:left="40"/>
+        <w:snapToGrid w:val="0"/>
+        <w:pBdr>
+          <w:top w:val="single" w:sz="4" w:space="2" w:color="C99B4E"/>
+          <w:left w:val="single" w:sz="4" w:space="2" w:color="C99B4E"/>
+          <w:bottom w:val="single" w:sz="4" w:space="2" w:color="C99B4E"/>
+          <w:right w:val="single" w:sz="4" w:space="2" w:color="C99B4E"/>
+        </w:pBdr>
+        <w:shd w:val="clear" w:color="auto" w:fill="FFF8E1"/>
+      </w:pPr>
       <w:r>
         <w:rPr>
           <w:rFonts w:ascii="맑은 고딕" w:hAnsi="맑은 고딕" w:eastAsia="맑은 고딕"/>
           <w:b w:val="0"/>
           <w:sz w:val="17"/>
-          <w:u w:val="single"/>
-        </w:rPr>
-        <w:t>meaning</w:t>
+          <w:u w:val="none"/>
+        </w:rPr>
+        <w:t>The desert tortoise (1) ________ Death Valley's heat mainly by (2) ________ in its burrow for most of its life, and its bladder, which works as a water (3) ________ tank, lets it go a whole year without drinking; because a frightened tortoise (4) ________ that stored water, visitors are told not to pick one up.</w:t>
+      </w:r>
+    </w:p>
+    <w:p>
+      <w:pPr>
+        <w:spacing w:before="0" w:after="60" w:line="288" w:lineRule="auto"/>
+        <w:ind w:left="40"/>
+        <w:snapToGrid w:val="0"/>
+        <w:pBdr>
+          <w:top w:val="single" w:sz="4" w:space="2" w:color="9B6BD0"/>
+          <w:left w:val="single" w:sz="4" w:space="2" w:color="9B6BD0"/>
+          <w:bottom w:val="single" w:sz="4" w:space="2" w:color="9B6BD0"/>
+          <w:right w:val="single" w:sz="4" w:space="2" w:color="9B6BD0"/>
+        </w:pBdr>
+        <w:shd w:val="clear" w:color="auto" w:fill="FAF5FF"/>
+      </w:pPr>
+      <w:r>
+        <w:rPr>
+          <w:rFonts w:ascii="맑은 고딕" w:hAnsi="맑은 고딕" w:eastAsia="맑은 고딕"/>
+          <w:b/>
+          <w:sz w:val="17"/>
+          <w:u w:val="none"/>
+        </w:rPr>
+        <w:t>&lt;보 기&gt;</w:t>
       </w:r>
       <w:r>
         <w:rPr>
@@ -1798,17 +2987,68 @@
           <w:sz w:val="17"/>
           <w:u w:val="none"/>
         </w:rPr>
-        <w:t xml:space="preserve"> that it spends more than 90 percent of its life immobile. In fact, the tortoise usually only surfaces after a good rain. Then, it gets to work. The tortoise stocks up on water by eating plants and ⓑ</w:t>
-      </w:r>
+        <w:t xml:space="preserve"> survive / hide / store / lose / terrify / collect / gain / mobile / dig / precious</w:t>
+      </w:r>
+    </w:p>
+    <w:p>
+      <w:pPr>
+        <w:spacing w:before="0" w:after="0" w:line="288" w:lineRule="auto"/>
+        <w:ind w:left="40"/>
+        <w:snapToGrid w:val="0"/>
+        <w:pBdr>
+          <w:top w:val="single" w:sz="4" w:space="2" w:color="9B6BD0"/>
+          <w:left w:val="single" w:sz="4" w:space="2" w:color="9B6BD0"/>
+          <w:bottom w:val="single" w:sz="4" w:space="2" w:color="9B6BD0"/>
+          <w:right w:val="single" w:sz="4" w:space="2" w:color="9B6BD0"/>
+        </w:pBdr>
+        <w:shd w:val="clear" w:color="auto" w:fill="FAF5FF"/>
+      </w:pPr>
+      <w:r>
+        <w:rPr>
+          <w:rFonts w:ascii="맑은 고딕" w:hAnsi="맑은 고딕" w:eastAsia="맑은 고딕"/>
+          <w:b/>
+          <w:sz w:val="17"/>
+          <w:u w:val="none"/>
+        </w:rPr>
+        <w:t>&lt;조 건&gt;</w:t>
+      </w:r>
+    </w:p>
+    <w:p>
+      <w:pPr>
+        <w:spacing w:before="0" w:after="0" w:line="288" w:lineRule="auto"/>
+        <w:ind w:left="40"/>
+        <w:snapToGrid w:val="0"/>
+        <w:pBdr>
+          <w:top w:val="single" w:sz="4" w:space="2" w:color="9B6BD0"/>
+          <w:left w:val="single" w:sz="4" w:space="2" w:color="9B6BD0"/>
+          <w:bottom w:val="single" w:sz="4" w:space="2" w:color="9B6BD0"/>
+          <w:right w:val="single" w:sz="4" w:space="2" w:color="9B6BD0"/>
+        </w:pBdr>
+        <w:shd w:val="clear" w:color="auto" w:fill="FAF5FF"/>
+      </w:pPr>
       <w:r>
         <w:rPr>
           <w:rFonts w:ascii="맑은 고딕" w:hAnsi="맑은 고딕" w:eastAsia="맑은 고딕"/>
           <w:b w:val="0"/>
           <w:sz w:val="17"/>
-          <w:u w:val="single"/>
-        </w:rPr>
-        <w:t>dig</w:t>
-      </w:r>
+          <w:u w:val="none"/>
+        </w:rPr>
+        <w:t>1. &lt;보기&gt;의 단어를 골라 필요하면 어형(품사·시제·태)을 바꾸어 쓸 것</w:t>
+      </w:r>
+    </w:p>
+    <w:p>
+      <w:pPr>
+        <w:spacing w:before="0" w:after="60" w:line="288" w:lineRule="auto"/>
+        <w:ind w:left="40"/>
+        <w:snapToGrid w:val="0"/>
+        <w:pBdr>
+          <w:top w:val="single" w:sz="4" w:space="2" w:color="9B6BD0"/>
+          <w:left w:val="single" w:sz="4" w:space="2" w:color="9B6BD0"/>
+          <w:bottom w:val="single" w:sz="4" w:space="2" w:color="9B6BD0"/>
+          <w:right w:val="single" w:sz="4" w:space="2" w:color="9B6BD0"/>
+        </w:pBdr>
+        <w:shd w:val="clear" w:color="auto" w:fill="FAF5FF"/>
+      </w:pPr>
       <w:r>
         <w:rPr>
           <w:rFonts w:ascii="맑은 고딕" w:hAnsi="맑은 고딕" w:eastAsia="맑은 고딕"/>
@@ -1816,95 +3056,40 @@
           <w:sz w:val="17"/>
           <w:u w:val="none"/>
         </w:rPr>
-        <w:t xml:space="preserve"> holes to collect rain. But ⓒ</w:t>
-      </w:r>
+        <w:t>2. 답안지에 소문항 번호를 정확하게 기입할 것  예) 2-(1) 2-(2)</w:t>
+      </w:r>
+    </w:p>
+    <w:p>
+      <w:pPr>
+        <w:spacing w:before="0" w:after="40" w:line="360" w:lineRule="auto"/>
+        <w:snapToGrid w:val="0"/>
+      </w:pPr>
       <w:r>
         <w:rPr>
           <w:rFonts w:ascii="맑은 고딕" w:hAnsi="맑은 고딕" w:eastAsia="맑은 고딕"/>
           <w:b w:val="0"/>
           <w:sz w:val="17"/>
-          <w:u w:val="single"/>
-        </w:rPr>
-        <w:t>to stay supplied</w:t>
-      </w:r>
-      <w:r>
-        <w:rPr>
-          <w:rFonts w:ascii="맑은 고딕" w:hAnsi="맑은 고딕" w:eastAsia="맑은 고딕"/>
-          <w:b w:val="0"/>
-          <w:sz w:val="17"/>
-          <w:u w:val="none"/>
-        </w:rPr>
-        <w:t xml:space="preserve"> with water through its extended hibernation, the reptile relies on something else — its highly sophisticated bladder. Unlike most animals, the tortoise's bladder acts as a holding tank, allowing it ⓓ</w:t>
-      </w:r>
-      <w:r>
-        <w:rPr>
-          <w:rFonts w:ascii="맑은 고딕" w:hAnsi="맑은 고딕" w:eastAsia="맑은 고딕"/>
-          <w:b w:val="0"/>
-          <w:sz w:val="17"/>
-          <w:u w:val="single"/>
-        </w:rPr>
-        <w:t>reabsorb</w:t>
-      </w:r>
-      <w:r>
-        <w:rPr>
-          <w:rFonts w:ascii="맑은 고딕" w:hAnsi="맑은 고딕" w:eastAsia="맑은 고딕"/>
-          <w:b w:val="0"/>
-          <w:sz w:val="17"/>
-          <w:u w:val="none"/>
-        </w:rPr>
-        <w:t xml:space="preserve"> water back into its body. Incredibly, a desert tortoise can go a full year without ⓔ</w:t>
-      </w:r>
-      <w:r>
-        <w:rPr>
-          <w:rFonts w:ascii="맑은 고딕" w:hAnsi="맑은 고딕" w:eastAsia="맑은 고딕"/>
-          <w:b w:val="0"/>
-          <w:sz w:val="17"/>
-          <w:u w:val="single"/>
-        </w:rPr>
-        <w:t>taking</w:t>
-      </w:r>
-      <w:r>
-        <w:rPr>
-          <w:rFonts w:ascii="맑은 고딕" w:hAnsi="맑은 고딕" w:eastAsia="맑은 고딕"/>
-          <w:b w:val="0"/>
-          <w:sz w:val="17"/>
-          <w:u w:val="none"/>
-        </w:rPr>
-        <w:t xml:space="preserve"> in any freshwater at all. And because its bladder is so important to a tortoise's survival, park rangers often remind visitors not to stop and help the slow-movers across the road. Tortoises become ⓕ</w:t>
-      </w:r>
-      <w:r>
-        <w:rPr>
-          <w:rFonts w:ascii="맑은 고딕" w:hAnsi="맑은 고딕" w:eastAsia="맑은 고딕"/>
-          <w:b w:val="0"/>
-          <w:sz w:val="17"/>
-          <w:u w:val="single"/>
-        </w:rPr>
-        <w:t>such</w:t>
-      </w:r>
-      <w:r>
-        <w:rPr>
-          <w:rFonts w:ascii="맑은 고딕" w:hAnsi="맑은 고딕" w:eastAsia="맑은 고딕"/>
-          <w:b w:val="0"/>
-          <w:sz w:val="17"/>
-          <w:u w:val="none"/>
-        </w:rPr>
-        <w:t xml:space="preserve"> terrified when people pick them up that they empty their bladders, losing their precious water reserves.</w:t>
+          <w:u w:val="none"/>
+        </w:rPr>
+        <w:t>(1) ______________  (2) ______________  (3) ______________  (4) ______________</w:t>
       </w:r>
     </w:p>
     <w:p>
       <w:pPr>
-        <w:spacing w:before="0" w:after="20" w:line="276" w:lineRule="auto"/>
-        <w:ind w:left="80"/>
+        <w:keepNext/>
+        <w:spacing w:before="80" w:after="40" w:line="276" w:lineRule="auto"/>
         <w:snapToGrid w:val="0"/>
-      </w:pPr>
-      <w:r>
-        <w:rPr>
-          <w:rFonts w:ascii="맑은 고딕" w:hAnsi="맑은 고딕" w:eastAsia="맑은 고딕"/>
-          <w:b w:val="0"/>
+        <w:shd w:val="clear" w:color="auto" w:fill="6B21A8"/>
+      </w:pPr>
+      <w:r>
+        <w:rPr>
+          <w:rFonts w:ascii="맑은 고딕" w:hAnsi="맑은 고딕" w:eastAsia="맑은 고딕"/>
+          <w:b/>
+          <w:color w:val="FFFFFF"/>
           <w:sz w:val="17"/>
           <w:u w:val="none"/>
         </w:rPr>
-        <w:t>① ⓐ, ⓒ    ② ⓑ, ⓓ, ⓕ    ③ ⓑ, ⓕ    ④ ⓒ, ⓓ, ⓔ    ⑤ ⓐ, ⓑ, ⓓ</w:t>
+        <w:t>[지문 구조]  ※ 앞 문항을 모두 푼 뒤에 풀 것</w:t>
       </w:r>
     </w:p>
     <w:p>
@@ -1920,7 +3105,7 @@
           <w:sz w:val="17"/>
           <w:u w:val="none"/>
         </w:rPr>
-        <w:t>36-3.</w:t>
+        <w:t>36-8.</w:t>
       </w:r>
       <w:r>
         <w:rPr>
@@ -1929,7 +3114,30 @@
           <w:sz w:val="17"/>
           <w:u w:val="none"/>
         </w:rPr>
-        <w:t xml:space="preserve"> 다음 글의 (A), (B), (C)의 각 괄호 안에서 문맥과 어법에 맞는 표현으로 가장 적절한 것은? [3.0점]</w:t>
+        <w:t xml:space="preserve"> 글의 흐름으로 보아, 주어진 문장이 들어가기에 가장 적절한 곳은? [2.8점]</w:t>
+      </w:r>
+    </w:p>
+    <w:p>
+      <w:pPr>
+        <w:spacing w:before="0" w:after="60" w:line="288" w:lineRule="auto"/>
+        <w:ind w:left="40"/>
+        <w:snapToGrid w:val="0"/>
+        <w:pBdr>
+          <w:top w:val="single" w:sz="4" w:space="2" w:color="C99B4E"/>
+          <w:left w:val="single" w:sz="4" w:space="2" w:color="C99B4E"/>
+          <w:bottom w:val="single" w:sz="4" w:space="2" w:color="C99B4E"/>
+          <w:right w:val="single" w:sz="4" w:space="2" w:color="C99B4E"/>
+        </w:pBdr>
+        <w:shd w:val="clear" w:color="auto" w:fill="FFF8E1"/>
+      </w:pPr>
+      <w:r>
+        <w:rPr>
+          <w:rFonts w:ascii="맑은 고딕" w:hAnsi="맑은 고딕" w:eastAsia="맑은 고딕"/>
+          <w:b w:val="0"/>
+          <w:sz w:val="17"/>
+          <w:u w:val="none"/>
+        </w:rPr>
+        <w:t>In fact, the tortoise usually only surfaces after a good rain.</w:t>
       </w:r>
     </w:p>
     <w:p>
@@ -1952,13 +3160,13 @@
           <w:sz w:val="17"/>
           <w:u w:val="none"/>
         </w:rPr>
-        <w:t>The desert tortoise has a simple solution for coping with Death Valley's (A) [extreme / mild] heat: It avoids it. The slow-moving creature hibernates during the winter and stays in its tunnel for much of the summer, meaning that it spends more than 90 percent of its life immobile. In fact, the tortoise usually only surfaces after a good rain. Then, it gets to work. The tortoise stocks up on water by eating plants and digging holes to collect rain. But to stay supplied with water through its extended hibernation, the reptile relies on something else — its highly (B) [sophisticated / primitive] bladder. Unlike most animals, the tortoise's bladder acts as a holding tank, allowing it to reabsorb water back into its body. Incredibly, a desert tortoise can go a full year without taking in any freshwater at all. And because its bladder is so important to a tortoise's survival, park rangers often remind visitors not to stop and help the slow-movers across the road. Tortoises become so (C) [terrified / terrifying] when people pick them up that they empty their bladders, losing their precious water reserves.</w:t>
+        <w:t>The desert tortoise has a simple solution for coping with Death Valley's extreme heat: It avoids it. ( ① ) The slow-moving creature hibernates during the winter and stays in its tunnel for much of the summer, meaning that it spends more than 90 percent of its life immobile. ( ② ) Then, it gets to work. ( ③ ) The tortoise stocks up on water by eating plants and digging holes to collect rain. ( ④ ) But to stay supplied with water through its extended hibernation, the reptile relies on something else — its highly sophisticated bladder. ( ⑤ ) Unlike most animals, the tortoise's bladder acts as a holding tank, allowing it to reabsorb water back into its body.</w:t>
       </w:r>
     </w:p>
     <w:p>
       <w:pPr>
-        <w:spacing w:before="0" w:after="0" w:line="269" w:lineRule="auto"/>
-        <w:ind w:left="180" w:hanging="180"/>
+        <w:spacing w:before="0" w:after="20" w:line="276" w:lineRule="auto"/>
+        <w:ind w:left="80"/>
         <w:snapToGrid w:val="0"/>
       </w:pPr>
       <w:r>
@@ -1968,1299 +3176,7 @@
           <w:sz w:val="17"/>
           <w:u w:val="none"/>
         </w:rPr>
-        <w:t>① (A) mild  (B) sophisticated  (C) terrified</w:t>
-      </w:r>
-    </w:p>
-    <w:p>
-      <w:pPr>
-        <w:spacing w:before="0" w:after="0" w:line="269" w:lineRule="auto"/>
-        <w:ind w:left="180" w:hanging="180"/>
-        <w:snapToGrid w:val="0"/>
-      </w:pPr>
-      <w:r>
-        <w:rPr>
-          <w:rFonts w:ascii="맑은 고딕" w:hAnsi="맑은 고딕" w:eastAsia="맑은 고딕"/>
-          <w:b w:val="0"/>
-          <w:sz w:val="17"/>
-          <w:u w:val="none"/>
-        </w:rPr>
-        <w:t>② (A) extreme  (B) primitive  (C) terrifying</w:t>
-      </w:r>
-    </w:p>
-    <w:p>
-      <w:pPr>
-        <w:spacing w:before="0" w:after="0" w:line="269" w:lineRule="auto"/>
-        <w:ind w:left="180" w:hanging="180"/>
-        <w:snapToGrid w:val="0"/>
-      </w:pPr>
-      <w:r>
-        <w:rPr>
-          <w:rFonts w:ascii="맑은 고딕" w:hAnsi="맑은 고딕" w:eastAsia="맑은 고딕"/>
-          <w:b w:val="0"/>
-          <w:sz w:val="17"/>
-          <w:u w:val="none"/>
-        </w:rPr>
-        <w:t>③ (A) extreme  (B) sophisticated  (C) terrifying</w:t>
-      </w:r>
-    </w:p>
-    <w:p>
-      <w:pPr>
-        <w:spacing w:before="0" w:after="0" w:line="269" w:lineRule="auto"/>
-        <w:ind w:left="180" w:hanging="180"/>
-        <w:snapToGrid w:val="0"/>
-      </w:pPr>
-      <w:r>
-        <w:rPr>
-          <w:rFonts w:ascii="맑은 고딕" w:hAnsi="맑은 고딕" w:eastAsia="맑은 고딕"/>
-          <w:b w:val="0"/>
-          <w:sz w:val="17"/>
-          <w:u w:val="none"/>
-        </w:rPr>
-        <w:t>④ (A) mild  (B) primitive  (C) terrified</w:t>
-      </w:r>
-    </w:p>
-    <w:p>
-      <w:pPr>
-        <w:spacing w:before="0" w:after="0" w:line="269" w:lineRule="auto"/>
-        <w:ind w:left="180" w:hanging="180"/>
-        <w:snapToGrid w:val="0"/>
-      </w:pPr>
-      <w:r>
-        <w:rPr>
-          <w:rFonts w:ascii="맑은 고딕" w:hAnsi="맑은 고딕" w:eastAsia="맑은 고딕"/>
-          <w:b w:val="0"/>
-          <w:sz w:val="17"/>
-          <w:u w:val="none"/>
-        </w:rPr>
-        <w:t>⑤ (A) extreme  (B) sophisticated  (C) terrified</w:t>
-      </w:r>
-    </w:p>
-    <w:p>
-      <w:pPr>
-        <w:keepNext/>
-        <w:spacing w:before="80" w:after="20" w:line="276" w:lineRule="auto"/>
-        <w:snapToGrid w:val="0"/>
-      </w:pPr>
-      <w:r>
-        <w:rPr>
-          <w:rFonts w:ascii="맑은 고딕" w:hAnsi="맑은 고딕" w:eastAsia="맑은 고딕"/>
-          <w:b/>
-          <w:sz w:val="17"/>
-          <w:u w:val="none"/>
-        </w:rPr>
-        <w:t>36-4.</w:t>
-      </w:r>
-      <w:r>
-        <w:rPr>
-          <w:rFonts w:ascii="맑은 고딕" w:hAnsi="맑은 고딕" w:eastAsia="맑은 고딕"/>
-          <w:b w:val="0"/>
-          <w:sz w:val="17"/>
-          <w:u w:val="none"/>
-        </w:rPr>
-        <w:t xml:space="preserve"> According to the passage, which of the following is </w:t>
-      </w:r>
-      <w:r>
-        <w:rPr>
-          <w:rFonts w:ascii="맑은 고딕" w:hAnsi="맑은 고딕" w:eastAsia="맑은 고딕"/>
-          <w:b w:val="0"/>
-          <w:sz w:val="17"/>
-          <w:u w:val="single"/>
-        </w:rPr>
-        <w:t>NOT</w:t>
-      </w:r>
-      <w:r>
-        <w:rPr>
-          <w:rFonts w:ascii="맑은 고딕" w:hAnsi="맑은 고딕" w:eastAsia="맑은 고딕"/>
-          <w:b w:val="0"/>
-          <w:sz w:val="17"/>
-          <w:u w:val="none"/>
-        </w:rPr>
-        <w:t xml:space="preserve"> true? [2.7점]</w:t>
-      </w:r>
-    </w:p>
-    <w:p>
-      <w:pPr>
-        <w:spacing w:before="0" w:after="60" w:line="288" w:lineRule="auto"/>
-        <w:ind w:left="40"/>
-        <w:snapToGrid w:val="0"/>
-        <w:pBdr>
-          <w:top w:val="single" w:sz="4" w:space="2" w:color="999999"/>
-          <w:left w:val="single" w:sz="4" w:space="2" w:color="999999"/>
-          <w:bottom w:val="single" w:sz="4" w:space="2" w:color="999999"/>
-          <w:right w:val="single" w:sz="4" w:space="2" w:color="999999"/>
-        </w:pBdr>
-        <w:shd w:val="clear" w:color="auto" w:fill="F6F3EA"/>
-      </w:pPr>
-      <w:r>
-        <w:rPr>
-          <w:rFonts w:ascii="맑은 고딕" w:hAnsi="맑은 고딕" w:eastAsia="맑은 고딕"/>
-          <w:b w:val="0"/>
-          <w:sz w:val="17"/>
-          <w:u w:val="none"/>
-        </w:rPr>
-        <w:t>The desert tortoise has a simple solution for coping with Death Valley's extreme heat: It avoids it. The slow-moving creature hibernates during the winter and stays in its tunnel for much of the summer, meaning that it spends more than 90 percent of its life immobile. In fact, the tortoise usually only surfaces after a good rain. Then, it gets to work. The tortoise stocks up on water by eating plants and digging holes to collect rain. But to stay supplied with water through its extended hibernation, the reptile relies on something else — its highly sophisticated bladder. Unlike most animals, the tortoise's bladder acts as a holding tank, allowing it to reabsorb water back into its body. Incredibly, a desert tortoise can go a full year without taking in any freshwater at all. And because its bladder is so important to a tortoise's survival, park rangers often remind visitors not to stop and help the slow-movers across the road. Tortoises become so terrified when people pick them up that they empty their bladders, losing their precious water reserves.</w:t>
-      </w:r>
-    </w:p>
-    <w:p>
-      <w:pPr>
-        <w:spacing w:before="0" w:after="0" w:line="269" w:lineRule="auto"/>
-        <w:ind w:left="180" w:hanging="180"/>
-        <w:snapToGrid w:val="0"/>
-      </w:pPr>
-      <w:r>
-        <w:rPr>
-          <w:rFonts w:ascii="맑은 고딕" w:hAnsi="맑은 고딕" w:eastAsia="맑은 고딕"/>
-          <w:b w:val="0"/>
-          <w:sz w:val="17"/>
-          <w:u w:val="none"/>
-        </w:rPr>
-        <w:t>① The tortoise is most active during the hottest part of the summer.</w:t>
-      </w:r>
-    </w:p>
-    <w:p>
-      <w:pPr>
-        <w:spacing w:before="0" w:after="0" w:line="269" w:lineRule="auto"/>
-        <w:ind w:left="180" w:hanging="180"/>
-        <w:snapToGrid w:val="0"/>
-      </w:pPr>
-      <w:r>
-        <w:rPr>
-          <w:rFonts w:ascii="맑은 고딕" w:hAnsi="맑은 고딕" w:eastAsia="맑은 고딕"/>
-          <w:b w:val="0"/>
-          <w:sz w:val="17"/>
-          <w:u w:val="none"/>
-        </w:rPr>
-        <w:t>② The tortoise usually comes out of its tunnel after a good rain.</w:t>
-      </w:r>
-    </w:p>
-    <w:p>
-      <w:pPr>
-        <w:spacing w:before="0" w:after="0" w:line="269" w:lineRule="auto"/>
-        <w:ind w:left="180" w:hanging="180"/>
-        <w:snapToGrid w:val="0"/>
-      </w:pPr>
-      <w:r>
-        <w:rPr>
-          <w:rFonts w:ascii="맑은 고딕" w:hAnsi="맑은 고딕" w:eastAsia="맑은 고딕"/>
-          <w:b w:val="0"/>
-          <w:sz w:val="17"/>
-          <w:u w:val="none"/>
-        </w:rPr>
-        <w:t>③ The tortoise collects rainwater in holes that it digs.</w:t>
-      </w:r>
-    </w:p>
-    <w:p>
-      <w:pPr>
-        <w:spacing w:before="0" w:after="0" w:line="269" w:lineRule="auto"/>
-        <w:ind w:left="180" w:hanging="180"/>
-        <w:snapToGrid w:val="0"/>
-      </w:pPr>
-      <w:r>
-        <w:rPr>
-          <w:rFonts w:ascii="맑은 고딕" w:hAnsi="맑은 고딕" w:eastAsia="맑은 고딕"/>
-          <w:b w:val="0"/>
-          <w:sz w:val="17"/>
-          <w:u w:val="none"/>
-        </w:rPr>
-        <w:t>④ The tortoise’s bladder lets it take water back into its body.</w:t>
-      </w:r>
-    </w:p>
-    <w:p>
-      <w:pPr>
-        <w:spacing w:before="0" w:after="0" w:line="269" w:lineRule="auto"/>
-        <w:ind w:left="180" w:hanging="180"/>
-        <w:snapToGrid w:val="0"/>
-      </w:pPr>
-      <w:r>
-        <w:rPr>
-          <w:rFonts w:ascii="맑은 고딕" w:hAnsi="맑은 고딕" w:eastAsia="맑은 고딕"/>
-          <w:b w:val="0"/>
-          <w:sz w:val="17"/>
-          <w:u w:val="none"/>
-        </w:rPr>
-        <w:t>⑤ Being picked up by people can make a tortoise lose its stored water.</w:t>
-      </w:r>
-    </w:p>
-    <w:p>
-      <w:pPr>
-        <w:keepNext/>
-        <w:spacing w:before="80" w:after="20" w:line="276" w:lineRule="auto"/>
-        <w:snapToGrid w:val="0"/>
-      </w:pPr>
-      <w:r>
-        <w:rPr>
-          <w:rFonts w:ascii="맑은 고딕" w:hAnsi="맑은 고딕" w:eastAsia="맑은 고딕"/>
-          <w:b/>
-          <w:sz w:val="17"/>
-          <w:u w:val="none"/>
-        </w:rPr>
-        <w:t>36-5.</w:t>
-      </w:r>
-      <w:r>
-        <w:rPr>
-          <w:rFonts w:ascii="맑은 고딕" w:hAnsi="맑은 고딕" w:eastAsia="맑은 고딕"/>
-          <w:b w:val="0"/>
-          <w:sz w:val="17"/>
-          <w:u w:val="none"/>
-        </w:rPr>
-        <w:t xml:space="preserve"> [A]와 [B]를 읽고 이해한 것으로 가장 적절한 것은? [3.3점]</w:t>
-      </w:r>
-    </w:p>
-    <w:p>
-      <w:pPr>
-        <w:spacing w:before="0" w:after="60" w:line="288" w:lineRule="auto"/>
-        <w:ind w:left="40"/>
-        <w:snapToGrid w:val="0"/>
-        <w:pBdr>
-          <w:top w:val="single" w:sz="4" w:space="2" w:color="999999"/>
-          <w:left w:val="single" w:sz="4" w:space="2" w:color="999999"/>
-          <w:bottom w:val="single" w:sz="4" w:space="2" w:color="999999"/>
-          <w:right w:val="single" w:sz="4" w:space="2" w:color="999999"/>
-        </w:pBdr>
-        <w:shd w:val="clear" w:color="auto" w:fill="F6F3EA"/>
-      </w:pPr>
-      <w:r>
-        <w:rPr>
-          <w:rFonts w:ascii="맑은 고딕" w:hAnsi="맑은 고딕" w:eastAsia="맑은 고딕"/>
-          <w:b w:val="0"/>
-          <w:sz w:val="17"/>
-          <w:u w:val="none"/>
-        </w:rPr>
-        <w:t>[A] But to stay supplied with water through its extended hibernation, the reptile relies on something else — its highly sophisticated bladder. Unlike most animals, the tortoise's bladder acts as a holding tank, allowing it to reabsorb water back into its body. Incredibly, a desert tortoise can go a full year without taking in any freshwater at all. And because its bladder is so important to a tortoise's survival, park rangers often remind visitors not to stop and help the slow-movers across the road. Tortoises become so terrified when people pick them up that they empty their bladders, losing their precious water reserves.</w:t>
-      </w:r>
-    </w:p>
-    <w:p>
-      <w:pPr>
-        <w:spacing w:before="0" w:after="60" w:line="288" w:lineRule="auto"/>
-        <w:ind w:left="40"/>
-        <w:snapToGrid w:val="0"/>
-        <w:pBdr>
-          <w:top w:val="single" w:sz="4" w:space="2" w:color="6B7FB8"/>
-          <w:left w:val="single" w:sz="4" w:space="2" w:color="6B7FB8"/>
-          <w:bottom w:val="single" w:sz="4" w:space="2" w:color="6B7FB8"/>
-          <w:right w:val="single" w:sz="4" w:space="2" w:color="6B7FB8"/>
-        </w:pBdr>
-        <w:shd w:val="clear" w:color="auto" w:fill="EEF2FF"/>
-      </w:pPr>
-      <w:r>
-        <w:rPr>
-          <w:rFonts w:ascii="맑은 고딕" w:hAnsi="맑은 고딕" w:eastAsia="맑은 고딕"/>
-          <w:b w:val="0"/>
-          <w:sz w:val="17"/>
-          <w:u w:val="none"/>
-        </w:rPr>
-        <w:t>[B] The camel survives long desert journeys in a similar way. Its hump stores fat that can be broken down for energy, and its kidneys save water by producing very little urine. Because of this, a camel can travel for days without drinking. For this reason, guides warn tourists not to make camels run in the midday heat, which wastes the water the animals have saved.</w:t>
-      </w:r>
-    </w:p>
-    <w:p>
-      <w:pPr>
-        <w:spacing w:before="0" w:after="0" w:line="269" w:lineRule="auto"/>
-        <w:ind w:left="180" w:hanging="180"/>
-        <w:snapToGrid w:val="0"/>
-      </w:pPr>
-      <w:r>
-        <w:rPr>
-          <w:rFonts w:ascii="맑은 고딕" w:hAnsi="맑은 고딕" w:eastAsia="맑은 고딕"/>
-          <w:b w:val="0"/>
-          <w:sz w:val="17"/>
-          <w:u w:val="none"/>
-        </w:rPr>
-        <w:t>① [A] explains how tortoises find water, while [B] explains how camels find food.</w:t>
-      </w:r>
-    </w:p>
-    <w:p>
-      <w:pPr>
-        <w:spacing w:before="0" w:after="0" w:line="269" w:lineRule="auto"/>
-        <w:ind w:left="180" w:hanging="180"/>
-        <w:snapToGrid w:val="0"/>
-      </w:pPr>
-      <w:r>
-        <w:rPr>
-          <w:rFonts w:ascii="맑은 고딕" w:hAnsi="맑은 고딕" w:eastAsia="맑은 고딕"/>
-          <w:b w:val="0"/>
-          <w:sz w:val="17"/>
-          <w:u w:val="none"/>
-        </w:rPr>
-        <w:t>② Both texts show that desert animals must drink water every day to survive.</w:t>
-      </w:r>
-    </w:p>
-    <w:p>
-      <w:pPr>
-        <w:spacing w:before="0" w:after="0" w:line="269" w:lineRule="auto"/>
-        <w:ind w:left="180" w:hanging="180"/>
-        <w:snapToGrid w:val="0"/>
-      </w:pPr>
-      <w:r>
-        <w:rPr>
-          <w:rFonts w:ascii="맑은 고딕" w:hAnsi="맑은 고딕" w:eastAsia="맑은 고딕"/>
-          <w:b w:val="0"/>
-          <w:sz w:val="17"/>
-          <w:u w:val="none"/>
-        </w:rPr>
-        <w:t>③ Both texts describe a body part that helps a desert animal save resources and a human action that can waste them.</w:t>
-      </w:r>
-    </w:p>
-    <w:p>
-      <w:pPr>
-        <w:spacing w:before="0" w:after="0" w:line="269" w:lineRule="auto"/>
-        <w:ind w:left="180" w:hanging="180"/>
-        <w:snapToGrid w:val="0"/>
-      </w:pPr>
-      <w:r>
-        <w:rPr>
-          <w:rFonts w:ascii="맑은 고딕" w:hAnsi="맑은 고딕" w:eastAsia="맑은 고딕"/>
-          <w:b w:val="0"/>
-          <w:sz w:val="17"/>
-          <w:u w:val="none"/>
-        </w:rPr>
-        <w:t>④ [B] suggests that camels hibernate through the hottest season, just like tortoises.</w:t>
-      </w:r>
-    </w:p>
-    <w:p>
-      <w:pPr>
-        <w:spacing w:before="0" w:after="0" w:line="269" w:lineRule="auto"/>
-        <w:ind w:left="180" w:hanging="180"/>
-        <w:snapToGrid w:val="0"/>
-      </w:pPr>
-      <w:r>
-        <w:rPr>
-          <w:rFonts w:ascii="맑은 고딕" w:hAnsi="맑은 고딕" w:eastAsia="맑은 고딕"/>
-          <w:b w:val="0"/>
-          <w:sz w:val="17"/>
-          <w:u w:val="none"/>
-        </w:rPr>
-        <w:t>⑤ [A] says rangers should pick tortoises up, while [B] says guides should make camels run.</w:t>
-      </w:r>
-    </w:p>
-    <w:p>
-      <w:pPr>
-        <w:keepNext/>
-        <w:spacing w:before="80" w:after="20" w:line="276" w:lineRule="auto"/>
-        <w:snapToGrid w:val="0"/>
-      </w:pPr>
-      <w:r>
-        <w:rPr>
-          <w:rFonts w:ascii="맑은 고딕" w:hAnsi="맑은 고딕" w:eastAsia="맑은 고딕"/>
-          <w:b/>
-          <w:sz w:val="17"/>
-          <w:u w:val="none"/>
-        </w:rPr>
-        <w:t>36-6.</w:t>
-      </w:r>
-      <w:r>
-        <w:rPr>
-          <w:rFonts w:ascii="맑은 고딕" w:hAnsi="맑은 고딕" w:eastAsia="맑은 고딕"/>
-          <w:b w:val="0"/>
-          <w:sz w:val="17"/>
-          <w:u w:val="none"/>
-        </w:rPr>
-        <w:t xml:space="preserve"> 다음 빈칸에 들어갈 말로 가장 적절한 것은? [2.9점]</w:t>
-      </w:r>
-    </w:p>
-    <w:p>
-      <w:pPr>
-        <w:spacing w:before="0" w:after="60" w:line="288" w:lineRule="auto"/>
-        <w:ind w:left="40"/>
-        <w:snapToGrid w:val="0"/>
-        <w:pBdr>
-          <w:top w:val="single" w:sz="4" w:space="2" w:color="999999"/>
-          <w:left w:val="single" w:sz="4" w:space="2" w:color="999999"/>
-          <w:bottom w:val="single" w:sz="4" w:space="2" w:color="999999"/>
-          <w:right w:val="single" w:sz="4" w:space="2" w:color="999999"/>
-        </w:pBdr>
-        <w:shd w:val="clear" w:color="auto" w:fill="F6F3EA"/>
-      </w:pPr>
-      <w:r>
-        <w:rPr>
-          <w:rFonts w:ascii="맑은 고딕" w:hAnsi="맑은 고딕" w:eastAsia="맑은 고딕"/>
-          <w:b w:val="0"/>
-          <w:sz w:val="17"/>
-          <w:u w:val="none"/>
-        </w:rPr>
-        <w:t>The desert tortoise has a simple solution for coping with Death Valley's extreme heat: ________________. The slow-moving creature hibernates during the winter and stays in its tunnel for much of the summer, meaning that it spends more than 90 percent of its life immobile. In fact, the tortoise usually only surfaces after a good rain. Then, it gets to work. The tortoise stocks up on water by eating plants and digging holes to collect rain. But to stay supplied with water through its extended hibernation, the reptile relies on something else — its highly sophisticated bladder. Unlike most animals, the tortoise's bladder acts as a holding tank, allowing it to reabsorb water back into its body. Incredibly, a desert tortoise can go a full year without taking in any freshwater at all. And because its bladder is so important to a tortoise's survival, park rangers often remind visitors not to stop and help the slow-movers across the road. Tortoises become so terrified when people pick them up that they empty their bladders, losing their precious water reserves.</w:t>
-      </w:r>
-    </w:p>
-    <w:p>
-      <w:pPr>
-        <w:spacing w:before="0" w:after="0" w:line="269" w:lineRule="auto"/>
-        <w:ind w:left="180" w:hanging="180"/>
-        <w:snapToGrid w:val="0"/>
-      </w:pPr>
-      <w:r>
-        <w:rPr>
-          <w:rFonts w:ascii="맑은 고딕" w:hAnsi="맑은 고딕" w:eastAsia="맑은 고딕"/>
-          <w:b w:val="0"/>
-          <w:sz w:val="17"/>
-          <w:u w:val="none"/>
-        </w:rPr>
-        <w:t>① It drinks far more water than other animals</w:t>
-      </w:r>
-    </w:p>
-    <w:p>
-      <w:pPr>
-        <w:spacing w:before="0" w:after="0" w:line="269" w:lineRule="auto"/>
-        <w:ind w:left="180" w:hanging="180"/>
-        <w:snapToGrid w:val="0"/>
-      </w:pPr>
-      <w:r>
-        <w:rPr>
-          <w:rFonts w:ascii="맑은 고딕" w:hAnsi="맑은 고딕" w:eastAsia="맑은 고딕"/>
-          <w:b w:val="0"/>
-          <w:sz w:val="17"/>
-          <w:u w:val="none"/>
-        </w:rPr>
-        <w:t>② It avoids it</w:t>
-      </w:r>
-    </w:p>
-    <w:p>
-      <w:pPr>
-        <w:spacing w:before="0" w:after="0" w:line="269" w:lineRule="auto"/>
-        <w:ind w:left="180" w:hanging="180"/>
-        <w:snapToGrid w:val="0"/>
-      </w:pPr>
-      <w:r>
-        <w:rPr>
-          <w:rFonts w:ascii="맑은 고딕" w:hAnsi="맑은 고딕" w:eastAsia="맑은 고딕"/>
-          <w:b w:val="0"/>
-          <w:sz w:val="17"/>
-          <w:u w:val="none"/>
-        </w:rPr>
-        <w:t>③ It digs deeper tunnels every day</w:t>
-      </w:r>
-    </w:p>
-    <w:p>
-      <w:pPr>
-        <w:spacing w:before="0" w:after="0" w:line="269" w:lineRule="auto"/>
-        <w:ind w:left="180" w:hanging="180"/>
-        <w:snapToGrid w:val="0"/>
-      </w:pPr>
-      <w:r>
-        <w:rPr>
-          <w:rFonts w:ascii="맑은 고딕" w:hAnsi="맑은 고딕" w:eastAsia="맑은 고딕"/>
-          <w:b w:val="0"/>
-          <w:sz w:val="17"/>
-          <w:u w:val="none"/>
-        </w:rPr>
-        <w:t>④ It changes the color of its shell</w:t>
-      </w:r>
-    </w:p>
-    <w:p>
-      <w:pPr>
-        <w:spacing w:before="0" w:after="0" w:line="269" w:lineRule="auto"/>
-        <w:ind w:left="180" w:hanging="180"/>
-        <w:snapToGrid w:val="0"/>
-      </w:pPr>
-      <w:r>
-        <w:rPr>
-          <w:rFonts w:ascii="맑은 고딕" w:hAnsi="맑은 고딕" w:eastAsia="맑은 고딕"/>
-          <w:b w:val="0"/>
-          <w:sz w:val="17"/>
-          <w:u w:val="none"/>
-        </w:rPr>
-        <w:t>⑤ It stores the heat in its bladder</w:t>
-      </w:r>
-    </w:p>
-    <w:p>
-      <w:pPr>
-        <w:keepNext/>
-        <w:spacing w:before="80" w:after="20" w:line="276" w:lineRule="auto"/>
-        <w:snapToGrid w:val="0"/>
-      </w:pPr>
-      <w:r>
-        <w:rPr>
-          <w:rFonts w:ascii="맑은 고딕" w:hAnsi="맑은 고딕" w:eastAsia="맑은 고딕"/>
-          <w:b/>
-          <w:sz w:val="17"/>
-          <w:u w:val="none"/>
-        </w:rPr>
-        <w:t>36-7.</w:t>
-      </w:r>
-      <w:r>
-        <w:rPr>
-          <w:rFonts w:ascii="맑은 고딕" w:hAnsi="맑은 고딕" w:eastAsia="맑은 고딕"/>
-          <w:b w:val="0"/>
-          <w:sz w:val="17"/>
-          <w:u w:val="none"/>
-        </w:rPr>
-        <w:t xml:space="preserve"> 윗글을 읽고 길에서 사막거북을 만난 상황에 대해 보인 반응으로 적절하지 </w:t>
-      </w:r>
-      <w:r>
-        <w:rPr>
-          <w:rFonts w:ascii="맑은 고딕" w:hAnsi="맑은 고딕" w:eastAsia="맑은 고딕"/>
-          <w:b w:val="0"/>
-          <w:sz w:val="17"/>
-          <w:u w:val="single"/>
-        </w:rPr>
-        <w:t>않은</w:t>
-      </w:r>
-      <w:r>
-        <w:rPr>
-          <w:rFonts w:ascii="맑은 고딕" w:hAnsi="맑은 고딕" w:eastAsia="맑은 고딕"/>
-          <w:b w:val="0"/>
-          <w:sz w:val="17"/>
-          <w:u w:val="none"/>
-        </w:rPr>
-        <w:t xml:space="preserve"> 것은? [2.8점]</w:t>
-      </w:r>
-    </w:p>
-    <w:p>
-      <w:pPr>
-        <w:spacing w:before="0" w:after="60" w:line="288" w:lineRule="auto"/>
-        <w:ind w:left="40"/>
-        <w:snapToGrid w:val="0"/>
-        <w:pBdr>
-          <w:top w:val="single" w:sz="4" w:space="2" w:color="999999"/>
-          <w:left w:val="single" w:sz="4" w:space="2" w:color="999999"/>
-          <w:bottom w:val="single" w:sz="4" w:space="2" w:color="999999"/>
-          <w:right w:val="single" w:sz="4" w:space="2" w:color="999999"/>
-        </w:pBdr>
-        <w:shd w:val="clear" w:color="auto" w:fill="F6F3EA"/>
-      </w:pPr>
-      <w:r>
-        <w:rPr>
-          <w:rFonts w:ascii="맑은 고딕" w:hAnsi="맑은 고딕" w:eastAsia="맑은 고딕"/>
-          <w:b w:val="0"/>
-          <w:sz w:val="17"/>
-          <w:u w:val="none"/>
-        </w:rPr>
-        <w:t>The desert tortoise has a simple solution for coping with Death Valley's extreme heat: It avoids it. The slow-moving creature hibernates during the winter and stays in its tunnel for much of the summer, meaning that it spends more than 90 percent of its life immobile. In fact, the tortoise usually only surfaces after a good rain. Then, it gets to work. The tortoise stocks up on water by eating plants and digging holes to collect rain. But to stay supplied with water through its extended hibernation, the reptile relies on something else — its highly sophisticated bladder. Unlike most animals, the tortoise's bladder acts as a holding tank, allowing it to reabsorb water back into its body. Incredibly, a desert tortoise can go a full year without taking in any freshwater at all. And because its bladder is so important to a tortoise's survival, park rangers often remind visitors not to stop and help the slow-movers across the road. Tortoises become so terrified when people pick them up that they empty their bladders, losing their precious water reserves.</w:t>
-      </w:r>
-    </w:p>
-    <w:p>
-      <w:pPr>
-        <w:spacing w:before="0" w:after="0" w:line="269" w:lineRule="auto"/>
-        <w:ind w:left="180" w:hanging="180"/>
-        <w:snapToGrid w:val="0"/>
-      </w:pPr>
-      <w:r>
-        <w:rPr>
-          <w:rFonts w:ascii="맑은 고딕" w:hAnsi="맑은 고딕" w:eastAsia="맑은 고딕"/>
-          <w:b w:val="0"/>
-          <w:sz w:val="17"/>
-          <w:u w:val="none"/>
-        </w:rPr>
-        <w:t>① 준호: 비가 충분히 온 뒤라면 굴 밖에 나온 거북을 볼 가능성이 크겠어.</w:t>
-      </w:r>
-    </w:p>
-    <w:p>
-      <w:pPr>
-        <w:spacing w:before="0" w:after="0" w:line="269" w:lineRule="auto"/>
-        <w:ind w:left="180" w:hanging="180"/>
-        <w:snapToGrid w:val="0"/>
-      </w:pPr>
-      <w:r>
-        <w:rPr>
-          <w:rFonts w:ascii="맑은 고딕" w:hAnsi="맑은 고딕" w:eastAsia="맑은 고딕"/>
-          <w:b w:val="0"/>
-          <w:sz w:val="17"/>
-          <w:u w:val="none"/>
-        </w:rPr>
-        <w:t>② 서연: 거북을 함부로 만지면 겁을 먹고 소중한 물을 잃을 수 있겠어.</w:t>
-      </w:r>
-    </w:p>
-    <w:p>
-      <w:pPr>
-        <w:spacing w:before="0" w:after="0" w:line="269" w:lineRule="auto"/>
-        <w:ind w:left="180" w:hanging="180"/>
-        <w:snapToGrid w:val="0"/>
-      </w:pPr>
-      <w:r>
-        <w:rPr>
-          <w:rFonts w:ascii="맑은 고딕" w:hAnsi="맑은 고딕" w:eastAsia="맑은 고딕"/>
-          <w:b w:val="0"/>
-          <w:sz w:val="17"/>
-          <w:u w:val="none"/>
-        </w:rPr>
-        <w:t>③ 민지: 거북이 길 위에서 느리게 움직이면 얼른 들어서 건너편으로 옮겨 줘야겠어.</w:t>
-      </w:r>
-    </w:p>
-    <w:p>
-      <w:pPr>
-        <w:spacing w:before="0" w:after="0" w:line="269" w:lineRule="auto"/>
-        <w:ind w:left="180" w:hanging="180"/>
-        <w:snapToGrid w:val="0"/>
-      </w:pPr>
-      <w:r>
-        <w:rPr>
-          <w:rFonts w:ascii="맑은 고딕" w:hAnsi="맑은 고딕" w:eastAsia="맑은 고딕"/>
-          <w:b w:val="0"/>
-          <w:sz w:val="17"/>
-          <w:u w:val="none"/>
-        </w:rPr>
-        <w:t>④ 하준: 거북의 방광은 물을 다시 흡수하는 저장 탱크 같은 역할을 하는구나.</w:t>
-      </w:r>
-    </w:p>
-    <w:p>
-      <w:pPr>
-        <w:spacing w:before="0" w:after="0" w:line="269" w:lineRule="auto"/>
-        <w:ind w:left="180" w:hanging="180"/>
-        <w:snapToGrid w:val="0"/>
-      </w:pPr>
-      <w:r>
-        <w:rPr>
-          <w:rFonts w:ascii="맑은 고딕" w:hAnsi="맑은 고딕" w:eastAsia="맑은 고딕"/>
-          <w:b w:val="0"/>
-          <w:sz w:val="17"/>
-          <w:u w:val="none"/>
-        </w:rPr>
-        <w:t>⑤ 지우: 길에서 거북을 보더라도 만지지 않고 지켜보는 게 거북의 물을 지켜 주는 길이겠어.</w:t>
-      </w:r>
-    </w:p>
-    <w:p>
-      <w:pPr>
-        <w:keepNext/>
-        <w:spacing w:before="80" w:after="40" w:line="276" w:lineRule="auto"/>
-        <w:snapToGrid w:val="0"/>
-        <w:shd w:val="clear" w:color="auto" w:fill="8A3A12"/>
-      </w:pPr>
-      <w:r>
-        <w:rPr>
-          <w:rFonts w:ascii="맑은 고딕" w:hAnsi="맑은 고딕" w:eastAsia="맑은 고딕"/>
-          <w:b/>
-          <w:color w:val="FFFFFF"/>
-          <w:sz w:val="17"/>
-          <w:u w:val="none"/>
-        </w:rPr>
-        <w:t>서답형  36-서1 ~ 36-서2</w:t>
-      </w:r>
-    </w:p>
-    <w:p>
-      <w:pPr>
-        <w:keepNext/>
-        <w:spacing w:before="80" w:after="20" w:line="276" w:lineRule="auto"/>
-        <w:snapToGrid w:val="0"/>
-      </w:pPr>
-      <w:r>
-        <w:rPr>
-          <w:rFonts w:ascii="맑은 고딕" w:hAnsi="맑은 고딕" w:eastAsia="맑은 고딕"/>
-          <w:b/>
-          <w:sz w:val="17"/>
-          <w:u w:val="none"/>
-        </w:rPr>
-        <w:t>36-서1.</w:t>
-      </w:r>
-      <w:r>
-        <w:rPr>
-          <w:rFonts w:ascii="맑은 고딕" w:hAnsi="맑은 고딕" w:eastAsia="맑은 고딕"/>
-          <w:b w:val="0"/>
-          <w:sz w:val="17"/>
-          <w:u w:val="none"/>
-        </w:rPr>
-        <w:t xml:space="preserve"> 다음 글의 내용을 요약하고자 한다. 빈칸 (1)~(3)에 들어갈 말을 본문에서 찾아 </w:t>
-      </w:r>
-      <w:r>
-        <w:rPr>
-          <w:rFonts w:ascii="맑은 고딕" w:hAnsi="맑은 고딕" w:eastAsia="맑은 고딕"/>
-          <w:b w:val="0"/>
-          <w:sz w:val="17"/>
-          <w:u w:val="single"/>
-        </w:rPr>
-        <w:t>반드시 변형하여</w:t>
-      </w:r>
-      <w:r>
-        <w:rPr>
-          <w:rFonts w:ascii="맑은 고딕" w:hAnsi="맑은 고딕" w:eastAsia="맑은 고딕"/>
-          <w:b w:val="0"/>
-          <w:sz w:val="17"/>
-          <w:u w:val="none"/>
-        </w:rPr>
-        <w:t xml:space="preserve"> 쓰시오. (한 칸에 한 단어) [각 1점, 총 3점] [3.0점]</w:t>
-      </w:r>
-    </w:p>
-    <w:p>
-      <w:pPr>
-        <w:spacing w:before="0" w:after="60" w:line="288" w:lineRule="auto"/>
-        <w:ind w:left="40"/>
-        <w:snapToGrid w:val="0"/>
-        <w:pBdr>
-          <w:top w:val="single" w:sz="4" w:space="2" w:color="999999"/>
-          <w:left w:val="single" w:sz="4" w:space="2" w:color="999999"/>
-          <w:bottom w:val="single" w:sz="4" w:space="2" w:color="999999"/>
-          <w:right w:val="single" w:sz="4" w:space="2" w:color="999999"/>
-        </w:pBdr>
-        <w:shd w:val="clear" w:color="auto" w:fill="F6F3EA"/>
-      </w:pPr>
-      <w:r>
-        <w:rPr>
-          <w:rFonts w:ascii="맑은 고딕" w:hAnsi="맑은 고딕" w:eastAsia="맑은 고딕"/>
-          <w:b w:val="0"/>
-          <w:sz w:val="17"/>
-          <w:u w:val="none"/>
-        </w:rPr>
-        <w:t>The desert tortoise has a simple solution for coping with Death Valley's extreme heat: It avoids it. The slow-moving creature hibernates during the winter and stays in its tunnel for much of the summer, meaning that it spends more than 90 percent of its life immobile. In fact, the tortoise usually only surfaces after a good rain. Then, it gets to work. The tortoise stocks up on water by eating plants and digging holes to collect rain. But to stay supplied with water through its extended hibernation, the reptile relies on something else — its highly sophisticated bladder. Unlike most animals, the tortoise's bladder acts as a holding tank, allowing it to reabsorb water back into its body. Incredibly, a desert tortoise can go a full year without taking in any freshwater at all. And because its bladder is so important to a tortoise's survival, park rangers often remind visitors not to stop and help the slow-movers across the road. Tortoises become so terrified when people pick them up that they empty their bladders, losing their precious water reserves.</w:t>
-      </w:r>
-    </w:p>
-    <w:p>
-      <w:pPr>
-        <w:spacing w:before="0" w:after="60" w:line="288" w:lineRule="auto"/>
-        <w:ind w:left="40"/>
-        <w:snapToGrid w:val="0"/>
-        <w:pBdr>
-          <w:top w:val="single" w:sz="4" w:space="2" w:color="C99B4E"/>
-          <w:left w:val="single" w:sz="4" w:space="2" w:color="C99B4E"/>
-          <w:bottom w:val="single" w:sz="4" w:space="2" w:color="C99B4E"/>
-          <w:right w:val="single" w:sz="4" w:space="2" w:color="C99B4E"/>
-        </w:pBdr>
-        <w:shd w:val="clear" w:color="auto" w:fill="FFF8E1"/>
-      </w:pPr>
-      <w:r>
-        <w:rPr>
-          <w:rFonts w:ascii="맑은 고딕" w:hAnsi="맑은 고딕" w:eastAsia="맑은 고딕"/>
-          <w:b w:val="0"/>
-          <w:sz w:val="17"/>
-          <w:u w:val="none"/>
-        </w:rPr>
-        <w:t>A highly developed bladder helps the desert tortoise (1) ________ long dry periods through the (2) ________ of water, but being picked up is so (3) ________ to the animal that it loses this stored water.</w:t>
-      </w:r>
-    </w:p>
-    <w:p>
-      <w:pPr>
-        <w:spacing w:before="0" w:after="0" w:line="288" w:lineRule="auto"/>
-        <w:ind w:left="40"/>
-        <w:snapToGrid w:val="0"/>
-        <w:pBdr>
-          <w:top w:val="single" w:sz="4" w:space="2" w:color="9B6BD0"/>
-          <w:left w:val="single" w:sz="4" w:space="2" w:color="9B6BD0"/>
-          <w:bottom w:val="single" w:sz="4" w:space="2" w:color="9B6BD0"/>
-          <w:right w:val="single" w:sz="4" w:space="2" w:color="9B6BD0"/>
-        </w:pBdr>
-        <w:shd w:val="clear" w:color="auto" w:fill="FAF5FF"/>
-      </w:pPr>
-      <w:r>
-        <w:rPr>
-          <w:rFonts w:ascii="맑은 고딕" w:hAnsi="맑은 고딕" w:eastAsia="맑은 고딕"/>
-          <w:b/>
-          <w:sz w:val="17"/>
-          <w:u w:val="none"/>
-        </w:rPr>
-        <w:t>&lt;조 건&gt;</w:t>
-      </w:r>
-    </w:p>
-    <w:p>
-      <w:pPr>
-        <w:spacing w:before="0" w:after="0" w:line="288" w:lineRule="auto"/>
-        <w:ind w:left="40"/>
-        <w:snapToGrid w:val="0"/>
-        <w:pBdr>
-          <w:top w:val="single" w:sz="4" w:space="2" w:color="9B6BD0"/>
-          <w:left w:val="single" w:sz="4" w:space="2" w:color="9B6BD0"/>
-          <w:bottom w:val="single" w:sz="4" w:space="2" w:color="9B6BD0"/>
-          <w:right w:val="single" w:sz="4" w:space="2" w:color="9B6BD0"/>
-        </w:pBdr>
-        <w:shd w:val="clear" w:color="auto" w:fill="FAF5FF"/>
-      </w:pPr>
-      <w:r>
-        <w:rPr>
-          <w:rFonts w:ascii="맑은 고딕" w:hAnsi="맑은 고딕" w:eastAsia="맑은 고딕"/>
-          <w:b w:val="0"/>
-          <w:sz w:val="17"/>
-          <w:u w:val="none"/>
-        </w:rPr>
-        <w:t>1. 본문의 단어를 반드시 변형(품사·어형)하여 쓸 것 — 본문 형태 그대로 쓰면 0점</w:t>
-      </w:r>
-    </w:p>
-    <w:p>
-      <w:pPr>
-        <w:spacing w:before="0" w:after="60" w:line="288" w:lineRule="auto"/>
-        <w:ind w:left="40"/>
-        <w:snapToGrid w:val="0"/>
-        <w:pBdr>
-          <w:top w:val="single" w:sz="4" w:space="2" w:color="9B6BD0"/>
-          <w:left w:val="single" w:sz="4" w:space="2" w:color="9B6BD0"/>
-          <w:bottom w:val="single" w:sz="4" w:space="2" w:color="9B6BD0"/>
-          <w:right w:val="single" w:sz="4" w:space="2" w:color="9B6BD0"/>
-        </w:pBdr>
-        <w:shd w:val="clear" w:color="auto" w:fill="FAF5FF"/>
-      </w:pPr>
-      <w:r>
-        <w:rPr>
-          <w:rFonts w:ascii="맑은 고딕" w:hAnsi="맑은 고딕" w:eastAsia="맑은 고딕"/>
-          <w:b w:val="0"/>
-          <w:sz w:val="17"/>
-          <w:u w:val="none"/>
-        </w:rPr>
-        <w:t>2. 답안지에 소문항 번호를 정확하게 기입할 것  예) 1-(1) 1-(2) 1-(3)</w:t>
-      </w:r>
-    </w:p>
-    <w:p>
-      <w:pPr>
-        <w:spacing w:before="0" w:after="40" w:line="360" w:lineRule="auto"/>
-        <w:snapToGrid w:val="0"/>
-      </w:pPr>
-      <w:r>
-        <w:rPr>
-          <w:rFonts w:ascii="맑은 고딕" w:hAnsi="맑은 고딕" w:eastAsia="맑은 고딕"/>
-          <w:b w:val="0"/>
-          <w:sz w:val="17"/>
-          <w:u w:val="none"/>
-        </w:rPr>
-        <w:t>(1) ______________   (2) ______________   (3) ______________</w:t>
-      </w:r>
-    </w:p>
-    <w:p>
-      <w:pPr>
-        <w:keepNext/>
-        <w:spacing w:before="80" w:after="20" w:line="276" w:lineRule="auto"/>
-        <w:snapToGrid w:val="0"/>
-      </w:pPr>
-      <w:r>
-        <w:rPr>
-          <w:rFonts w:ascii="맑은 고딕" w:hAnsi="맑은 고딕" w:eastAsia="맑은 고딕"/>
-          <w:b/>
-          <w:sz w:val="17"/>
-          <w:u w:val="none"/>
-        </w:rPr>
-        <w:t>36-서2.</w:t>
-      </w:r>
-      <w:r>
-        <w:rPr>
-          <w:rFonts w:ascii="맑은 고딕" w:hAnsi="맑은 고딕" w:eastAsia="맑은 고딕"/>
-          <w:b w:val="0"/>
-          <w:sz w:val="17"/>
-          <w:u w:val="none"/>
-        </w:rPr>
-        <w:t xml:space="preserve"> 다음 글의 밑줄 친 문장과 같은 뜻이 되도록 &lt;보기&gt;의 표현을 모두 사용하여 &lt;조건&gt;에 맞게 영작하시오. [3점] [3.0점]</w:t>
-      </w:r>
-    </w:p>
-    <w:p>
-      <w:pPr>
-        <w:spacing w:before="0" w:after="60" w:line="288" w:lineRule="auto"/>
-        <w:ind w:left="40"/>
-        <w:snapToGrid w:val="0"/>
-        <w:pBdr>
-          <w:top w:val="single" w:sz="4" w:space="2" w:color="999999"/>
-          <w:left w:val="single" w:sz="4" w:space="2" w:color="999999"/>
-          <w:bottom w:val="single" w:sz="4" w:space="2" w:color="999999"/>
-          <w:right w:val="single" w:sz="4" w:space="2" w:color="999999"/>
-        </w:pBdr>
-        <w:shd w:val="clear" w:color="auto" w:fill="F6F3EA"/>
-      </w:pPr>
-      <w:r>
-        <w:rPr>
-          <w:rFonts w:ascii="맑은 고딕" w:hAnsi="맑은 고딕" w:eastAsia="맑은 고딕"/>
-          <w:b w:val="0"/>
-          <w:sz w:val="17"/>
-          <w:u w:val="none"/>
-        </w:rPr>
-        <w:t xml:space="preserve">The slow-moving creature hibernates during the winter and stays in its tunnel for much of the summer. </w:t>
-      </w:r>
-      <w:r>
-        <w:rPr>
-          <w:rFonts w:ascii="맑은 고딕" w:hAnsi="맑은 고딕" w:eastAsia="맑은 고딕"/>
-          <w:b w:val="0"/>
-          <w:sz w:val="17"/>
-          <w:u w:val="single"/>
-        </w:rPr>
-        <w:t>In fact, the tortoise usually only surfaces after a good rain.</w:t>
-      </w:r>
-      <w:r>
-        <w:rPr>
-          <w:rFonts w:ascii="맑은 고딕" w:hAnsi="맑은 고딕" w:eastAsia="맑은 고딕"/>
-          <w:b w:val="0"/>
-          <w:sz w:val="17"/>
-          <w:u w:val="none"/>
-        </w:rPr>
-        <w:t xml:space="preserve"> Then, it gets to work.</w:t>
-      </w:r>
-    </w:p>
-    <w:p>
-      <w:pPr>
-        <w:spacing w:before="0" w:after="60" w:line="288" w:lineRule="auto"/>
-        <w:ind w:left="40"/>
-        <w:snapToGrid w:val="0"/>
-        <w:pBdr>
-          <w:top w:val="single" w:sz="4" w:space="2" w:color="9B6BD0"/>
-          <w:left w:val="single" w:sz="4" w:space="2" w:color="9B6BD0"/>
-          <w:bottom w:val="single" w:sz="4" w:space="2" w:color="9B6BD0"/>
-          <w:right w:val="single" w:sz="4" w:space="2" w:color="9B6BD0"/>
-        </w:pBdr>
-        <w:shd w:val="clear" w:color="auto" w:fill="FAF5FF"/>
-      </w:pPr>
-      <w:r>
-        <w:rPr>
-          <w:rFonts w:ascii="맑은 고딕" w:hAnsi="맑은 고딕" w:eastAsia="맑은 고딕"/>
-          <w:b/>
-          <w:sz w:val="17"/>
-          <w:u w:val="none"/>
-        </w:rPr>
-        <w:t>&lt;보 기&gt;</w:t>
-      </w:r>
-      <w:r>
-        <w:rPr>
-          <w:rFonts w:ascii="맑은 고딕" w:hAnsi="맑은 고딕" w:eastAsia="맑은 고딕"/>
-          <w:b w:val="0"/>
-          <w:sz w:val="17"/>
-          <w:u w:val="none"/>
-        </w:rPr>
-        <w:t xml:space="preserve"> only after a good rain / the tortoise / usually / surfaces / does</w:t>
-      </w:r>
-    </w:p>
-    <w:p>
-      <w:pPr>
-        <w:spacing w:before="0" w:after="0" w:line="288" w:lineRule="auto"/>
-        <w:ind w:left="40"/>
-        <w:snapToGrid w:val="0"/>
-        <w:pBdr>
-          <w:top w:val="single" w:sz="4" w:space="2" w:color="9B6BD0"/>
-          <w:left w:val="single" w:sz="4" w:space="2" w:color="9B6BD0"/>
-          <w:bottom w:val="single" w:sz="4" w:space="2" w:color="9B6BD0"/>
-          <w:right w:val="single" w:sz="4" w:space="2" w:color="9B6BD0"/>
-        </w:pBdr>
-        <w:shd w:val="clear" w:color="auto" w:fill="FAF5FF"/>
-      </w:pPr>
-      <w:r>
-        <w:rPr>
-          <w:rFonts w:ascii="맑은 고딕" w:hAnsi="맑은 고딕" w:eastAsia="맑은 고딕"/>
-          <w:b/>
-          <w:sz w:val="17"/>
-          <w:u w:val="none"/>
-        </w:rPr>
-        <w:t>&lt;조 건&gt;</w:t>
-      </w:r>
-    </w:p>
-    <w:p>
-      <w:pPr>
-        <w:spacing w:before="0" w:after="0" w:line="288" w:lineRule="auto"/>
-        <w:ind w:left="40"/>
-        <w:snapToGrid w:val="0"/>
-        <w:pBdr>
-          <w:top w:val="single" w:sz="4" w:space="2" w:color="9B6BD0"/>
-          <w:left w:val="single" w:sz="4" w:space="2" w:color="9B6BD0"/>
-          <w:bottom w:val="single" w:sz="4" w:space="2" w:color="9B6BD0"/>
-          <w:right w:val="single" w:sz="4" w:space="2" w:color="9B6BD0"/>
-        </w:pBdr>
-        <w:shd w:val="clear" w:color="auto" w:fill="FAF5FF"/>
-      </w:pPr>
-      <w:r>
-        <w:rPr>
-          <w:rFonts w:ascii="맑은 고딕" w:hAnsi="맑은 고딕" w:eastAsia="맑은 고딕"/>
-          <w:b w:val="0"/>
-          <w:sz w:val="17"/>
-          <w:u w:val="none"/>
-        </w:rPr>
-        <w:t>1. &lt;보기&gt;의 표현을 모두 한 번씩만 사용할 것</w:t>
-      </w:r>
-    </w:p>
-    <w:p>
-      <w:pPr>
-        <w:spacing w:before="0" w:after="0" w:line="288" w:lineRule="auto"/>
-        <w:ind w:left="40"/>
-        <w:snapToGrid w:val="0"/>
-        <w:pBdr>
-          <w:top w:val="single" w:sz="4" w:space="2" w:color="9B6BD0"/>
-          <w:left w:val="single" w:sz="4" w:space="2" w:color="9B6BD0"/>
-          <w:bottom w:val="single" w:sz="4" w:space="2" w:color="9B6BD0"/>
-          <w:right w:val="single" w:sz="4" w:space="2" w:color="9B6BD0"/>
-        </w:pBdr>
-        <w:shd w:val="clear" w:color="auto" w:fill="FAF5FF"/>
-      </w:pPr>
-      <w:r>
-        <w:rPr>
-          <w:rFonts w:ascii="맑은 고딕" w:hAnsi="맑은 고딕" w:eastAsia="맑은 고딕"/>
-          <w:b w:val="0"/>
-          <w:sz w:val="17"/>
-          <w:u w:val="none"/>
-        </w:rPr>
-        <w:t>2. ‘Only after’로 시작하는 부사구 도치 구문으로 쓸 것</w:t>
-      </w:r>
-    </w:p>
-    <w:p>
-      <w:pPr>
-        <w:spacing w:before="0" w:after="0" w:line="288" w:lineRule="auto"/>
-        <w:ind w:left="40"/>
-        <w:snapToGrid w:val="0"/>
-        <w:pBdr>
-          <w:top w:val="single" w:sz="4" w:space="2" w:color="9B6BD0"/>
-          <w:left w:val="single" w:sz="4" w:space="2" w:color="9B6BD0"/>
-          <w:bottom w:val="single" w:sz="4" w:space="2" w:color="9B6BD0"/>
-          <w:right w:val="single" w:sz="4" w:space="2" w:color="9B6BD0"/>
-        </w:pBdr>
-        <w:shd w:val="clear" w:color="auto" w:fill="FAF5FF"/>
-      </w:pPr>
-      <w:r>
-        <w:rPr>
-          <w:rFonts w:ascii="맑은 고딕" w:hAnsi="맑은 고딕" w:eastAsia="맑은 고딕"/>
-          <w:b w:val="0"/>
-          <w:sz w:val="17"/>
-          <w:u w:val="none"/>
-        </w:rPr>
-        <w:t>3. &lt;보기&gt; 중 한 단어는 어법에 맞게 형태를 바꿀 것 (다른 단어 추가 금지)</w:t>
-      </w:r>
-    </w:p>
-    <w:p>
-      <w:pPr>
-        <w:spacing w:before="0" w:after="0" w:line="288" w:lineRule="auto"/>
-        <w:ind w:left="40"/>
-        <w:snapToGrid w:val="0"/>
-        <w:pBdr>
-          <w:top w:val="single" w:sz="4" w:space="2" w:color="9B6BD0"/>
-          <w:left w:val="single" w:sz="4" w:space="2" w:color="9B6BD0"/>
-          <w:bottom w:val="single" w:sz="4" w:space="2" w:color="9B6BD0"/>
-          <w:right w:val="single" w:sz="4" w:space="2" w:color="9B6BD0"/>
-        </w:pBdr>
-        <w:shd w:val="clear" w:color="auto" w:fill="FAF5FF"/>
-      </w:pPr>
-      <w:r>
-        <w:rPr>
-          <w:rFonts w:ascii="맑은 고딕" w:hAnsi="맑은 고딕" w:eastAsia="맑은 고딕"/>
-          <w:b w:val="0"/>
-          <w:sz w:val="17"/>
-          <w:u w:val="none"/>
-        </w:rPr>
-        <w:t>4. 총 10단어로 쓸 것</w:t>
-      </w:r>
-    </w:p>
-    <w:p>
-      <w:pPr>
-        <w:spacing w:before="0" w:after="60" w:line="288" w:lineRule="auto"/>
-        <w:ind w:left="40"/>
-        <w:snapToGrid w:val="0"/>
-        <w:pBdr>
-          <w:top w:val="single" w:sz="4" w:space="2" w:color="9B6BD0"/>
-          <w:left w:val="single" w:sz="4" w:space="2" w:color="9B6BD0"/>
-          <w:bottom w:val="single" w:sz="4" w:space="2" w:color="9B6BD0"/>
-          <w:right w:val="single" w:sz="4" w:space="2" w:color="9B6BD0"/>
-        </w:pBdr>
-        <w:shd w:val="clear" w:color="auto" w:fill="FAF5FF"/>
-      </w:pPr>
-      <w:r>
-        <w:rPr>
-          <w:rFonts w:ascii="맑은 고딕" w:hAnsi="맑은 고딕" w:eastAsia="맑은 고딕"/>
-          <w:b w:val="0"/>
-          <w:sz w:val="17"/>
-          <w:u w:val="none"/>
-        </w:rPr>
-        <w:t>5. 답안지에 소문항 번호를 정확하게 기입할 것</w:t>
-      </w:r>
-    </w:p>
-    <w:p>
-      <w:pPr>
-        <w:spacing w:before="0" w:after="40" w:line="360" w:lineRule="auto"/>
-        <w:snapToGrid w:val="0"/>
-      </w:pPr>
-      <w:r>
-        <w:rPr>
-          <w:rFonts w:ascii="맑은 고딕" w:hAnsi="맑은 고딕" w:eastAsia="맑은 고딕"/>
-          <w:b w:val="0"/>
-          <w:sz w:val="17"/>
-          <w:u w:val="none"/>
-        </w:rPr>
-        <w:t>⇒ Only after ______________________________________________________________ .</w:t>
-      </w:r>
-    </w:p>
-    <w:p>
-      <w:pPr>
-        <w:keepNext/>
-        <w:spacing w:before="80" w:after="40" w:line="276" w:lineRule="auto"/>
-        <w:snapToGrid w:val="0"/>
-        <w:shd w:val="clear" w:color="auto" w:fill="6B21A8"/>
-      </w:pPr>
-      <w:r>
-        <w:rPr>
-          <w:rFonts w:ascii="맑은 고딕" w:hAnsi="맑은 고딕" w:eastAsia="맑은 고딕"/>
-          <w:b/>
-          <w:color w:val="FFFFFF"/>
-          <w:sz w:val="17"/>
-          <w:u w:val="none"/>
-        </w:rPr>
-        <w:t>[지문 구조]  ※ 앞 문항을 모두 푼 뒤에 풀 것</w:t>
-      </w:r>
-    </w:p>
-    <w:p>
-      <w:pPr>
-        <w:keepNext/>
-        <w:spacing w:before="80" w:after="20" w:line="276" w:lineRule="auto"/>
-        <w:snapToGrid w:val="0"/>
-      </w:pPr>
-      <w:r>
-        <w:rPr>
-          <w:rFonts w:ascii="맑은 고딕" w:hAnsi="맑은 고딕" w:eastAsia="맑은 고딕"/>
-          <w:b/>
-          <w:sz w:val="17"/>
-          <w:u w:val="none"/>
-        </w:rPr>
-        <w:t>36-8.</w:t>
-      </w:r>
-      <w:r>
-        <w:rPr>
-          <w:rFonts w:ascii="맑은 고딕" w:hAnsi="맑은 고딕" w:eastAsia="맑은 고딕"/>
-          <w:b w:val="0"/>
-          <w:sz w:val="17"/>
-          <w:u w:val="none"/>
-        </w:rPr>
-        <w:t xml:space="preserve"> 주어진 글 다음에 이어질 글의 순서로 가장 적절한 것은? [3.0점]</w:t>
-      </w:r>
-    </w:p>
-    <w:p>
-      <w:pPr>
-        <w:spacing w:before="0" w:after="60" w:line="288" w:lineRule="auto"/>
-        <w:ind w:left="40"/>
-        <w:snapToGrid w:val="0"/>
-        <w:pBdr>
-          <w:top w:val="single" w:sz="4" w:space="2" w:color="C99B4E"/>
-          <w:left w:val="single" w:sz="4" w:space="2" w:color="C99B4E"/>
-          <w:bottom w:val="single" w:sz="4" w:space="2" w:color="C99B4E"/>
-          <w:right w:val="single" w:sz="4" w:space="2" w:color="C99B4E"/>
-        </w:pBdr>
-        <w:shd w:val="clear" w:color="auto" w:fill="FFF8E1"/>
-      </w:pPr>
-      <w:r>
-        <w:rPr>
-          <w:rFonts w:ascii="맑은 고딕" w:hAnsi="맑은 고딕" w:eastAsia="맑은 고딕"/>
-          <w:b w:val="0"/>
-          <w:sz w:val="17"/>
-          <w:u w:val="none"/>
-        </w:rPr>
-        <w:t>The desert tortoise has a simple solution for coping with Death Valley's extreme heat: It avoids it.</w:t>
-      </w:r>
-    </w:p>
-    <w:p>
-      <w:pPr>
-        <w:spacing w:before="0" w:after="0" w:line="288" w:lineRule="auto"/>
-        <w:ind w:left="40"/>
-        <w:snapToGrid w:val="0"/>
-        <w:pBdr>
-          <w:top w:val="single" w:sz="4" w:space="2" w:color="999999"/>
-          <w:left w:val="single" w:sz="4" w:space="2" w:color="999999"/>
-          <w:bottom w:val="single" w:sz="4" w:space="2" w:color="999999"/>
-          <w:right w:val="single" w:sz="4" w:space="2" w:color="999999"/>
-        </w:pBdr>
-        <w:shd w:val="clear" w:color="auto" w:fill="F6F3EA"/>
-      </w:pPr>
-      <w:r>
-        <w:rPr>
-          <w:rFonts w:ascii="맑은 고딕" w:hAnsi="맑은 고딕" w:eastAsia="맑은 고딕"/>
-          <w:b w:val="0"/>
-          <w:sz w:val="17"/>
-          <w:u w:val="none"/>
-        </w:rPr>
-        <w:t>(A) But to stay supplied with water through its extended hibernation, the reptile relies on something else — its highly sophisticated bladder. Unlike most animals, the tortoise's bladder acts as a holding tank, allowing it to reabsorb water back into its body. Incredibly, a desert tortoise can go a full year without taking in any freshwater at all.</w:t>
-      </w:r>
-    </w:p>
-    <w:p>
-      <w:pPr>
-        <w:spacing w:before="0" w:after="0" w:line="288" w:lineRule="auto"/>
-        <w:ind w:left="40"/>
-        <w:snapToGrid w:val="0"/>
-        <w:pBdr>
-          <w:top w:val="single" w:sz="4" w:space="2" w:color="999999"/>
-          <w:left w:val="single" w:sz="4" w:space="2" w:color="999999"/>
-          <w:bottom w:val="single" w:sz="4" w:space="2" w:color="999999"/>
-          <w:right w:val="single" w:sz="4" w:space="2" w:color="999999"/>
-        </w:pBdr>
-        <w:shd w:val="clear" w:color="auto" w:fill="F6F3EA"/>
-      </w:pPr>
-      <w:r>
-        <w:rPr>
-          <w:rFonts w:ascii="맑은 고딕" w:hAnsi="맑은 고딕" w:eastAsia="맑은 고딕"/>
-          <w:b w:val="0"/>
-          <w:sz w:val="17"/>
-          <w:u w:val="none"/>
-        </w:rPr>
-        <w:t>(B) And because its bladder is so important to a tortoise's survival, park rangers often remind visitors not to stop and help the slow-movers across the road. Tortoises become so terrified when people pick them up that they empty their bladders, losing their precious water reserves.</w:t>
-      </w:r>
-    </w:p>
-    <w:p>
-      <w:pPr>
-        <w:spacing w:before="0" w:after="60" w:line="288" w:lineRule="auto"/>
-        <w:ind w:left="40"/>
-        <w:snapToGrid w:val="0"/>
-        <w:pBdr>
-          <w:top w:val="single" w:sz="4" w:space="2" w:color="999999"/>
-          <w:left w:val="single" w:sz="4" w:space="2" w:color="999999"/>
-          <w:bottom w:val="single" w:sz="4" w:space="2" w:color="999999"/>
-          <w:right w:val="single" w:sz="4" w:space="2" w:color="999999"/>
-        </w:pBdr>
-        <w:shd w:val="clear" w:color="auto" w:fill="F6F3EA"/>
-      </w:pPr>
-      <w:r>
-        <w:rPr>
-          <w:rFonts w:ascii="맑은 고딕" w:hAnsi="맑은 고딕" w:eastAsia="맑은 고딕"/>
-          <w:b w:val="0"/>
-          <w:sz w:val="17"/>
-          <w:u w:val="none"/>
-        </w:rPr>
-        <w:t>(C) The slow-moving creature hibernates during the winter and stays in its tunnel for much of the summer, meaning that it spends more than 90 percent of its life immobile. In fact, the tortoise usually only surfaces after a good rain. Then, it gets to work. The tortoise stocks up on water by eating plants and digging holes to collect rain.</w:t>
-      </w:r>
-    </w:p>
-    <w:p>
-      <w:pPr>
-        <w:spacing w:before="0" w:after="0" w:line="269" w:lineRule="auto"/>
-        <w:ind w:left="180" w:hanging="180"/>
-        <w:snapToGrid w:val="0"/>
-      </w:pPr>
-      <w:r>
-        <w:rPr>
-          <w:rFonts w:ascii="맑은 고딕" w:hAnsi="맑은 고딕" w:eastAsia="맑은 고딕"/>
-          <w:b w:val="0"/>
-          <w:sz w:val="17"/>
-          <w:u w:val="none"/>
-        </w:rPr>
-        <w:t>① (A) - (C) - (B)</w:t>
-      </w:r>
-    </w:p>
-    <w:p>
-      <w:pPr>
-        <w:spacing w:before="0" w:after="0" w:line="269" w:lineRule="auto"/>
-        <w:ind w:left="180" w:hanging="180"/>
-        <w:snapToGrid w:val="0"/>
-      </w:pPr>
-      <w:r>
-        <w:rPr>
-          <w:rFonts w:ascii="맑은 고딕" w:hAnsi="맑은 고딕" w:eastAsia="맑은 고딕"/>
-          <w:b w:val="0"/>
-          <w:sz w:val="17"/>
-          <w:u w:val="none"/>
-        </w:rPr>
-        <w:t>② (B) - (A) - (C)</w:t>
-      </w:r>
-    </w:p>
-    <w:p>
-      <w:pPr>
-        <w:spacing w:before="0" w:after="0" w:line="269" w:lineRule="auto"/>
-        <w:ind w:left="180" w:hanging="180"/>
-        <w:snapToGrid w:val="0"/>
-      </w:pPr>
-      <w:r>
-        <w:rPr>
-          <w:rFonts w:ascii="맑은 고딕" w:hAnsi="맑은 고딕" w:eastAsia="맑은 고딕"/>
-          <w:b w:val="0"/>
-          <w:sz w:val="17"/>
-          <w:u w:val="none"/>
-        </w:rPr>
-        <w:t>③ (B) - (C) - (A)</w:t>
-      </w:r>
-    </w:p>
-    <w:p>
-      <w:pPr>
-        <w:spacing w:before="0" w:after="0" w:line="269" w:lineRule="auto"/>
-        <w:ind w:left="180" w:hanging="180"/>
-        <w:snapToGrid w:val="0"/>
-      </w:pPr>
-      <w:r>
-        <w:rPr>
-          <w:rFonts w:ascii="맑은 고딕" w:hAnsi="맑은 고딕" w:eastAsia="맑은 고딕"/>
-          <w:b w:val="0"/>
-          <w:sz w:val="17"/>
-          <w:u w:val="none"/>
-        </w:rPr>
-        <w:t>④ (C) - (A) - (B)</w:t>
-      </w:r>
-    </w:p>
-    <w:p>
-      <w:pPr>
-        <w:spacing w:before="0" w:after="0" w:line="269" w:lineRule="auto"/>
-        <w:ind w:left="180" w:hanging="180"/>
-        <w:snapToGrid w:val="0"/>
-      </w:pPr>
-      <w:r>
-        <w:rPr>
-          <w:rFonts w:ascii="맑은 고딕" w:hAnsi="맑은 고딕" w:eastAsia="맑은 고딕"/>
-          <w:b w:val="0"/>
-          <w:sz w:val="17"/>
-          <w:u w:val="none"/>
-        </w:rPr>
-        <w:t>⑤ (C) - (B) - (A)</w:t>
+        <w:t>① ①    ② ②    ③ ③    ④ ④    ⑤ ⑤</w:t>
       </w:r>
     </w:p>
     <w:p>
@@ -3338,7 +3254,7 @@
           <w:sz w:val="15"/>
           <w:u w:val="none"/>
         </w:rPr>
-        <w:t xml:space="preserve"> ★coping (전치사 for + 동명사)</w:t>
+        <w:t xml:space="preserve"> simple (더위를 ‘피한다’는 단순한 해법; complex는 반대)</w:t>
       </w:r>
     </w:p>
     <w:p>
@@ -3363,7 +3279,7 @@
           <w:sz w:val="15"/>
           <w:u w:val="none"/>
         </w:rPr>
-        <w:t xml:space="preserve"> extreme (극심한 ↔ mild)</w:t>
+        <w:t xml:space="preserve"> coping (전치사 for + 동명사)</w:t>
       </w:r>
     </w:p>
     <w:p>
@@ -3388,7 +3304,7 @@
           <w:sz w:val="15"/>
           <w:u w:val="none"/>
         </w:rPr>
-        <w:t xml:space="preserve"> ★hibernates (주어 The slow-moving creature 단수)</w:t>
+        <w:t xml:space="preserve"> hibernates</w:t>
       </w:r>
     </w:p>
     <w:p>
@@ -3413,7 +3329,7 @@
           <w:sz w:val="15"/>
           <w:u w:val="none"/>
         </w:rPr>
-        <w:t xml:space="preserve"> tunnel</w:t>
+        <w:t xml:space="preserve"> ★meaning (분사구문 — 앞 절 전체가 ‘의미하는’ 능동, 뒤에 that절 목적어)</w:t>
       </w:r>
     </w:p>
     <w:p>
@@ -3438,7 +3354,7 @@
           <w:sz w:val="15"/>
           <w:u w:val="none"/>
         </w:rPr>
-        <w:t xml:space="preserve"> ★meaning (결과 분사구문 능동)</w:t>
+        <w:t xml:space="preserve"> immobile (생의 90% 이상을 ‘움직이지 않은 채’ — 굴 속에서 지냄과 호응; mobile은 반대)</w:t>
       </w:r>
     </w:p>
     <w:p>
@@ -3463,7 +3379,7 @@
           <w:sz w:val="15"/>
           <w:u w:val="none"/>
         </w:rPr>
-        <w:t xml:space="preserve"> immobile (보어 자리 → 형용사 ‘움직이지 않는’)</w:t>
+        <w:t xml:space="preserve"> surfaces (주어 the tortoise 단수, usually 습관 → 현재)</w:t>
       </w:r>
     </w:p>
     <w:p>
@@ -3488,7 +3404,7 @@
           <w:sz w:val="15"/>
           <w:u w:val="none"/>
         </w:rPr>
-        <w:t xml:space="preserve"> rain</w:t>
+        <w:t xml:space="preserve"> ★digging (전치사 by + 동명사, eating과 병렬)</w:t>
       </w:r>
     </w:p>
     <w:p>
@@ -3513,7 +3429,7 @@
           <w:sz w:val="15"/>
           <w:u w:val="none"/>
         </w:rPr>
-        <w:t xml:space="preserve"> eating (전치사 by + 동명사)</w:t>
+        <w:t xml:space="preserve"> extended (장기간의 동면 — 겨울 + 여름 대부분; brief는 반대)</w:t>
       </w:r>
     </w:p>
     <w:p>
@@ -3538,7 +3454,7 @@
           <w:sz w:val="15"/>
           <w:u w:val="none"/>
         </w:rPr>
-        <w:t xml:space="preserve"> holes</w:t>
+        <w:t xml:space="preserve"> ★highly (형용사 sophisticated 수식 → 부사)</w:t>
       </w:r>
     </w:p>
     <w:p>
@@ -3563,7 +3479,7 @@
           <w:sz w:val="15"/>
           <w:u w:val="none"/>
         </w:rPr>
-        <w:t xml:space="preserve"> ★supplied (물이 ‘공급된’ 상태 — stay + p.p.)</w:t>
+        <w:t xml:space="preserve"> sophisticated (명사 bladder 수식 ‘정교한’)</w:t>
       </w:r>
     </w:p>
     <w:p>
@@ -3588,7 +3504,7 @@
           <w:sz w:val="15"/>
           <w:u w:val="none"/>
         </w:rPr>
-        <w:t xml:space="preserve"> extended (장기간의 ↔ brief)</w:t>
+        <w:t xml:space="preserve"> bladder</w:t>
       </w:r>
     </w:p>
     <w:p>
@@ -3613,7 +3529,7 @@
           <w:sz w:val="15"/>
           <w:u w:val="none"/>
         </w:rPr>
-        <w:t xml:space="preserve"> ★highly (형용사 sophisticated 수식 → 부사)</w:t>
+        <w:t xml:space="preserve"> ★acts (주어 the tortoise's bladder 단수)</w:t>
       </w:r>
     </w:p>
     <w:p>
@@ -3638,7 +3554,7 @@
           <w:sz w:val="15"/>
           <w:u w:val="none"/>
         </w:rPr>
-        <w:t xml:space="preserve"> bladder</w:t>
+        <w:t xml:space="preserve"> ★allowing (분사구문 능동 — 방광이 ‘허용하는’, 뒤에 목적어 it)</w:t>
       </w:r>
     </w:p>
     <w:p>
@@ -3663,7 +3579,7 @@
           <w:sz w:val="15"/>
           <w:u w:val="none"/>
         </w:rPr>
-        <w:t xml:space="preserve"> ★allowing (결과 분사구문 능동 — allow + O + to-v)</w:t>
+        <w:t xml:space="preserve"> ★to reabsorb (allow + O + to-v)</w:t>
       </w:r>
     </w:p>
     <w:p>
@@ -3688,7 +3604,7 @@
           <w:sz w:val="15"/>
           <w:u w:val="none"/>
         </w:rPr>
-        <w:t xml:space="preserve"> Incredibly (문장 수식 부사)</w:t>
+        <w:t xml:space="preserve"> taking (전치사 without + 동명사)</w:t>
       </w:r>
     </w:p>
     <w:p>
@@ -3713,7 +3629,7 @@
           <w:sz w:val="15"/>
           <w:u w:val="none"/>
         </w:rPr>
-        <w:t xml:space="preserve"> ★taking (전치사 without + 동명사)</w:t>
+        <w:t xml:space="preserve"> freshwater</w:t>
       </w:r>
     </w:p>
     <w:p>
@@ -3763,7 +3679,7 @@
           <w:sz w:val="15"/>
           <w:u w:val="none"/>
         </w:rPr>
-        <w:t xml:space="preserve"> ★to stop (remind + O + not to-v)</w:t>
+        <w:t xml:space="preserve"> ★not to stop (remind + O + to-v, 부정은 to 앞에 not)</w:t>
       </w:r>
     </w:p>
     <w:p>
@@ -3788,7 +3704,7 @@
           <w:sz w:val="15"/>
           <w:u w:val="none"/>
         </w:rPr>
-        <w:t xml:space="preserve"> ★terrified (거북이 ‘겁에 질린’ 감정 — 과거분사)</w:t>
+        <w:t xml:space="preserve"> ★pick (when절 현재 — 주절 become과 시제 일치, 일반적 사실)</w:t>
       </w:r>
     </w:p>
     <w:p>
@@ -3813,7 +3729,7 @@
           <w:sz w:val="15"/>
           <w:u w:val="none"/>
         </w:rPr>
-        <w:t xml:space="preserve"> losing (결과 분사구문 능동)</w:t>
+        <w:t xml:space="preserve"> ★losing (분사구문 능동 ‘잃으면서’ — 결과)</w:t>
       </w:r>
     </w:p>
     <w:p>
@@ -3838,7 +3754,7 @@
           <w:sz w:val="15"/>
           <w:u w:val="none"/>
         </w:rPr>
-        <w:t xml:space="preserve"> precious (소중한 ↔ worthless)</w:t>
+        <w:t xml:space="preserve"> precious</w:t>
       </w:r>
     </w:p>
     <w:p>
@@ -3863,7 +3779,7 @@
           <w:sz w:val="15"/>
           <w:u w:val="none"/>
         </w:rPr>
-        <w:t xml:space="preserve"> ○ (두 번째 it = the heat)</w:t>
+        <w:t xml:space="preserve"> ○ (for coping with = to cope with ‘대처하기 위한’ — 둘 다 solution을 수식)</w:t>
       </w:r>
     </w:p>
     <w:p>
@@ -3888,7 +3804,7 @@
           <w:sz w:val="15"/>
           <w:u w:val="none"/>
         </w:rPr>
-        <w:t xml:space="preserve"> ○ (결과 분사구문 = 계속적 which + 동사)</w:t>
+        <w:t xml:space="preserve"> ○ (relies on = depends on)</w:t>
       </w:r>
     </w:p>
     <w:p>
@@ -3913,7 +3829,7 @@
           <w:sz w:val="15"/>
           <w:u w:val="none"/>
         </w:rPr>
-        <w:t xml:space="preserve"> ★✕ — 바른 형태: help (not to stop and help — to에 연결된 동사원형 병렬)</w:t>
+        <w:t xml:space="preserve"> ★✕ — 바른 형태: without taking in (전치사 without 뒤에는 동명사; to부정사 불가)</w:t>
       </w:r>
     </w:p>
     <w:p>
@@ -3938,7 +3854,7 @@
           <w:sz w:val="15"/>
           <w:u w:val="none"/>
         </w:rPr>
-        <w:t xml:space="preserve"> It spends more than 90 percent of its life immobile. (보충 than / 제외 immobility / spend→spends)</w:t>
+        <w:t xml:space="preserve"> Unlike most animals, the tortoise's bladder acts as a holding tank, allowing it to reabsorb water back into its body. (보충 as / 제외 like / act→acts, allow→allowing)</w:t>
       </w:r>
     </w:p>
     <w:p>
@@ -3963,7 +3879,7 @@
           <w:sz w:val="15"/>
           <w:u w:val="none"/>
         </w:rPr>
-        <w:t xml:space="preserve"> Tortoises become so terrified when people pick them up that they empty their bladders. (보충 that / 제외 such / terrify→terrified)</w:t>
+        <w:t xml:space="preserve"> Tortoises become so terrified when people pick them up that they empty their bladders, losing their precious water reserves. (보충 that / 제외 such / lose→losing)</w:t>
       </w:r>
     </w:p>
     <w:p>
@@ -3988,7 +3904,7 @@
           <w:sz w:val="15"/>
           <w:u w:val="none"/>
         </w:rPr>
-        <w:t xml:space="preserve"> A desert tortoise can go a full year without taking in any freshwater at all. (take→taking)</w:t>
+        <w:t xml:space="preserve"> Incredibly, a desert tortoise can go a full year without taking in any freshwater at all. (take→taking)</w:t>
       </w:r>
     </w:p>
     <w:p>
@@ -4013,7 +3929,7 @@
           <w:sz w:val="15"/>
           <w:u w:val="none"/>
         </w:rPr>
-        <w:t xml:space="preserve"> Death Valley’s extreme heat</w:t>
+        <w:t xml:space="preserve"> Death Valley's extreme heat</w:t>
       </w:r>
     </w:p>
     <w:p>
@@ -4038,7 +3954,7 @@
           <w:sz w:val="15"/>
           <w:u w:val="none"/>
         </w:rPr>
-        <w:t xml:space="preserve"> the tortoise</w:t>
+        <w:t xml:space="preserve"> the desert tortoise</w:t>
       </w:r>
     </w:p>
     <w:p>
@@ -4063,7 +3979,7 @@
           <w:sz w:val="15"/>
           <w:u w:val="none"/>
         </w:rPr>
-        <w:t xml:space="preserve"> tortoises</w:t>
+        <w:t xml:space="preserve"> its highly sophisticated bladder</w:t>
       </w:r>
     </w:p>
     <w:p>
@@ -4088,7 +4004,7 @@
           <w:sz w:val="15"/>
           <w:u w:val="none"/>
         </w:rPr>
-        <w:t xml:space="preserve"> its highly sophisticated bladder</w:t>
+        <w:t xml:space="preserve"> tortoises</w:t>
       </w:r>
     </w:p>
     <w:p>
@@ -4113,7 +4029,7 @@
           <w:sz w:val="15"/>
           <w:u w:val="none"/>
         </w:rPr>
-        <w:t xml:space="preserve"> ★let (주어 they 복수 — let + O + 동사원형)</w:t>
+        <w:t xml:space="preserve"> ★release (주어 The seeds 복수 — it eats는 삽입된 관계절)</w:t>
       </w:r>
     </w:p>
     <w:p>
@@ -4138,7 +4054,7 @@
           <w:sz w:val="15"/>
           <w:u w:val="none"/>
         </w:rPr>
-        <w:t xml:space="preserve"> ★to face (ready + to-v)</w:t>
+        <w:t xml:space="preserve"> ★sealing (분사구문 능동 — 동물이 굴을 ‘막으면서’)</w:t>
       </w:r>
     </w:p>
     <w:p>
@@ -4163,7 +4079,7 @@
           <w:sz w:val="15"/>
           <w:u w:val="none"/>
         </w:rPr>
-        <w:t xml:space="preserve"> ★like (낙타의 요령도 거북처럼 물 아끼기 — ‘~처럼’)</w:t>
+        <w:t xml:space="preserve"> ★who (선행사 Visitors 사람)</w:t>
       </w:r>
     </w:p>
     <w:p>
@@ -4188,7 +4104,7 @@
           <w:sz w:val="15"/>
           <w:u w:val="none"/>
         </w:rPr>
-        <w:t xml:space="preserve"> storing</w:t>
+        <w:t xml:space="preserve"> bladder</w:t>
       </w:r>
     </w:p>
     <w:p>
@@ -4229,7 +4145,7 @@
           <w:sz w:val="15"/>
           <w:u w:val="none"/>
         </w:rPr>
-        <w:t xml:space="preserve"> 정답 ④ — (a) ○ (b) ✕ (c) ○ (d) ✕ (e) ✕</w:t>
+        <w:t xml:space="preserve"> 정답 ② — (A) ○ (B) ✕ (C) ✕ (D) ○</w:t>
       </w:r>
     </w:p>
     <w:p>
@@ -4254,7 +4170,7 @@
           <w:sz w:val="15"/>
           <w:u w:val="none"/>
         </w:rPr>
-        <w:t xml:space="preserve"> 정답 ② — ⓑ dig → digging / ⓓ reabsorb → to reabsorb / ⓕ such → so</w:t>
+        <w:t xml:space="preserve"> 정답 ④</w:t>
       </w:r>
     </w:p>
     <w:p>
@@ -4279,7 +4195,7 @@
           <w:sz w:val="15"/>
           <w:u w:val="none"/>
         </w:rPr>
-        <w:t xml:space="preserve"> 정답 ⑤ — extreme · sophisticated · terrified</w:t>
+        <w:t xml:space="preserve"> 정답 ①</w:t>
       </w:r>
     </w:p>
     <w:p>
@@ -4304,7 +4220,7 @@
           <w:sz w:val="15"/>
           <w:u w:val="none"/>
         </w:rPr>
-        <w:t xml:space="preserve"> 정답 ①</w:t>
+        <w:t xml:space="preserve"> 정답 ⑤ — ⓑ surface → surfaces / ⓓ allowed → allowing / ⓕ not stopping → not to stop</w:t>
       </w:r>
     </w:p>
     <w:p>
@@ -4329,7 +4245,7 @@
           <w:sz w:val="15"/>
           <w:u w:val="none"/>
         </w:rPr>
-        <w:t xml:space="preserve"> 정답 ③</w:t>
+        <w:t xml:space="preserve"> 정답 ④</w:t>
       </w:r>
     </w:p>
     <w:p>
@@ -4354,7 +4270,7 @@
           <w:sz w:val="15"/>
           <w:u w:val="none"/>
         </w:rPr>
-        <w:t xml:space="preserve"> 정답 ②</w:t>
+        <w:t xml:space="preserve"> 정답 ③</w:t>
       </w:r>
     </w:p>
     <w:p>
@@ -4379,7 +4295,7 @@
           <w:sz w:val="15"/>
           <w:u w:val="none"/>
         </w:rPr>
-        <w:t xml:space="preserve"> 정답 ③</w:t>
+        <w:t xml:space="preserve"> 정답 ③ — release → reabsorb</w:t>
       </w:r>
     </w:p>
     <w:p>
@@ -4404,7 +4320,7 @@
           <w:sz w:val="15"/>
           <w:u w:val="none"/>
         </w:rPr>
-        <w:t xml:space="preserve"> (1) survive  (2) reabsorption  (3) terrifying</w:t>
+        <w:t xml:space="preserve"> Unlike most animals, the tortoise's bladder acts as a holding tank so that it can reabsorb water back into its body.</w:t>
       </w:r>
     </w:p>
     <w:p>
@@ -4429,7 +4345,7 @@
           <w:sz w:val="15"/>
           <w:u w:val="none"/>
         </w:rPr>
-        <w:t xml:space="preserve"> Only after a good rain does the tortoise usually surface.</w:t>
+        <w:t xml:space="preserve"> (1) survives  (2) hiding  (3) storage  (4) loses</w:t>
       </w:r>
     </w:p>
     <w:p>
@@ -4454,7 +4370,7 @@
           <w:sz w:val="15"/>
           <w:u w:val="none"/>
         </w:rPr>
-        <w:t xml:space="preserve"> 정답 ④</w:t>
+        <w:t xml:space="preserve"> 정답 ②</w:t>
       </w:r>
     </w:p>
     <w:p>
@@ -4504,7 +4420,7 @@
           <w:sz w:val="14"/>
           <w:u w:val="none"/>
         </w:rPr>
-        <w:t>(e) [부정어 탈락]</w:t>
+        <w:t>(B) [근거 뒤집기]</w:t>
       </w:r>
       <w:r>
         <w:rPr>
@@ -4513,7 +4429,7 @@
           <w:sz w:val="14"/>
           <w:u w:val="none"/>
         </w:rPr>
-        <w:t xml:space="preserve"> remind visitors not to … help의 not을 지운 진술 — 상식(도와주기)과 맞아 보여 놓치기 쉽다. </w:t>
+        <w:t xml:space="preserve"> ‘frightened가 거북을 묘사한다’는 맞지만 그래서 필요한 것은 so — 형용사 앞이므로. </w:t>
       </w:r>
       <w:r>
         <w:rPr>
@@ -4522,7 +4438,7 @@
           <w:sz w:val="14"/>
           <w:u w:val="none"/>
         </w:rPr>
-        <w:t>(b)</w:t>
+        <w:t>(D) [decoy]</w:t>
       </w:r>
       <w:r>
         <w:rPr>
@@ -4531,7 +4447,7 @@
           <w:sz w:val="14"/>
           <w:u w:val="none"/>
         </w:rPr>
-        <w:t xml:space="preserve"> In fact는 대조가 아니라 강조·부연. </w:t>
+        <w:t xml:space="preserve"> 동명사구 주어를 단수로 보면 allows가 맞다고 착각해 ①·③·⑤로 간다. </w:t>
       </w:r>
       <w:r>
         <w:rPr>
@@ -4540,7 +4456,7 @@
           <w:sz w:val="14"/>
           <w:u w:val="none"/>
         </w:rPr>
-        <w:t>(c)</w:t>
+        <w:t>(C) [환언 역전]</w:t>
       </w:r>
       <w:r>
         <w:rPr>
@@ -4549,7 +4465,7 @@
           <w:sz w:val="14"/>
           <w:u w:val="none"/>
         </w:rPr>
-        <w:t xml:space="preserve"> 옳은 진술이므로 고르면 ③.</w:t>
+        <w:t xml:space="preserve"> however·different를 놓치면 참처럼 읽힌다.</w:t>
       </w:r>
     </w:p>
     <w:p>
@@ -4583,7 +4499,7 @@
           <w:sz w:val="14"/>
           <w:u w:val="none"/>
         </w:rPr>
-        <w:t>ⓕ [so/such]</w:t>
+        <w:t>② [원인 귀속 치환]</w:t>
       </w:r>
       <w:r>
         <w:rPr>
@@ -4592,7 +4508,7 @@
           <w:sz w:val="14"/>
           <w:u w:val="none"/>
         </w:rPr>
-        <w:t xml:space="preserve"> such는 (a +) 형용사 + 명사 앞 — 명사 없이 형용사만 오면 so. </w:t>
+        <w:t xml:space="preserve"> 물을 잃는 원인은 ‘적게 마셔서’가 아니라 사람의 간섭. </w:t>
       </w:r>
       <w:r>
         <w:rPr>
@@ -4601,7 +4517,7 @@
           <w:sz w:val="14"/>
           <w:u w:val="none"/>
         </w:rPr>
-        <w:t>ⓓ [사역동사 혼동]</w:t>
+        <w:t>⑤ [절대화]</w:t>
       </w:r>
       <w:r>
         <w:rPr>
@@ -4610,7 +4526,25 @@
           <w:sz w:val="14"/>
           <w:u w:val="none"/>
         </w:rPr>
-        <w:t xml:space="preserve"> let은 원형이지만 allow는 to부정사 — ③은 이것을 놓친 선지.</w:t>
+        <w:t xml:space="preserve"> 거북은 식물·빗물로 비축하고, 캥거루쥐는 ‘거의’ 마시지 않는다(almost never). </w:t>
+      </w:r>
+      <w:r>
+        <w:rPr>
+          <w:rFonts w:ascii="맑은 고딕" w:hAnsi="맑은 고딕" w:eastAsia="맑은 고딕"/>
+          <w:b/>
+          <w:sz w:val="14"/>
+          <w:u w:val="none"/>
+        </w:rPr>
+        <w:t>③ [사실 반전]</w:t>
+      </w:r>
+      <w:r>
+        <w:rPr>
+          <w:rFonts w:ascii="맑은 고딕" w:hAnsi="맑은 고딕" w:eastAsia="맑은 고딕"/>
+          <w:b w:val="0"/>
+          <w:sz w:val="14"/>
+          <w:u w:val="none"/>
+        </w:rPr>
+        <w:t xml:space="preserve"> Whereas … simply stores waste는 ‘다른 동물’ 이야기.</w:t>
       </w:r>
     </w:p>
     <w:p>
@@ -4644,7 +4578,7 @@
           <w:sz w:val="14"/>
           <w:u w:val="none"/>
         </w:rPr>
-        <w:t>③ [한 끗]</w:t>
+        <w:t>② [직역 함정]</w:t>
       </w:r>
       <w:r>
         <w:rPr>
@@ -4653,7 +4587,7 @@
           <w:sz w:val="14"/>
           <w:u w:val="none"/>
         </w:rPr>
-        <w:t xml:space="preserve"> (A)(B)는 맞고 (C)만 terrifying — 감정을 ‘느끼는’ 쪽은 -ed. </w:t>
+        <w:t xml:space="preserve"> digging holes를 ‘굴을 판다’로 읽으면 끌리지만, 구멍은 빗물을 모으기 위한 것. </w:t>
       </w:r>
       <w:r>
         <w:rPr>
@@ -4662,7 +4596,7 @@
           <w:sz w:val="14"/>
           <w:u w:val="none"/>
         </w:rPr>
-        <w:t>(B) primitive</w:t>
+        <w:t>④·⑤ [방향 역전]</w:t>
       </w:r>
       <w:r>
         <w:rPr>
@@ -4671,7 +4605,25 @@
           <w:sz w:val="14"/>
           <w:u w:val="none"/>
         </w:rPr>
-        <w:t xml:space="preserve"> Unlike most animals와 Incredibly가 ‘특별함’을 강조하므로 문맥과 충돌.</w:t>
+        <w:t xml:space="preserve"> 밖으로 나와 활동하는 장면이지 숨는 장면이 아니다. </w:t>
+      </w:r>
+      <w:r>
+        <w:rPr>
+          <w:rFonts w:ascii="맑은 고딕" w:hAnsi="맑은 고딕" w:eastAsia="맑은 고딕"/>
+          <w:b/>
+          <w:sz w:val="14"/>
+          <w:u w:val="none"/>
+        </w:rPr>
+        <w:t>③ [주체 교체]</w:t>
+      </w:r>
+      <w:r>
+        <w:rPr>
+          <w:rFonts w:ascii="맑은 고딕" w:hAnsi="맑은 고딕" w:eastAsia="맑은 고딕"/>
+          <w:b w:val="0"/>
+          <w:sz w:val="14"/>
+          <w:u w:val="none"/>
+        </w:rPr>
+        <w:t xml:space="preserve"> 길 건너기는 사람이 돕는 이야기.</w:t>
       </w:r>
     </w:p>
     <w:p>
@@ -4705,7 +4657,7 @@
           <w:sz w:val="14"/>
           <w:u w:val="none"/>
         </w:rPr>
-        <w:t>① [시기 반전]</w:t>
+        <w:t>ⓑ [부사 삽입 함정]</w:t>
       </w:r>
       <w:r>
         <w:rPr>
@@ -4714,7 +4666,7 @@
           <w:sz w:val="14"/>
           <w:u w:val="none"/>
         </w:rPr>
-        <w:t xml:space="preserve"> 더위를 ‘피한다’는 첫 문장과 정면 충돌. </w:t>
+        <w:t xml:space="preserve"> usually only가 주어와 동사 사이에 끼어 3인칭 단수 -s를 놓치기 쉽다 — ④는 이것을 놓친 선지. </w:t>
       </w:r>
       <w:r>
         <w:rPr>
@@ -4723,7 +4675,7 @@
           <w:sz w:val="14"/>
           <w:u w:val="none"/>
         </w:rPr>
-        <w:t>④</w:t>
+        <w:t>ⓓ [수동처럼 보이는 함정]</w:t>
       </w:r>
       <w:r>
         <w:rPr>
@@ -4732,7 +4684,7 @@
           <w:sz w:val="14"/>
           <w:u w:val="none"/>
         </w:rPr>
-        <w:t xml:space="preserve"> reabsorb water back into its body의 환언 — 참. </w:t>
+        <w:t xml:space="preserve"> ‘허용된’으로 읽으면 allowed가 맞아 보이지만 바로 뒤 목적어 it이 있으므로 능동. </w:t>
       </w:r>
       <w:r>
         <w:rPr>
@@ -4741,7 +4693,7 @@
           <w:sz w:val="14"/>
           <w:u w:val="none"/>
         </w:rPr>
-        <w:t>⑤</w:t>
+        <w:t>ⓐ [decoy]</w:t>
       </w:r>
       <w:r>
         <w:rPr>
@@ -4750,7 +4702,7 @@
           <w:sz w:val="14"/>
           <w:u w:val="none"/>
         </w:rPr>
-        <w:t xml:space="preserve"> empty their bladders, losing … reserves — 참.</w:t>
+        <w:t xml:space="preserve"> meaning을 틀렸다고 보면 ①·③.</w:t>
       </w:r>
     </w:p>
     <w:p>
@@ -4784,7 +4736,7 @@
           <w:sz w:val="14"/>
           <w:u w:val="none"/>
         </w:rPr>
-        <w:t>② [정반대]</w:t>
+        <w:t>④ [부정어 삭제]</w:t>
       </w:r>
       <w:r>
         <w:rPr>
@@ -4793,7 +4745,7 @@
           <w:sz w:val="14"/>
           <w:u w:val="none"/>
         </w:rPr>
-        <w:t xml:space="preserve"> 두 글 모두 ‘마시지 않고도’ 버틴다. </w:t>
+        <w:t xml:space="preserve"> ‘1년 내내’라는 본문 소재(entire year)를 쓰되 without을 지웠다. </w:t>
       </w:r>
       <w:r>
         <w:rPr>
@@ -4802,7 +4754,7 @@
           <w:sz w:val="14"/>
           <w:u w:val="none"/>
         </w:rPr>
-        <w:t>⑤ [부정어 탈락]</w:t>
+        <w:t>③ [한 끗 정답지]</w:t>
       </w:r>
       <w:r>
         <w:rPr>
@@ -4811,7 +4763,7 @@
           <w:sz w:val="14"/>
           <w:u w:val="none"/>
         </w:rPr>
-        <w:t xml:space="preserve"> remind/warn … not to의 not을 지웠다. </w:t>
+        <w:t xml:space="preserve"> from which water can be taken back into the body의 환언 — 참. </w:t>
       </w:r>
       <w:r>
         <w:rPr>
@@ -4820,7 +4772,7 @@
           <w:sz w:val="14"/>
           <w:u w:val="none"/>
         </w:rPr>
-        <w:t>④</w:t>
+        <w:t>①</w:t>
       </w:r>
       <w:r>
         <w:rPr>
@@ -4829,7 +4781,7 @@
           <w:sz w:val="14"/>
           <w:u w:val="none"/>
         </w:rPr>
-        <w:t xml:space="preserve"> 동면은 [A]에만 있는 정보를 [B]로 옮긴 것.</w:t>
+        <w:t xml:space="preserve"> well over nine-tenths … without moving.</w:t>
       </w:r>
     </w:p>
     <w:p>
@@ -4863,7 +4815,7 @@
           <w:sz w:val="14"/>
           <w:u w:val="none"/>
         </w:rPr>
-        <w:t>① [상식 함정]</w:t>
+        <w:t>④ [사례 일반화]</w:t>
       </w:r>
       <w:r>
         <w:rPr>
@@ -4872,7 +4824,7 @@
           <w:sz w:val="14"/>
           <w:u w:val="none"/>
         </w:rPr>
-        <w:t xml:space="preserve"> 더위 = 물을 많이 마심 — 본문은 1년간 담수 없이 버틴다. </w:t>
+        <w:t xml:space="preserve"> 구멍 파기는 비 온 뒤 방법 중 하나이고, 장기 생존의 핵심은 방광. </w:t>
       </w:r>
       <w:r>
         <w:rPr>
@@ -4881,7 +4833,7 @@
           <w:sz w:val="14"/>
           <w:u w:val="none"/>
         </w:rPr>
-        <w:t>⑤ [소재 오용]</w:t>
+        <w:t>⑤ [방향 역전]</w:t>
       </w:r>
       <w:r>
         <w:rPr>
@@ -4890,7 +4842,7 @@
           <w:sz w:val="14"/>
           <w:u w:val="none"/>
         </w:rPr>
-        <w:t xml:space="preserve"> 방광은 ‘물’을 저장한다. </w:t>
+        <w:t xml:space="preserve"> 집어 들지 말라는 경고를 ‘빨리 옮기라’로 뒤집음. </w:t>
       </w:r>
       <w:r>
         <w:rPr>
@@ -4899,7 +4851,7 @@
           <w:sz w:val="14"/>
           <w:u w:val="none"/>
         </w:rPr>
-        <w:t>③</w:t>
+        <w:t>① [주체 교체]</w:t>
       </w:r>
       <w:r>
         <w:rPr>
@@ -4908,7 +4860,7 @@
           <w:sz w:val="14"/>
           <w:u w:val="none"/>
         </w:rPr>
-        <w:t xml:space="preserve"> 굴은 있지만 ‘매일 판다’는 없다.</w:t>
+        <w:t xml:space="preserve"> 순찰대원의 일과는 본문에 없다.</w:t>
       </w:r>
     </w:p>
     <w:p>
@@ -4942,7 +4894,7 @@
           <w:sz w:val="14"/>
           <w:u w:val="none"/>
         </w:rPr>
-        <w:t>③ [선의 함정]</w:t>
+        <w:t>② [한 끗]</w:t>
       </w:r>
       <w:r>
         <w:rPr>
@@ -4951,7 +4903,7 @@
           <w:sz w:val="14"/>
           <w:u w:val="none"/>
         </w:rPr>
-        <w:t xml:space="preserve"> 도와주려는 행동이 오히려 해가 된다는 것이 글의 마지막 요점 — 상식적으로 착해 보여 고르지 못하기 쉽다. </w:t>
+        <w:t xml:space="preserve"> immobile이 낯설어 의심하기 쉽지만 ‘90% 이상을 굴 속에서’와 정확히 호응. </w:t>
       </w:r>
       <w:r>
         <w:rPr>
@@ -4960,7 +4912,7 @@
           <w:sz w:val="14"/>
           <w:u w:val="none"/>
         </w:rPr>
-        <w:t>④</w:t>
+        <w:t>③ [뒤 문장 함정]</w:t>
       </w:r>
       <w:r>
         <w:rPr>
@@ -4969,7 +4921,7 @@
           <w:sz w:val="14"/>
           <w:u w:val="none"/>
         </w:rPr>
-        <w:t xml:space="preserve"> holding tank의 환언 — 참.</w:t>
+        <w:t xml:space="preserve"> 마지막 문장의 empty their bladders(비운다)와 섞어 읽으면 release가 자연스러워 보인다 — 그것은 겁먹었을 때의 ‘손실’이지 평소 기능이 아니다.</w:t>
       </w:r>
     </w:p>
     <w:p>
@@ -4994,7 +4946,61 @@
           <w:sz w:val="14"/>
           <w:u w:val="none"/>
         </w:rPr>
-        <w:t xml:space="preserve"> (1) survival ✕(동사 자리). (2) reabsorbing ✕ — the ~ of 사이 명사. (3) terrified ✕ — 주어 being picked up은 감정을 ‘일으키는’ 쪽. [채점] 각 1점.</w:t>
+        <w:t xml:space="preserve"> </w:t>
+      </w:r>
+      <w:r>
+        <w:rPr>
+          <w:rFonts w:ascii="맑은 고딕" w:hAnsi="맑은 고딕" w:eastAsia="맑은 고딕"/>
+          <w:b/>
+          <w:sz w:val="14"/>
+          <w:u w:val="none"/>
+        </w:rPr>
+        <w:t>so that it reabsorbs</w:t>
+      </w:r>
+      <w:r>
+        <w:rPr>
+          <w:rFonts w:ascii="맑은 고딕" w:hAnsi="맑은 고딕" w:eastAsia="맑은 고딕"/>
+          <w:b w:val="0"/>
+          <w:sz w:val="14"/>
+          <w:u w:val="none"/>
+        </w:rPr>
+        <w:t xml:space="preserve"> ✕ — 보기의 can을 빠뜨림. </w:t>
+      </w:r>
+      <w:r>
+        <w:rPr>
+          <w:rFonts w:ascii="맑은 고딕" w:hAnsi="맑은 고딕" w:eastAsia="맑은 고딕"/>
+          <w:b/>
+          <w:sz w:val="14"/>
+          <w:u w:val="none"/>
+        </w:rPr>
+        <w:t>so it can reabsorb</w:t>
+      </w:r>
+      <w:r>
+        <w:rPr>
+          <w:rFonts w:ascii="맑은 고딕" w:hAnsi="맑은 고딕" w:eastAsia="맑은 고딕"/>
+          <w:b w:val="0"/>
+          <w:sz w:val="14"/>
+          <w:u w:val="none"/>
+        </w:rPr>
+        <w:t xml:space="preserve"> ✕ — that 누락. </w:t>
+      </w:r>
+      <w:r>
+        <w:rPr>
+          <w:rFonts w:ascii="맑은 고딕" w:hAnsi="맑은 고딕" w:eastAsia="맑은 고딕"/>
+          <w:b/>
+          <w:sz w:val="14"/>
+          <w:u w:val="none"/>
+        </w:rPr>
+        <w:t>acts as a holding tank, so that</w:t>
+      </w:r>
+      <w:r>
+        <w:rPr>
+          <w:rFonts w:ascii="맑은 고딕" w:hAnsi="맑은 고딕" w:eastAsia="맑은 고딕"/>
+          <w:b w:val="0"/>
+          <w:sz w:val="14"/>
+          <w:u w:val="none"/>
+        </w:rPr>
+        <w:t xml:space="preserve"> 콤마는 허용되나 ‘결과’ so가 아니라 조건 3의 목적절임을 유지. [채점] so that + can 구조 1.5 / 어순·보기 전부 1 / 철자·단어 수 0.5.</w:t>
       </w:r>
     </w:p>
     <w:p>
@@ -5028,7 +5034,7 @@
           <w:sz w:val="14"/>
           <w:u w:val="none"/>
         </w:rPr>
-        <w:t>does … surfaces</w:t>
+        <w:t>collect</w:t>
       </w:r>
       <w:r>
         <w:rPr>
@@ -5037,7 +5043,7 @@
           <w:sz w:val="14"/>
           <w:u w:val="none"/>
         </w:rPr>
-        <w:t xml:space="preserve"> ✕ — 조동사 does 뒤 동사원형. </w:t>
+        <w:t xml:space="preserve"> ✕ — (3) ‘water collecting tank’는 빗물을 모으는 구멍 이야기와 섞은 함정; 방광은 ‘저장’. </w:t>
       </w:r>
       <w:r>
         <w:rPr>
@@ -5046,7 +5052,7 @@
           <w:sz w:val="14"/>
           <w:u w:val="none"/>
         </w:rPr>
-        <w:t>Only after a good rain the tortoise usually surfaces</w:t>
+        <w:t>gain</w:t>
       </w:r>
       <w:r>
         <w:rPr>
@@ -5055,7 +5061,25 @@
           <w:sz w:val="14"/>
           <w:u w:val="none"/>
         </w:rPr>
-        <w:t xml:space="preserve"> ✕ — 도치 누락, does 미사용. [채점] 도치 1.5 / 어형 1 / 어순·단어 수 0.5.</w:t>
+        <w:t xml:space="preserve"> ✕ — (4)는 물을 ‘잃는’ 것. </w:t>
+      </w:r>
+      <w:r>
+        <w:rPr>
+          <w:rFonts w:ascii="맑은 고딕" w:hAnsi="맑은 고딕" w:eastAsia="맑은 고딕"/>
+          <w:b/>
+          <w:sz w:val="14"/>
+          <w:u w:val="none"/>
+        </w:rPr>
+        <w:t>dig</w:t>
+      </w:r>
+      <w:r>
+        <w:rPr>
+          <w:rFonts w:ascii="맑은 고딕" w:hAnsi="맑은 고딕" w:eastAsia="맑은 고딕"/>
+          <w:b w:val="0"/>
+          <w:sz w:val="14"/>
+          <w:u w:val="none"/>
+        </w:rPr>
+        <w:t xml:space="preserve"> ✕ — (2)에 digging을 쓰면 ‘파서 더위를 견딘다’로 본문과 어긋남. [채점] 각 0.75, 어형 오류 0.</w:t>
       </w:r>
     </w:p>
     <w:p>
@@ -5089,7 +5113,7 @@
           <w:sz w:val="14"/>
           <w:u w:val="none"/>
         </w:rPr>
-        <w:t>⑤ [한 끗]</w:t>
+        <w:t>③ [한 끗]</w:t>
       </w:r>
       <w:r>
         <w:rPr>
@@ -5098,7 +5122,7 @@
           <w:sz w:val="14"/>
           <w:u w:val="none"/>
         </w:rPr>
-        <w:t xml:space="preserve"> (C) 뒤 (B)를 두면 its bladder가 처음 등장해 ‘방광이 중요하다’의 근거가 없다. </w:t>
+        <w:t xml:space="preserve"> Then 뒤에 두면 ‘활동 시작 → 사실 비 온 뒤에만 나온다’로 순서가 뒤집혀 Then이 가리킬 사건이 사라진다. </w:t>
       </w:r>
       <w:r>
         <w:rPr>
@@ -5107,7 +5131,7 @@
           <w:sz w:val="14"/>
           <w:u w:val="none"/>
         </w:rPr>
-        <w:t>(A) 먼저</w:t>
+        <w:t>①</w:t>
       </w:r>
       <w:r>
         <w:rPr>
@@ -5116,7 +5140,7 @@
           <w:sz w:val="14"/>
           <w:u w:val="none"/>
         </w:rPr>
-        <w:t xml:space="preserve"> But과 the reptile이 받을 대상이 없다.</w:t>
+        <w:t xml:space="preserve"> It avoids it 뒤에 ‘비 온 뒤에만 나온다’를 붙이면 그럴듯하지만 immobile 문장과 Then 사이가 끊긴다.</w:t>
       </w:r>
     </w:p>
     <w:p>
@@ -5141,7 +5165,7 @@
           <w:sz w:val="14"/>
           <w:u w:val="none"/>
         </w:rPr>
-        <w:t xml:space="preserve"> 사막거북은 Death Valley의 극심한 더위에 대처하는 간단한 해결책을 가지고 있다. 그것을 피하는 것이다. (B) 이 느리게 움직이는 생물은 겨울에 동면하고 여름의 대부분을 굴 속에서 지내는데, 이는 그 생의 90퍼센트 이상을 움직이지 않은 채 보낸다는 뜻이다. 사실 거북은 보통 충분한 비가 온 뒤에만 밖으로 나온다. 그다음 활동을 시작한다. 거북은 식물을 먹고 빗물을 모으기 위한 구멍을 파서 물을 비축한다. (A) 하지만 장기간의 동면 동안 물을 공급받은 상태로 지내기 위해 이 파충류는 다른 것에 의지한다. 바로 매우 정교한 방광이다. 대부분의 동물과 달리 거북의 방광은 저장 탱크 역할을 하여 물을 몸으로 다시 재흡수할 수 있게 한다. 놀랍게도 사막거북은 담수를 전혀 섭취하지 않고도 1년을 버틸 수 있다. (C) 그리고 방광이 거북의 생존에 매우 중요하기 때문에 공원 순찰대원들은 종종 방문객들에게 멈춰서 그 느린 동물이 길을 건너도록 도와주지 말라고 상기시킨다. 거북은 사람들이 들어 올릴 때 너무 겁을 먹어 방광을 비워 버리고 소중한 물 비축량을 잃는다.</w:t>
+        <w:t xml:space="preserve"> ['사막거북은 Death Valley의 극심한 더위에 대처하는 간단한 해결책을 가지고 있다: 그것을 피하는 것이다.', '이 느리게 움직이는 생물은 겨울에 동면하고 여름의 대부분을 굴 속에서 지내는데, 이는 그 생의 90퍼센트 이상을 움직이지 않은 채 보낸다는 뜻이다.', '사실 거북은 보통 충분한 비가 온 뒤에만 밖으로 나온다.', '그다음 활동을 시작한다.', '거북은 식물을 먹고 빗물을 모으기 위한 구멍을 파서 물을 비축한다.', '하지만 장기간의 동면 동안 물을 공급받은 상태로 지내기 위해 이 파충류는 다른 것에 의지한다 — 바로 매우 정교한 방광이다.', '대부분의 동물과 달리 거북의 방광은 저장 탱크 역할을 하여 물을 몸으로 다시 재흡수할 수 있게 한다.', '놀랍게도 사막거북은 담수를 전혀 섭취하지 않고도 꼬박 1년을 버틸 수 있다.', '그리고 방광이 거북의 생존에 매우 중요하기 때문에, 공원 순찰대원들은 종종 방문객들에게 멈춰서 그 느린 동물이 길을 건너도록 도와주지 말라고 상기시킨다.', '거북은 사람들이 들어 올릴 때 너무 겁을 먹어서 방광을 비워 버리고, 소중한 물 비축량을 잃는다.']</w:t>
       </w:r>
     </w:p>
     <w:p>
@@ -5166,7 +5190,7 @@
           <w:sz w:val="14"/>
           <w:u w:val="none"/>
         </w:rPr>
-        <w:t xml:space="preserve"> 낙타는 다른 방식으로 사막을 견딘다. 더위를 피하는 대신, 낮 동안 체온이 오르게 내버려 두는데, 이는 땀으로 잃는 물이 더 적다는 뜻이다. 밤이 되면 다시 몸을 식혀 또 하루의 햇볕을 맞을 준비를 한다. 그들의 요령도 거북의 요령처럼 할 수 있는 한 물 한 방울까지 아끼는 것이다.</w:t>
+        <w:t xml:space="preserve"> ['아메리카 사막의 캥거루쥐도 같은 물 부족에 맞닥뜨리는데, 이 동물에게도 비결이 있다: 거의 물을 마시지 않는 것이다.', '이 동물이 먹는 씨앗은 소화되면서 물을 내놓고, 신장은 매우 효율적이어서 수분이 거의 손실되지 않는다.', '이 동물은 그 물을 조금도 낭비할 여유가 없기 때문에 낮에는 땅속에 머물며, 굴 안의 공기가 습하게 유지되도록 굴 입구를 막는다.', '더 가까이 보려고 굴을 파헤치는 방문객은, 이 동물이 평생 피해 온 건조한 한낮의 더위에 그것을 노출시킬 수 있다.']</w:t>
       </w:r>
     </w:p>
     <w:sectPr>
